--- a/artifacts/report_nckh.docx
+++ b/artifacts/report_nckh.docx
@@ -7,7 +7,7 @@
         <w:pStyle w:val="Title"/>
       </w:pPr>
       <w:r>
-        <w:t>Multi Scale Series Decomposed State Space Model for High Precision Bearing Anomaly Detection</w:t>
+        <w:t>Hybrid Mamba-CNN Architecture with Physics-Informed Stats Head for Leakage-Free Bearing Anomaly Detection</w:t>
       </w:r>
     </w:p>
     <w:p>
@@ -171,17 +171,7 @@
           <w:rFonts w:eastAsia="MS Mincho"/>
         </w:rPr>
       </w:pPr>
-    </w:p>
-    <w:p>
-      <w:pPr>
-        <w:pStyle w:val="NoSpacing"/>
-        <w:tabs>
-          <w:tab w:val="left" w:pos="284"/>
-        </w:tabs>
-        <w:rPr>
-          <w:rFonts w:eastAsia="MS Mincho"/>
-        </w:rPr>
-      </w:pPr>
+      <w:bookmarkStart w:id="0" w:name="_Hlk230635922"/>
       <w:r>
         <w:rPr>
           <w:rFonts w:eastAsia="MS Mincho"/>
@@ -203,37 +193,24 @@
         <w:rPr>
           <w:rFonts w:eastAsia="MS Mincho"/>
         </w:rPr>
-        <w:t xml:space="preserve">line 1 (of </w:t>
-      </w:r>
-      <w:r>
-        <w:rPr>
-          <w:rFonts w:eastAsia="MS Mincho"/>
-          <w:i/>
-        </w:rPr>
-        <w:t>Affiliation</w:t>
-      </w:r>
-      <w:r>
-        <w:rPr>
-          <w:rFonts w:eastAsia="MS Mincho"/>
-        </w:rPr>
-        <w:t>): dept. name of organization</w:t>
-      </w:r>
-    </w:p>
-    <w:p>
-      <w:pPr>
-        <w:pStyle w:val="NoSpacing"/>
-        <w:tabs>
-          <w:tab w:val="left" w:pos="284"/>
-        </w:tabs>
-        <w:rPr>
-          <w:rFonts w:eastAsia="MS Mincho"/>
-        </w:rPr>
-      </w:pPr>
-      <w:r>
-        <w:rPr>
-          <w:rFonts w:eastAsia="MS Mincho"/>
-        </w:rPr>
-        <w:t>Amazing Total Solutions Joint Stock Company</w:t>
+        <w:t>Falcuty of Software of Engineering</w:t>
+      </w:r>
+    </w:p>
+    <w:p>
+      <w:pPr>
+        <w:pStyle w:val="NoSpacing"/>
+        <w:tabs>
+          <w:tab w:val="left" w:pos="284"/>
+        </w:tabs>
+        <w:rPr>
+          <w:rFonts w:eastAsia="MS Mincho"/>
+        </w:rPr>
+      </w:pPr>
+      <w:r>
+        <w:rPr>
+          <w:rFonts w:eastAsia="MS Mincho"/>
+        </w:rPr>
+        <w:t>FPT University Ho Chi Minh City</w:t>
       </w:r>
     </w:p>
     <w:p>
@@ -280,18 +257,24 @@
         <w:rPr>
           <w:rFonts w:eastAsia="MS Mincho"/>
         </w:rPr>
-        <w:t xml:space="preserve">e-mail: </w:t>
+        <w:t>e-mail:</w:t>
+      </w:r>
+      <w:r>
+        <w:t xml:space="preserve"> </w:t>
       </w:r>
       <w:hyperlink r:id="rId8" w:history="1">
         <w:r>
           <w:rPr>
             <w:rStyle w:val="Hyperlink"/>
-            <w:rFonts w:eastAsia="MS Mincho"/>
           </w:rPr>
-          <w:t>admin@amazingtech.vn</w:t>
+          <w:t>longt5@fpt.edu.vn</w:t>
         </w:r>
       </w:hyperlink>
-    </w:p>
+      <w:r>
+        <w:t xml:space="preserve"> </w:t>
+      </w:r>
+    </w:p>
+    <w:bookmarkEnd w:id="0"/>
     <w:p>
       <w:pPr>
         <w:pStyle w:val="NoSpacing"/>
@@ -389,7 +372,7 @@
         <w:t xml:space="preserve">: </w:t>
       </w:r>
       <w:r>
-        <w:t>This paper proposed an advanced framework for bearing anomaly detection utilizing the Mamba state space model architecture. Anomaly detection from raw vibration signals often encountered significant challenges due to the non-stationary nature and complex noise of time series data. To address these issues, the proposed model integrated a Reversible Instance Normalization layer to mitigate distribution shifts, combined with a series decomposition technique to separate time series into trend and seasonal components. These decomposed components were subsequently processed through a Mamba encoder to effectively extract long-range dependencies. Forecasting and denormalization processes were sequentially executed to reconstruct the signals, from which the mean squared error was calculated to serve as the anomaly score. Finally, the framework employed the Peak Over Threshold dynamic thresholding technique to establish automated warning boundaries. Experimental results on real-world vibration datasets demonstrated that the proposed model achieved high precision and significantly reduced false alarm rates. The study concluded that the integration of series decomposition and state space models provided a reliable solution for industrial fault diagnosis.</w:t>
+        <w:t>A hybrid Mamba-CNN architecture with a physics-informed statistical head is proposed for rolling element bearing anomaly detection under non-stationary operating conditions. Traditional deep sequence networks often struggle to isolate structural degradation patterns due to heavy industrial background noise and execution bottlenecks over long-horizon trajectories. To address these limitations, a distribution-adaptive framework utilizing temporal series decomposition is introduced to isolate trend and seasonal components from raw vibration signals. These temporal representations are subsequently enriched by an eight-dimensional physical statistical layer extracted from the lookback window, incorporating crucial diagnostic indicators including root mean square and kurtosis to guarantee mechanical interpretability. The integrated feature streams are processed through a channel-independent Mamba encoder to effectively model long-range temporal dependencies with linear complexity. Signal reconstruction is executed via sequential forecasting and denormalization processes, where the mean squared error is utilized as the anomaly score. To ensure a leakage-free calibration workflow aligned with true industrial deployment, localized decision thresholds are established per-bearing using the peak over threshold technique applied strictly to early-stage healthy operation segments. Under the evaluated settings, benchmark baselines—including long short-term memory, ModernTCN, PatchTST, and SimpleMamba—are auto-scaled to equalize the parameter budget. The empirical results indicate that enhanced structural efficiency, elevated detection accuracy, and reduced false alarm rates are achieved across real-world vibration datasets.</w:t>
       </w:r>
       <w:r>
         <w:t xml:space="preserve">  </w:t>
@@ -456,7 +439,7 @@
         <w:rPr>
           <w:rFonts w:eastAsia="MS Mincho"/>
         </w:rPr>
-        <w:t>state space models; time series decomposition; bearing anomaly detection; fault diagnosis; Peak Over Threshold.</w:t>
+        <w:t>selective state space models, hybrid Mamba-CNN, series decomposition, bearing anomaly detection, leakage-free calibration, peak over threshold.</w:t>
       </w:r>
     </w:p>
     <w:p>
@@ -507,10 +490,14 @@
         <w:jc w:val="both"/>
       </w:pPr>
       <w:r>
+        <w:rPr>
+          <w:b/>
+          <w:bCs/>
+        </w:rPr>
         <w:tab/>
       </w:r>
       <w:r>
-        <w:t>Rolling element bearings serve as the "heart" of rotating machinery, yet they remain one of the most vulnerable components, accounting for approximately 45% to 70% of all electrical machine failures [1]. In the era of Industry 4.0, Prognostics and Health Management (PHM) has transitioned from reactive maintenance to proactive anomaly detection, leveraging high-frequency vibration data to identify incipient structural degradations before they escalate into catastrophic system failures. From a rotational dynamics perspective, when a microscopic defect develops on the inner race, outer race, or rolling elements, each mechanical interaction releases an extremely short-duration impulse. These periodic impacts excite the natural structural resonances of the machinery, producing complex vibration signals that can be captured by industrial accelerometers. To record these transient events, sensors must acquire measurements at exceptionally high sampling rates, often reaching tens of kilohertz. Therefore, early-stage anomaly detection within these streams is a core objective of modern PHM systems to prevent catastrophic breakdowns and minimize unplanned downtime.</w:t>
+        <w:t>Reliability and operational safety in modern industrial asset management depend heavily on the continuous health monitoring of rotating machinery [1]. Within these mechanical systems, rolling element bearings are classified as critical components, as their structural degradation directly induces catastrophic system failures and substantial economic losses [2]. Consequently, vibration-based unsupervised anomaly detection has emerged as a cornerstone of Prognostics and Health Management (PHM) frameworks. Raw vibration signals collected from operational environments exhibit highly non-stationary distributions, severe non-linear dynamics, and are continuously corrupted by heavy industrial background noise. Although traditional signal processing techniques provide foundational diagnostic capabilities, subtle acoustic and transient impact pulses generated during early-stage degradation phases are frequently masked by operational noise, necessitating advanced sequence modeling paradigms capable of isolating anomalies with high structural fidelity.</w:t>
       </w:r>
     </w:p>
     <w:p>
@@ -525,17 +512,14 @@
         <w:tab/>
       </w:r>
       <w:r>
-        <w:t xml:space="preserve">To analyze these high-frequency vibration waveforms, various data-driven deep learning models have been proposed for automated feature extraction; however, these models often struggle with the "curse of long-range dependency" — where the signal length required to capture complete degradation cycles exceeds the effective receptive field of the network. Specifically, Long Short-Term Memory (LSTM) networks face a major computational bottleneck due to their sequential execution, which prevents parallel training on modern hardware and leads to vanishing gradients when modeling long sequences [2]. While Temporal </w:t>
+        <w:t xml:space="preserve">In recent years, deep learning methodologies have been adopted to automate time-series feature extraction and health state classification. Recurrent and temporal convolutional networks have been applied to sequence tracking, yet recursive update bottlenecks and fixed receptive </w:t>
       </w:r>
       <w:r>
         <w:lastRenderedPageBreak/>
-        <w:t xml:space="preserve">Convolutional Networks (TCN) architectures alleviate sequential constraints by utilizing dilated causal convolutional filters to process inputs in parallel, their ability to capture temporal dependencies remains limited by a fixed receptive field [3]. Transformer-based models successfully capture global dependencies using self-attention mechanisms, yet their quadratic computational and memory complexity, scaled at </w:t>
+        <w:t>fields inherently limit their effectiveness over long-horizon trajectories [3]. To capture long-range interactions, advanced SOTA architectures such as Anomaly Transformer and TimesNet leverage self-attention mechanisms and multi-frequency analysis [4]. However, these frameworks suffer from quadratic computational complexity (</w:t>
       </w:r>
       <m:oMath>
         <m:r>
-          <m:rPr>
-            <m:scr m:val="script"/>
-          </m:rPr>
           <w:rPr>
             <w:rFonts w:ascii="Cambria Math" w:hAnsi="Cambria Math"/>
           </w:rPr>
@@ -567,7 +551,7 @@
                   <w:rPr>
                     <w:rFonts w:ascii="Cambria Math" w:hAnsi="Cambria Math"/>
                   </w:rPr>
-                  <m:t>L</m:t>
+                  <m:t>N</m:t>
                 </m:r>
               </m:e>
               <m:sup>
@@ -583,7 +567,7 @@
         </m:d>
       </m:oMath>
       <w:r>
-        <w:t>, poses a significant bottleneck for real-time edge monitoring where resources are constrained [4]. Furthermore, because Transformers treat each time step as an isolated token, they lack local translation invariance, making them highly sensitive to industrial noise and prone to false alarms. Indeed, industrial data are collected under highly noisy conditions, which often obscure the subtle features of early faults.</w:t>
+        <w:t>) and are prone to overfitting when subjected to industrial noise. Furthermore, alternative advanced baselines like ModernTCN and PatchTST segment signals into localized sub-series or patches to optimize processing efficiency. Despite these structural improvements, these methods operate primarily under channel-independent constraints, failing to effectively fuse cross-channel correlations with global temporal context, which leads to escalated false alarm rates in multi-sensor industrial setups.</w:t>
       </w:r>
     </w:p>
     <w:p>
@@ -598,13 +582,10 @@
         <w:tab/>
       </w:r>
       <w:r>
-        <w:t xml:space="preserve">The recent introduction of the Mamba architecture, a selective State-Space Model (SSM), has redefined the efficiency-accuracy trade-off by achieving linear complexity </w:t>
+        <w:t>More recently, selective state space models, notably the Mamba architecture, have been introduced to establish linear-time complexity (</w:t>
       </w:r>
       <m:oMath>
         <m:r>
-          <m:rPr>
-            <m:scr m:val="script"/>
-          </m:rPr>
           <w:rPr>
             <w:rFonts w:ascii="Cambria Math" w:hAnsi="Cambria Math"/>
           </w:rPr>
@@ -625,13 +606,13 @@
               <w:rPr>
                 <w:rFonts w:ascii="Cambria Math" w:hAnsi="Cambria Math"/>
               </w:rPr>
-              <m:t>L</m:t>
+              <m:t>N</m:t>
             </m:r>
           </m:e>
         </m:d>
       </m:oMath>
       <w:r>
-        <w:t xml:space="preserve"> [5]. However, existing Mamba-based PHM models, such as FEMamba [6] and TFG-Mamba [7], primarily focus on direct Remaining Useful Life (RUL) regression. These approaches often overlook two critical physical characteristics of bearing vibration: (i) the non-stationary nature of signal components in practical industrial environments, where operating variables such as motor speeds, loads, and temperatures fluctuate dynamically, causing the statistical properties of the collected vibration data to drift continuously; and (ii) the multi-scale nature of fault signatures, which range from broad energy shifts to micro-second impulse transients. When autoencoders are trained on stationary, healthy data, these distribution shifts degrade the reconstruction accuracy of the models, triggering false alerts. Furthermore, a critical research gap remains in the lack of unified frameworks that integrate multi-scale temporal decomposition within the network to decouple trend and seasonal components separately [9], combined with statistically rigorous dynamic thresholding techniques instead of rigid, empirical thresholds that are highly sensitive to background noise [10].</w:t>
+        <w:t>) while maintaining a powerful selective scan mechanism. Specialized adaptations such as FEMamba and TFG-Mamba attempt to incorporate time-frequency domain features to enhance diagnostic accuracy. Nevertheless, a critical research gap remains unaddressed within these state-of-the-art frameworks. First, existing Mamba-based diagnostic networks treat signal forecasting and thresholding as decoupled processes, ignoring the inherent distribution shifts of non-stationary signals. Second, pure data-driven sequence networks operate as uninterpretable black boxes, decoupling statistical anomaly scores from underlying mechanical degradation physics. Third, existing thresholding mechanisms frequently induce data leakage by utilizing global or future anomalous validation data during the calibration phase, rendering them impractical for true online industrial deployment workflows where only localized, historical healthy baselines are available.</w:t>
       </w:r>
     </w:p>
     <w:p>
@@ -646,17 +627,7 @@
         <w:tab/>
       </w:r>
       <w:r>
-        <w:t xml:space="preserve">To bridge these gaps, this paper introduces </w:t>
-      </w:r>
-      <w:r>
-        <w:rPr>
-          <w:b/>
-          <w:bCs/>
-        </w:rPr>
-        <w:t>HybridMamba++</w:t>
-      </w:r>
-      <w:r>
-        <w:t>, a Channel-Independent (CI) architecture specifically engineered for bearing PHM. At its core, we propose a Hybrid Mamba-CNN framework that integrates the selective State-Space Model (SSM) with a Convolutional Neural Network (CNN). We choose this hybrid design because the CNN branch acts as a dynamic spatial-temporal filter to isolate high-frequency noise and capture impact-like micro-transients, while the Mamba branch tracks long-horizon degradation trends with linear computational complexity [5]. Consequently, the central research question of this investigation is: Can a unified framework that combines a hybrid Mamba-CNN encoder, Reversible Instance Normalization (RevIN) for distribution-shift mitigation [8], multi-scale series decomposition [9], and a Peak Over Threshold (POT) dynamic thresholding mechanism based on Extreme Value Theory (EVT) [10] achieve superior anomaly detection accuracy and lower false alarm rates compared to traditional deep learning models?</w:t>
+        <w:t>To resolve these interconnected challenges, a physics-informed, series-decomposed hybrid Mamba-CNN framework is proposed in this study for leakage-free bearing anomaly detection. The core architecture integrates a temporal series decomposition module with moving average pooling to isolate low-frequency degradation trends from high-frequency seasonal shock transients. The seasonal feature streams are subsequently processed through a channel-independent Mamba encoder to maximize global dependency extraction without cross-channel noise propagation. To inject engineering domain knowledge and guarantee mechanical interpretability, the latent representations are reinforced by an eight-dimensional physical statistical layer (Stats Head) extracted directly from the lookback window. This layer incorporates Mean, Standard Deviation, Root Mean Square, Peak-to-Peak, Skewness, Kurtosis, Crest Factor, and Shape Factor, fusing raw data-driven representations with established mechanical profiles within a dedicated fusion forecasting head.</w:t>
       </w:r>
     </w:p>
     <w:p>
@@ -671,104 +642,36 @@
         <w:tab/>
       </w:r>
       <w:r>
-        <w:t>The main contributions of this work are four-fold:</w:t>
-      </w:r>
-    </w:p>
-    <w:p>
-      <w:pPr>
-        <w:pStyle w:val="NoSpacing"/>
-        <w:numPr>
-          <w:ilvl w:val="0"/>
-          <w:numId w:val="21"/>
-        </w:numPr>
-        <w:tabs>
-          <w:tab w:val="left" w:pos="284"/>
-        </w:tabs>
-        <w:jc w:val="both"/>
-      </w:pPr>
-      <w:r>
-        <w:rPr>
-          <w:b/>
-          <w:bCs/>
-        </w:rPr>
-        <w:t>Series-Decomposed Hybrid Architecture:</w:t>
-      </w:r>
-      <w:r>
-        <w:t xml:space="preserve"> We propose the architecture which leverages a hybrid Mamba-CNN configuration to capture both local transient impacts and global degradation dynamics with linear-time complexity [5].</w:t>
-      </w:r>
-    </w:p>
-    <w:p>
-      <w:pPr>
-        <w:pStyle w:val="NoSpacing"/>
-        <w:numPr>
-          <w:ilvl w:val="0"/>
-          <w:numId w:val="21"/>
-        </w:numPr>
-        <w:tabs>
-          <w:tab w:val="left" w:pos="284"/>
-        </w:tabs>
-        <w:jc w:val="both"/>
-      </w:pPr>
-      <w:r>
-        <w:rPr>
-          <w:b/>
-          <w:bCs/>
-        </w:rPr>
-        <w:t>Multi-Scale Dual-Kernel Patching:</w:t>
-      </w:r>
-      <w:r>
-        <w:t xml:space="preserve"> A novel front-end block that captures multi-frequency transients using asymmetric convolutional kernels, significantly improving the sensitivity to early-stage faults.</w:t>
-      </w:r>
-    </w:p>
-    <w:p>
-      <w:pPr>
-        <w:pStyle w:val="NoSpacing"/>
-        <w:numPr>
-          <w:ilvl w:val="0"/>
-          <w:numId w:val="21"/>
-        </w:numPr>
-        <w:tabs>
-          <w:tab w:val="left" w:pos="284"/>
-        </w:tabs>
-        <w:jc w:val="both"/>
-      </w:pPr>
-      <w:r>
-        <w:rPr>
-          <w:b/>
-          <w:bCs/>
-        </w:rPr>
-        <w:t>EVT-Based Threshold Calibration:</w:t>
-      </w:r>
-      <w:r>
-        <w:t xml:space="preserve"> Integration of the POT method [10] for automated, statistically-grounded anomaly detection by modeling the statistical tail of the reconstruction Mean Squared Error (MSE), achieving a near-zero False Alarm Rate (FAR) of 2.03%.</w:t>
-      </w:r>
-    </w:p>
-    <w:p>
-      <w:pPr>
-        <w:pStyle w:val="NoSpacing"/>
-        <w:numPr>
-          <w:ilvl w:val="0"/>
-          <w:numId w:val="21"/>
-        </w:numPr>
-        <w:tabs>
-          <w:tab w:val="left" w:pos="284"/>
-        </w:tabs>
-        <w:jc w:val="both"/>
-      </w:pPr>
-      <w:r>
-        <w:rPr>
-          <w:b/>
-          <w:bCs/>
-        </w:rPr>
-        <w:t>Rigorous Hardware-Aware Benchmarking:</w:t>
-      </w:r>
-      <w:r>
-        <w:t xml:space="preserve"> A comparative study under a strict 250k parameter budget, demonstrating that HybridMamba++ outperforms Transformers [4] and ModernTCN [11] in both precision (AUPRC: 0.9944) and inference speed (0.0673 ms/sample) under highly non-stationary conditions.</w:t>
-      </w:r>
-    </w:p>
-    <w:p>
-      <w:pPr>
-        <w:pStyle w:val="NoSpacing"/>
+        <w:t xml:space="preserve">The main contributions of this research are summarized as follows. First, a hybrid Mamba-CNN forecasting paradigm with series decomposition is introduced, achieving linear complexity while eliminating </w:t>
+      </w:r>
+      <w:bookmarkStart w:id="1" w:name="_Hlk230639902"/>
+      <w:r>
+        <w:t xml:space="preserve">cross-channel noise interference. Second, a physics-informed statistical head is formulated to bridge the gap between data-driven latent spaces and mechanical descriptors, ensuring structural interpretability. Third, a leakage-free calibration workflow utilizing Extreme Value Theory via the Peak Over Threshold (POT) technique is executed, where dynamic boundaries are derived strictly from localized, early-stage healthy operational segments. The remainder of this paper is organized </w:t>
+      </w:r>
+      <w:bookmarkEnd w:id="1"/>
+      <w:r>
+        <w:t>as follows: Section II reviews the relevant literature and deep sequence baselines. Section III details the mathematical formulation of the proposed methodology. Section IV outlines the experimental setup, baseline parameter budgeting, and comparative performance analysis. Section V concludes the study and discusses future research trajectories.</w:t>
+      </w:r>
+    </w:p>
+    <w:p>
+      <w:pPr>
+        <w:pStyle w:val="NoSpacing"/>
+        <w:tabs>
+          <w:tab w:val="left" w:pos="284"/>
+        </w:tabs>
+        <w:jc w:val="both"/>
+      </w:pPr>
+    </w:p>
+    <w:p>
+      <w:pPr>
+        <w:pStyle w:val="Heading1"/>
+      </w:pPr>
+      <w:r>
+        <w:t>literature review</w:t>
+      </w:r>
+    </w:p>
+    <w:p>
+      <w:pPr>
         <w:tabs>
           <w:tab w:val="left" w:pos="284"/>
         </w:tabs>
@@ -777,32 +680,31 @@
       <w:r>
         <w:tab/>
       </w:r>
-      <w:r>
-        <w:t xml:space="preserve">The remainder of this paper is organized as follows. Section II reviews foundational work in bearing PHM and literature on anomaly detection; Section III details the proposed CI-Mamba </w:t>
-      </w:r>
-      <w:r>
-        <w:lastRenderedPageBreak/>
-        <w:t>methodology and experimental setup; Section IV evaluates the experimental results and provides a comparative discussion; and Section V concludes the paper.</w:t>
-      </w:r>
-    </w:p>
-    <w:p>
-      <w:pPr>
-        <w:pStyle w:val="NoSpacing"/>
-        <w:tabs>
-          <w:tab w:val="left" w:pos="284"/>
-        </w:tabs>
-        <w:jc w:val="both"/>
-      </w:pPr>
-    </w:p>
-    <w:p>
-      <w:pPr>
-        <w:pStyle w:val="Heading1"/>
-      </w:pPr>
-      <w:r>
-        <w:t>literature review</w:t>
-      </w:r>
-    </w:p>
-    <w:p/>
+    </w:p>
+    <w:p>
+      <w:pPr>
+        <w:tabs>
+          <w:tab w:val="left" w:pos="284"/>
+        </w:tabs>
+        <w:jc w:val="both"/>
+      </w:pPr>
+    </w:p>
+    <w:p>
+      <w:pPr>
+        <w:tabs>
+          <w:tab w:val="left" w:pos="284"/>
+        </w:tabs>
+        <w:jc w:val="both"/>
+      </w:pPr>
+    </w:p>
+    <w:p>
+      <w:pPr>
+        <w:tabs>
+          <w:tab w:val="left" w:pos="284"/>
+        </w:tabs>
+        <w:jc w:val="both"/>
+      </w:pPr>
+    </w:p>
     <w:p>
       <w:pPr>
         <w:pStyle w:val="NoSpacing"/>
@@ -823,6 +725,7 @@
         <w:rPr>
           <w:b/>
         </w:rPr>
+        <w:lastRenderedPageBreak/>
         <w:t>Ease of Use</w:t>
       </w:r>
     </w:p>
@@ -1337,44 +1240,41 @@
         <w:tab/>
       </w:r>
       <w:r>
-        <w:t xml:space="preserve">The equations are an exception to the prescribed specifications of this template. You will need to determine whether or not your equation should be typed using either the Times New </w:t>
-      </w:r>
-      <w:r>
+        <w:t>The equations are an exception to the prescribed specifications of this template. You will need to determine whether or not your equation should be typed using either the Times New Roman or the Symbol font (please no other font). To create multileveled equations, it may be necessary to treat the equation as a graphic and insert it into the text after your paper is styled.</w:t>
+      </w:r>
+    </w:p>
+    <w:p>
+      <w:pPr>
+        <w:pStyle w:val="NoSpacing"/>
+        <w:tabs>
+          <w:tab w:val="left" w:pos="284"/>
+        </w:tabs>
+        <w:jc w:val="both"/>
+      </w:pPr>
+      <w:r>
+        <w:tab/>
+      </w:r>
+      <w:r>
+        <w:t>Number equations consecutively. Equation numbers, within parentheses, are to position flush right, as in (1), using a right tab stop. To make your equations more compact, you may use the solidus ( / ), the exp function, or appropriate exponents. Italicize Roman symbols for quantities and variables, but not Greek symbols. Use a long dash rather than a hyphen for a minus sign. Punctuate equations with commas or periods when they are part of a sentence, as in</w:t>
+      </w:r>
+    </w:p>
+    <w:p>
+      <w:pPr>
+        <w:pStyle w:val="NoSpacing"/>
+        <w:tabs>
+          <w:tab w:val="left" w:pos="284"/>
+          <w:tab w:val="left" w:pos="7230"/>
+        </w:tabs>
+        <w:jc w:val="both"/>
+        <w:rPr>
+          <w:i/>
+        </w:rPr>
+      </w:pPr>
+      <w:r>
+        <w:rPr>
+          <w:rFonts w:eastAsia="MS Mincho"/>
+        </w:rPr>
         <w:lastRenderedPageBreak/>
-        <w:t>Roman or the Symbol font (please no other font). To create multileveled equations, it may be necessary to treat the equation as a graphic and insert it into the text after your paper is styled.</w:t>
-      </w:r>
-    </w:p>
-    <w:p>
-      <w:pPr>
-        <w:pStyle w:val="NoSpacing"/>
-        <w:tabs>
-          <w:tab w:val="left" w:pos="284"/>
-        </w:tabs>
-        <w:jc w:val="both"/>
-      </w:pPr>
-      <w:r>
-        <w:tab/>
-      </w:r>
-      <w:r>
-        <w:t>Number equations consecutively. Equation numbers, within parentheses, are to position flush right, as in (1), using a right tab stop. To make your equations more compact, you may use the solidus ( / ), the exp function, or appropriate exponents. Italicize Roman symbols for quantities and variables, but not Greek symbols. Use a long dash rather than a hyphen for a minus sign. Punctuate equations with commas or periods when they are part of a sentence, as in</w:t>
-      </w:r>
-    </w:p>
-    <w:p>
-      <w:pPr>
-        <w:pStyle w:val="NoSpacing"/>
-        <w:tabs>
-          <w:tab w:val="left" w:pos="284"/>
-          <w:tab w:val="left" w:pos="7230"/>
-        </w:tabs>
-        <w:jc w:val="both"/>
-        <w:rPr>
-          <w:i/>
-        </w:rPr>
-      </w:pPr>
-      <w:r>
-        <w:rPr>
-          <w:rFonts w:eastAsia="MS Mincho"/>
-        </w:rPr>
         <w:tab/>
       </w:r>
       <w:r>
@@ -2172,7 +2072,6 @@
         <w:jc w:val="both"/>
       </w:pPr>
       <w:r>
-        <w:lastRenderedPageBreak/>
         <w:t xml:space="preserve">Change number of columns: </w:t>
       </w:r>
       <w:r>
@@ -2288,6 +2187,7 @@
         <w:jc w:val="both"/>
       </w:pPr>
       <w:r>
+        <w:lastRenderedPageBreak/>
         <w:t xml:space="preserve">Change number of columns: </w:t>
       </w:r>
       <w:r>
@@ -2721,12 +2621,6 @@
         <w:gridCol w:w="9"/>
       </w:tblGrid>
       <w:tr>
-        <w:tblPrEx>
-          <w:tblCellMar>
-            <w:top w:w="0" w:type="dxa"/>
-            <w:bottom w:w="0" w:type="dxa"/>
-          </w:tblCellMar>
-        </w:tblPrEx>
         <w:trPr>
           <w:cantSplit/>
           <w:trHeight w:val="240"/>
@@ -2772,12 +2666,6 @@
         </w:tc>
       </w:tr>
       <w:tr>
-        <w:tblPrEx>
-          <w:tblCellMar>
-            <w:top w:w="0" w:type="dxa"/>
-            <w:bottom w:w="0" w:type="dxa"/>
-          </w:tblCellMar>
-        </w:tblPrEx>
         <w:trPr>
           <w:gridAfter w:val="1"/>
           <w:wAfter w:w="9" w:type="dxa"/>
@@ -2854,12 +2742,6 @@
         </w:tc>
       </w:tr>
       <w:tr>
-        <w:tblPrEx>
-          <w:tblCellMar>
-            <w:top w:w="0" w:type="dxa"/>
-            <w:bottom w:w="0" w:type="dxa"/>
-          </w:tblCellMar>
-        </w:tblPrEx>
         <w:trPr>
           <w:trHeight w:val="320"/>
           <w:jc w:val="center"/>
@@ -3210,6 +3092,7 @@
         <w:jc w:val="both"/>
       </w:pPr>
       <w:r>
+        <w:lastRenderedPageBreak/>
         <w:tab/>
       </w:r>
       <w:r>
@@ -4742,6 +4625,7 @@
         <w:strike w:val="0"/>
         <w:dstrike w:val="0"/>
         <w:vanish w:val="0"/>
+        <w:color w:val="000000"/>
         <w:sz w:val="16"/>
         <w:szCs w:val="16"/>
         <w:vertAlign w:val="superscript"/>
@@ -4753,11 +4637,6 @@
           <w14:prstDash w14:val="solid"/>
           <w14:bevel/>
         </w14:textOutline>
-        <w14:textFill>
-          <w14:solidFill>
-            <w14:srgbClr w14:val="000000"/>
-          </w14:solidFill>
-        </w14:textFill>
       </w:rPr>
     </w:lvl>
     <w:lvl w:ilvl="1" w:tplc="04090019">
@@ -6713,14 +6592,14 @@
   </w:style>
   <w:style w:type="character" w:default="1" w:styleId="DefaultParagraphFont">
     <w:name w:val="Default Paragraph Font"/>
-    <w:uiPriority w:val="99"/>
+    <w:uiPriority w:val="1"/>
+    <w:unhideWhenUsed/>
   </w:style>
   <w:style w:type="table" w:default="1" w:styleId="TableNormal">
     <w:name w:val="Normal Table"/>
     <w:uiPriority w:val="99"/>
     <w:semiHidden/>
     <w:unhideWhenUsed/>
-    <w:qFormat/>
     <w:tblPr>
       <w:tblInd w:w="0" w:type="dxa"/>
       <w:tblCellMar>
@@ -7210,6 +7089,18 @@
       <w:shd w:val="clear" w:color="auto" w:fill="E1DFDD"/>
     </w:rPr>
   </w:style>
+  <w:style w:type="paragraph" w:styleId="NormalWeb">
+    <w:name w:val="Normal (Web)"/>
+    <w:basedOn w:val="Normal"/>
+    <w:uiPriority w:val="99"/>
+    <w:semiHidden/>
+    <w:unhideWhenUsed/>
+    <w:rsid w:val="00870D0C"/>
+    <w:rPr>
+      <w:sz w:val="24"/>
+      <w:szCs w:val="24"/>
+    </w:rPr>
+  </w:style>
 </w:styles>
 </file>
 

--- a/artifacts/report_nckh.docx
+++ b/artifacts/report_nckh.docx
@@ -497,7 +497,7 @@
         <w:tab/>
       </w:r>
       <w:r>
-        <w:t>Reliability and operational safety in modern industrial asset management depend heavily on the continuous health monitoring of rotating machinery [1]. Within these mechanical systems, rolling element bearings are classified as critical components, as their structural degradation directly induces catastrophic system failures and substantial economic losses [2]. Consequently, vibration-based unsupervised anomaly detection has emerged as a cornerstone of Prognostics and Health Management (PHM) frameworks. Raw vibration signals collected from operational environments exhibit highly non-stationary distributions, severe non-linear dynamics, and are continuously corrupted by heavy industrial background noise. Although traditional signal processing techniques provide foundational diagnostic capabilities, subtle acoustic and transient impact pulses generated during early-stage degradation phases are frequently masked by operational noise, necessitating advanced sequence modeling paradigms capable of isolating anomalies with high structural fidelity.</w:t>
+        <w:t>Reliability and operational safety in modern industrial asset management depend heavily on the continuous health monitoring of rotating machinery [14]. Within these mechanical systems, rolling element bearings are classified as critical components, as their structural degradation directly induces catastrophic system failures and substantial economic losses [15]. Consequently, vibration-based unsupervised anomaly detection has emerged as a cornerstone of Prognostics and Health Management (PHM) frameworks. Raw vibration signals collected from operational environments exhibit highly non-stationary distributions, severe non-linear dynamics, and are continuously corrupted by heavy industrial background noise. Although traditional signal processing techniques provide foundational diagnostic capabilities, subtle acoustic and transient impact pulses generated during early-stage degradation phases are frequently masked by operational noise, necessitating advanced sequence modeling paradigms capable of isolating anomalies with high structural fidelity.</w:t>
       </w:r>
     </w:p>
     <w:p>
@@ -512,11 +512,11 @@
         <w:tab/>
       </w:r>
       <w:r>
-        <w:t xml:space="preserve">In recent years, deep learning methodologies have been adopted to automate time-series feature extraction and health state classification. Recurrent and temporal convolutional networks have been applied to sequence tracking, yet recursive update bottlenecks and fixed receptive </w:t>
+        <w:t xml:space="preserve">In recent years, deep learning methodologies have been adopted to automate time-series feature extraction and health state classification [14]. Recurrent and temporal convolutional networks have been applied to sequence tracking, yet recursive update bottlenecks and fixed </w:t>
       </w:r>
       <w:r>
         <w:lastRenderedPageBreak/>
-        <w:t>fields inherently limit their effectiveness over long-horizon trajectories [3]. To capture long-range interactions, advanced SOTA architectures such as Anomaly Transformer and TimesNet leverage self-attention mechanisms and multi-frequency analysis [4]. However, these frameworks suffer from quadratic computational complexity (</w:t>
+        <w:t>receptive fields inherently limit their effectiveness over long-horizon trajectories. To capture long-range interactions, advanced SOTA architectures—including Anomaly Transformer [5] and TimesNet [6]—leverage self-attention mechanisms and multi-frequency analysis. However, these frameworks suffer from quadratic computational complexity (</w:t>
       </w:r>
       <m:oMath>
         <m:r>
@@ -531,7 +531,6 @@
               <w:rPr>
                 <w:rFonts w:ascii="Cambria Math" w:hAnsi="Cambria Math"/>
                 <w:i/>
-                <w:iCs/>
               </w:rPr>
             </m:ctrlPr>
           </m:dPr>
@@ -542,7 +541,6 @@
                   <w:rPr>
                     <w:rFonts w:ascii="Cambria Math" w:hAnsi="Cambria Math"/>
                     <w:i/>
-                    <w:iCs/>
                   </w:rPr>
                 </m:ctrlPr>
               </m:sSupPr>
@@ -567,7 +565,7 @@
         </m:d>
       </m:oMath>
       <w:r>
-        <w:t>) and are prone to overfitting when subjected to industrial noise. Furthermore, alternative advanced baselines like ModernTCN and PatchTST segment signals into localized sub-series or patches to optimize processing efficiency. Despite these structural improvements, these methods operate primarily under channel-independent constraints, failing to effectively fuse cross-channel correlations with global temporal context, which leads to escalated false alarm rates in multi-sensor industrial setups.</w:t>
+        <w:t>) and are prone to overfitting when subjected to industrial noise. Furthermore, alternative advanced baselines like ModernTCN [2] and PatchTST [7] segment signals into localized sub-series or patches to optimize processing efficiency. Despite these structural improvements, these methods operate primarily under channel-independent constraints, failing to effectively fuse cross-channel correlations with global temporal context, which leads to escalated false alarm rates in multi-sensor industrial setups.</w:t>
       </w:r>
     </w:p>
     <w:p>
@@ -582,7 +580,7 @@
         <w:tab/>
       </w:r>
       <w:r>
-        <w:t>More recently, selective state space models, notably the Mamba architecture, have been introduced to establish linear-time complexity (</w:t>
+        <w:t>More recently, selective state space models, notably the Mamba architecture [16], have been introduced to establish linear-time complexity (</w:t>
       </w:r>
       <m:oMath>
         <m:r>
@@ -597,7 +595,6 @@
               <w:rPr>
                 <w:rFonts w:ascii="Cambria Math" w:hAnsi="Cambria Math"/>
                 <w:i/>
-                <w:iCs/>
               </w:rPr>
             </m:ctrlPr>
           </m:dPr>
@@ -612,7 +609,7 @@
         </m:d>
       </m:oMath>
       <w:r>
-        <w:t>) while maintaining a powerful selective scan mechanism. Specialized adaptations such as FEMamba and TFG-Mamba attempt to incorporate time-frequency domain features to enhance diagnostic accuracy. Nevertheless, a critical research gap remains unaddressed within these state-of-the-art frameworks. First, existing Mamba-based diagnostic networks treat signal forecasting and thresholding as decoupled processes, ignoring the inherent distribution shifts of non-stationary signals. Second, pure data-driven sequence networks operate as uninterpretable black boxes, decoupling statistical anomaly scores from underlying mechanical degradation physics. Third, existing thresholding mechanisms frequently induce data leakage by utilizing global or future anomalous validation data during the calibration phase, rendering them impractical for true online industrial deployment workflows where only localized, historical healthy baselines are available.</w:t>
+        <w:t>) while maintaining a powerful selective scan mechanism. Specialized adaptations—including FEMamba [8] and TFG-Mamba [9]—attempt to incorporate time-frequency domain features to enhance diagnostic accuracy. Nevertheless, a critical research gap remains unaddressed within these state-of-the-art frameworks. First, existing Mamba-based diagnostic networks treat signal forecasting and thresholding as decoupled processes, ignoring the inherent distribution shifts of non-stationary signals. Second, pure data-driven sequence networks operate as uninterpretable black boxes, decoupling statistical anomaly scores from underlying mechanical degradation physics. Third, existing thresholding mechanisms frequently induce data leakage by utilizing global or future anomalous validation data during the calibration phase, rendering them impractical for true online industrial deployment workflows where only localized, historical healthy baselines are available.</w:t>
       </w:r>
     </w:p>
     <w:p>
@@ -642,15 +639,7 @@
         <w:tab/>
       </w:r>
       <w:r>
-        <w:t xml:space="preserve">The main contributions of this research are summarized as follows. First, a hybrid Mamba-CNN forecasting paradigm with series decomposition is introduced, achieving linear complexity while eliminating </w:t>
-      </w:r>
-      <w:bookmarkStart w:id="1" w:name="_Hlk230639902"/>
-      <w:r>
-        <w:t xml:space="preserve">cross-channel noise interference. Second, a physics-informed statistical head is formulated to bridge the gap between data-driven latent spaces and mechanical descriptors, ensuring structural interpretability. Third, a leakage-free calibration workflow utilizing Extreme Value Theory via the Peak Over Threshold (POT) technique is executed, where dynamic boundaries are derived strictly from localized, early-stage healthy operational segments. The remainder of this paper is organized </w:t>
-      </w:r>
-      <w:bookmarkEnd w:id="1"/>
-      <w:r>
-        <w:t>as follows: Section II reviews the relevant literature and deep sequence baselines. Section III details the mathematical formulation of the proposed methodology. Section IV outlines the experimental setup, baseline parameter budgeting, and comparative performance analysis. Section V concludes the study and discusses future research trajectories.</w:t>
+        <w:t>The main contributions of this research are summarized as follows. First, a hybrid Mamba-CNN forecasting paradigm with series decomposition is introduced, achieving linear complexity while eliminating cross-channel noise interference. Second, a physics-informed statistical head is formulated to bridge the gap between data-driven latent spaces and mechanical descriptors, ensuring structural interpretability. Third, a leakage-free calibration workflow utilizing Extreme Value Theory via the Peak Over Threshold (POT) technique is executed, where dynamic boundaries are derived strictly from localized, early-stage healthy operational segments. The remainder of this paper is organized as follows: Section II reviews the relevant literature and deep sequence baselines. Section III details the mathematical formulation of the proposed methodology. Section IV outlines the experimental setup, baseline parameter budgeting, and comparative performance analysis. Section V concludes the study and discusses future research trajectories.</w:t>
       </w:r>
     </w:p>
     <w:p>
@@ -667,7 +656,16 @@
         <w:pStyle w:val="Heading1"/>
       </w:pPr>
       <w:r>
-        <w:t>literature review</w:t>
+        <w:lastRenderedPageBreak/>
+        <w:t>Related Work</w:t>
+      </w:r>
+    </w:p>
+    <w:p>
+      <w:pPr>
+        <w:pStyle w:val="Heading2"/>
+      </w:pPr>
+      <w:r>
+        <w:t>Deep Sequence Modeling in Prognostics and Health Management (PHM)</w:t>
       </w:r>
     </w:p>
     <w:p>
@@ -680,31 +678,1206 @@
       <w:r>
         <w:tab/>
       </w:r>
-    </w:p>
-    <w:p>
-      <w:pPr>
-        <w:tabs>
-          <w:tab w:val="left" w:pos="284"/>
-        </w:tabs>
-        <w:jc w:val="both"/>
-      </w:pPr>
-    </w:p>
-    <w:p>
-      <w:pPr>
-        <w:tabs>
-          <w:tab w:val="left" w:pos="284"/>
-        </w:tabs>
-        <w:jc w:val="both"/>
-      </w:pPr>
-    </w:p>
-    <w:p>
-      <w:pPr>
-        <w:tabs>
-          <w:tab w:val="left" w:pos="284"/>
-        </w:tabs>
-        <w:jc w:val="both"/>
-      </w:pPr>
-    </w:p>
+      <w:r>
+        <w:t>Empirical statistical evidence indicates that rolling element bearing failures account for approximately 40%–50% of all structural damages in rotating machinery, directly causing unplanned downtime and substantial economic deficits [15]. Developing automated vibration-based diagnostic monitoring systems within heavy industrial environments constantly encounters critical challenges due to non-stationary distributions, highly non-linear dynamics, and severe background noise contamination [14]. To extract sparse time-frequency domain features in an unsupervised manner, learnable Wavelet filter optimization frameworks—such as the DeSpaWN architecture [1]—have demonstrated foundational signal processing efficacy.</w:t>
+      </w:r>
+    </w:p>
+    <w:p>
+      <w:pPr>
+        <w:tabs>
+          <w:tab w:val="left" w:pos="284"/>
+        </w:tabs>
+        <w:jc w:val="both"/>
+      </w:pPr>
+      <w:r>
+        <w:tab/>
+      </w:r>
+      <w:r>
+        <w:t>However, when migrating to long-sequence modeling tasks, traditional deep learning architectures exhibit inherent structural bottlenecks. Long Short-Term Memory (LSTM) networks rely on recursive hidden state updates, imposing severe sequential computational bottlenecks that preclude parallelization and induce vanishing gradients over extended horizons. Although Temporal Convolutional Networks (TCNs) mitigate parallel processing constraints via dilated convolutions, the receptive field remains inherently bounded by fixed filter kernel configurations, failing to capture long-horizon degradation trajectories when sensor sampling frequencies are high.</w:t>
+      </w:r>
+    </w:p>
+    <w:p>
+      <w:pPr>
+        <w:tabs>
+          <w:tab w:val="left" w:pos="284"/>
+        </w:tabs>
+        <w:jc w:val="both"/>
+      </w:pPr>
+      <w:r>
+        <w:tab/>
+      </w:r>
+      <w:r>
+        <w:t>While modernized convolutional architectures like ModernTCN [2] optimize representation capacity via depth-wise and point-wise decompositions, critical analytical revisions such as ModernTCN Revisited [3] have exposed flaws regarding the "Drop Last Trick" and validation-stage data leakage within the original benchmarks. This underscores the imperative for rigorous, transparent experimental protocols and balanced parameter budgeting. Furthermore, conventional unsupervised Autoencoders applied to anomaly detection often suffer from optimization mismatches between training and inference phases, a limitation partially addressed by the joint semantic association mechanism in TimeRCD [4]. This study synthesizes the paradigms of [3] and [4] by implementing a sequence forecasting framework rather than crude reconstruction, while strictly enforcing an automated baseline parameter scaling protocol.</w:t>
+      </w:r>
+      <w:r>
+        <w:tab/>
+      </w:r>
+    </w:p>
+    <w:p>
+      <w:pPr>
+        <w:pStyle w:val="Heading2"/>
+      </w:pPr>
+      <w:r>
+        <w:t>Transformer-based Time-series Models</w:t>
+      </w:r>
+    </w:p>
+    <w:p>
+      <w:pPr>
+        <w:tabs>
+          <w:tab w:val="left" w:pos="284"/>
+        </w:tabs>
+        <w:jc w:val="both"/>
+      </w:pPr>
+      <w:r>
+        <w:tab/>
+      </w:r>
+      <w:r>
+        <w:t>The evolution of self-attention mechanisms within Transformer structures has advanced the capture of long-term correlations in time-series data. For unsupervised anomaly detection, the Anomaly Transformer architecture [5] established a foundation by measuring the association discrepancy between localized and global attention distributions to isolate anomalous instances. To thoroughly address the non-stationary nature of industrial signals, the TimesNet model [6] introduced an algorithmic transformation that converts one-dimensional (1D) time-series into two-dimensional (2D) structures via Fast Fourier Transform (FFT) multi-periodicity analysis, enabling the simultaneous exploitation of intra-period and inter-period variations. Subsequently, the PatchTST model [7] optimized Transformer efficiency by introducing a temporal patching mechanism combined with channel-independence (CI) constraints, successfully reducing the attention network's computational complexity to linear scale while mitigating cross-channel noise propagation.</w:t>
+      </w:r>
+    </w:p>
+    <w:p>
+      <w:pPr>
+        <w:tabs>
+          <w:tab w:val="left" w:pos="284"/>
+        </w:tabs>
+        <w:jc w:val="both"/>
+      </w:pPr>
+      <w:r>
+        <w:tab/>
+      </w:r>
+      <w:r>
+        <w:t>Despite these foundational contributions, Transformer-based models still exhibit core bottlenecks when deployed in practical PHM domains. First, the quadratic computational and memory complexity (</w:t>
+      </w:r>
+      <m:oMath>
+        <m:r>
+          <w:rPr>
+            <w:rFonts w:ascii="Cambria Math" w:hAnsi="Cambria Math"/>
+          </w:rPr>
+          <m:t>O</m:t>
+        </m:r>
+        <m:d>
+          <m:dPr>
+            <m:ctrlPr>
+              <w:rPr>
+                <w:rFonts w:ascii="Cambria Math" w:hAnsi="Cambria Math"/>
+                <w:i/>
+              </w:rPr>
+            </m:ctrlPr>
+          </m:dPr>
+          <m:e>
+            <m:sSup>
+              <m:sSupPr>
+                <m:ctrlPr>
+                  <w:rPr>
+                    <w:rFonts w:ascii="Cambria Math" w:hAnsi="Cambria Math"/>
+                    <w:i/>
+                  </w:rPr>
+                </m:ctrlPr>
+              </m:sSupPr>
+              <m:e>
+                <m:r>
+                  <w:rPr>
+                    <w:rFonts w:ascii="Cambria Math" w:hAnsi="Cambria Math"/>
+                  </w:rPr>
+                  <m:t>N</m:t>
+                </m:r>
+              </m:e>
+              <m:sup>
+                <m:r>
+                  <w:rPr>
+                    <w:rFonts w:ascii="Cambria Math" w:hAnsi="Cambria Math"/>
+                  </w:rPr>
+                  <m:t>2</m:t>
+                </m:r>
+              </m:sup>
+            </m:sSup>
+          </m:e>
+        </m:d>
+      </m:oMath>
+      <w:r>
+        <w:t>) of the original self-attention matrix imposes severe hardware resource constraints when processing extended historical lookback windows. Second, and most critically, Transformer encoders lack localized spatial-temporal inductive biases and translation invariance. When vibration signals are corrupted by heavy industrial background noise or transient shocks from neighboring machinery, Transformers are highly susceptible to misinterpreting random noise peaks as structural degradation indicators, leading to escalated false alarm rates. The hybrid Mamba-CNN architecture proposed in this study resolves these</w:t>
+      </w:r>
+      <w:r>
+        <w:t xml:space="preserve"> </w:t>
+      </w:r>
+      <w:r>
+        <w:lastRenderedPageBreak/>
+        <w:t>deficiencies by fusing a linear-time selective scan mechanism with localized convolutional branches to maintain robustness against industrial noise.</w:t>
+      </w:r>
+    </w:p>
+    <w:p>
+      <w:pPr>
+        <w:pStyle w:val="Heading2"/>
+      </w:pPr>
+      <w:r>
+        <w:t>Selective State Space Models (Mamba) for PHM</w:t>
+      </w:r>
+    </w:p>
+    <w:p>
+      <w:pPr>
+        <w:tabs>
+          <w:tab w:val="left" w:pos="284"/>
+        </w:tabs>
+        <w:jc w:val="both"/>
+      </w:pPr>
+      <w:r>
+        <w:tab/>
+      </w:r>
+      <w:r>
+        <w:t>To bypass the computational limitations of Transformers, the foundational selective state space modeling framework (Mamba) introduced by Gu and Dao [16] established a new milestone, achieving linear-time complexity (</w:t>
+      </w:r>
+      <m:oMath>
+        <m:r>
+          <w:rPr>
+            <w:rFonts w:ascii="Cambria Math" w:hAnsi="Cambria Math"/>
+          </w:rPr>
+          <m:t>O</m:t>
+        </m:r>
+        <m:d>
+          <m:dPr>
+            <m:ctrlPr>
+              <w:rPr>
+                <w:rFonts w:ascii="Cambria Math" w:hAnsi="Cambria Math"/>
+                <w:i/>
+              </w:rPr>
+            </m:ctrlPr>
+          </m:dPr>
+          <m:e>
+            <m:r>
+              <w:rPr>
+                <w:rFonts w:ascii="Cambria Math" w:hAnsi="Cambria Math"/>
+              </w:rPr>
+              <m:t>N</m:t>
+            </m:r>
+          </m:e>
+        </m:d>
+      </m:oMath>
+      <w:r>
+        <w:t>) via an input-dependent selective scan mechanism. In the PHM domain and bearing fault diagnosis, Mamba-based variants have emerged extensively during the 2025–2026 period. The FEMamba architecture [8] integrates an adaptive MFES block and a space-constrained DSGR module for supervised remaining useful life (RUL) estimation. The TFG-Mamba framework [9] executes time-frequency domain fusion through a guided gated Mamba mechanism to capture long-term degradation trends in rotating machinery.</w:t>
+      </w:r>
+    </w:p>
+    <w:p>
+      <w:pPr>
+        <w:tabs>
+          <w:tab w:val="left" w:pos="284"/>
+        </w:tabs>
+        <w:jc w:val="both"/>
+      </w:pPr>
+      <w:r>
+        <w:tab/>
+      </w:r>
+      <w:r>
+        <w:t>For complex multivariate sequences, the TimeMachine model [10] deploys a Quadruple-Mamba architecture to simultaneously integrate channel-mixing and channel-independence, whereas the TSC-Mamba architecture [11] applies a "Decomposition-Propagation-Cross-Correlation" pipeline via a low-rank CIFM module to optimize sequence representation. Aiming for practical implementation, the LDGM (Mamba-MP) model [12] supports the separation of global dynamic features and localized micro-impulses for intelligent edge deployment. Notably, the PG-TMT (Physics-Guided Tiny-Mamba Transformer) framework [13] in IEEE Transactions on Reliability demonstrated the feasibility of combining compact deep sequence networks with physical frequency band knowledge for real-time online monitoring.</w:t>
+      </w:r>
+    </w:p>
+    <w:p>
+      <w:pPr>
+        <w:tabs>
+          <w:tab w:val="left" w:pos="284"/>
+        </w:tabs>
+        <w:jc w:val="both"/>
+      </w:pPr>
+      <w:r>
+        <w:tab/>
+      </w:r>
+      <w:r>
+        <w:t>Nevertheless, an honest limitation across these state-of-the-art Mamba-based studies is that they are predominantly structured as purely data-driven "black-box" models, operating either under supervised fault classification or RUL regression paradigms. In actual industrial scenarios, labeled fault data is highly scarce and expensive to acquire. These frameworks completely lack an unsupervised sequence forecasting mechanism constrained and directly guided by an explicit physical statistical block. The present study addresses this research gap by embedding an 8-dimensional physical Stats Head to guide Mamba’s latent space, establishing a practical unsupervised forecasting paradigm.</w:t>
+      </w:r>
+    </w:p>
+    <w:p>
+      <w:pPr>
+        <w:pStyle w:val="Heading2"/>
+      </w:pPr>
+      <w:r>
+        <w:t>Dynamic Thresholding and Anomaly Calibration Methods</w:t>
+      </w:r>
+    </w:p>
+    <w:p>
+      <w:pPr>
+        <w:tabs>
+          <w:tab w:val="left" w:pos="284"/>
+        </w:tabs>
+        <w:jc w:val="both"/>
+      </w:pPr>
+      <w:r>
+        <w:tab/>
+      </w:r>
+      <w:r>
+        <w:t>A complete anomaly detection framework depends not only on the network architecture but is ultimately determined by its decision threshold calibration mechanism. Traditional static thresholds, such as standard 3-Sigma limits or robust Interquartile Range (IQR) intervals, fail under variable operating conditions (e.g., changing speeds and loads) due to continuous distribution shifts in the target domain. Dynamic statistical models like Gaussian Mixture Models (GMM) have been applied to model decision boundaries, yet they often lack a rigorous mathematical foundation when encountering extreme out-of-distribution values.</w:t>
+      </w:r>
+    </w:p>
+    <w:p>
+      <w:pPr>
+        <w:tabs>
+          <w:tab w:val="left" w:pos="284"/>
+        </w:tabs>
+        <w:jc w:val="both"/>
+      </w:pPr>
+      <w:r>
+        <w:tab/>
+      </w:r>
+      <w:r>
+        <w:t>Integrating Extreme Value Theory (EVT) via the Peak Over Threshold (POT) technique directly into the latent spaces of deep learning models, as explored in [17], has demonstrated the capability to establish precise open-set decision boundaries and systematically isolate anomalies. Regardless of these benefits, current calibration frameworks in the PHM literature frequently induce severe, inadvertent data leakage. This error occurs because threshold hyperparameter optimization is executed over the entire validation distribution (including future early-stage degradation or complete failure segments), rendering the model incapable of true online deployment on physical assets—where the system only has access to localized historical healthy operational data. The proposed model completely eliminates this vulnerability via a strict localized calibration workflow, computing the POT configuration solely from early-stage healthy data segments, where the operational status indicators are flagged as healthy (condition variable == 0).</w:t>
+      </w:r>
+    </w:p>
+    <w:p>
+      <w:pPr>
+        <w:pStyle w:val="Heading2"/>
+      </w:pPr>
+      <w:r>
+        <w:lastRenderedPageBreak/>
+        <w:t>Literature Comparison Matrix Table</w:t>
+      </w:r>
+    </w:p>
+    <w:p>
+      <w:pPr>
+        <w:pStyle w:val="Caption"/>
+      </w:pPr>
+      <w:r>
+        <w:t>TABLE I COMPREHENSIVE LITERATURE MATRIX AND STRUCTURAL COMPARISON WITH THE PROPOSED PARADIGM</w:t>
+      </w:r>
+    </w:p>
+    <w:tbl>
+      <w:tblPr>
+        <w:tblStyle w:val="TableGrid"/>
+        <w:tblW w:w="0" w:type="auto"/>
+        <w:tblLook w:val="04A0" w:firstRow="1" w:lastRow="0" w:firstColumn="1" w:lastColumn="0" w:noHBand="0" w:noVBand="1"/>
+      </w:tblPr>
+      <w:tblGrid>
+        <w:gridCol w:w="989"/>
+        <w:gridCol w:w="1065"/>
+        <w:gridCol w:w="1023"/>
+        <w:gridCol w:w="1164"/>
+        <w:gridCol w:w="1177"/>
+        <w:gridCol w:w="1100"/>
+        <w:gridCol w:w="1126"/>
+      </w:tblGrid>
+      <w:tr>
+        <w:tc>
+          <w:tcPr>
+            <w:tcW w:w="1092" w:type="dxa"/>
+            <w:vAlign w:val="center"/>
+          </w:tcPr>
+          <w:p>
+            <w:pPr>
+              <w:jc w:val="left"/>
+            </w:pPr>
+            <w:r>
+              <w:t>Study</w:t>
+            </w:r>
+          </w:p>
+        </w:tc>
+        <w:tc>
+          <w:tcPr>
+            <w:tcW w:w="1092" w:type="dxa"/>
+            <w:vAlign w:val="center"/>
+          </w:tcPr>
+          <w:p>
+            <w:pPr>
+              <w:jc w:val="left"/>
+            </w:pPr>
+            <w:r>
+              <w:t>Task</w:t>
+            </w:r>
+          </w:p>
+        </w:tc>
+        <w:tc>
+          <w:tcPr>
+            <w:tcW w:w="1092" w:type="dxa"/>
+            <w:vAlign w:val="center"/>
+          </w:tcPr>
+          <w:p>
+            <w:pPr>
+              <w:jc w:val="left"/>
+            </w:pPr>
+            <w:r>
+              <w:t>Dataset</w:t>
+            </w:r>
+          </w:p>
+        </w:tc>
+        <w:tc>
+          <w:tcPr>
+            <w:tcW w:w="1092" w:type="dxa"/>
+            <w:vAlign w:val="center"/>
+          </w:tcPr>
+          <w:p>
+            <w:pPr>
+              <w:jc w:val="left"/>
+            </w:pPr>
+            <w:r>
+              <w:t>Method</w:t>
+            </w:r>
+          </w:p>
+        </w:tc>
+        <w:tc>
+          <w:tcPr>
+            <w:tcW w:w="1092" w:type="dxa"/>
+            <w:vAlign w:val="center"/>
+          </w:tcPr>
+          <w:p>
+            <w:pPr>
+              <w:jc w:val="left"/>
+            </w:pPr>
+            <w:r>
+              <w:t>Strength</w:t>
+            </w:r>
+          </w:p>
+        </w:tc>
+        <w:tc>
+          <w:tcPr>
+            <w:tcW w:w="1092" w:type="dxa"/>
+            <w:vAlign w:val="center"/>
+          </w:tcPr>
+          <w:p>
+            <w:pPr>
+              <w:jc w:val="left"/>
+            </w:pPr>
+            <w:r>
+              <w:t>Limitation</w:t>
+            </w:r>
+          </w:p>
+        </w:tc>
+        <w:tc>
+          <w:tcPr>
+            <w:tcW w:w="1092" w:type="dxa"/>
+            <w:vAlign w:val="center"/>
+          </w:tcPr>
+          <w:p>
+            <w:pPr>
+              <w:jc w:val="left"/>
+            </w:pPr>
+            <w:r>
+              <w:t>Relation to this work</w:t>
+            </w:r>
+          </w:p>
+        </w:tc>
+      </w:tr>
+      <w:tr>
+        <w:tc>
+          <w:tcPr>
+            <w:tcW w:w="1092" w:type="dxa"/>
+            <w:vAlign w:val="center"/>
+          </w:tcPr>
+          <w:p>
+            <w:pPr>
+              <w:jc w:val="left"/>
+            </w:pPr>
+            <w:r>
+              <w:t>Anomaly Transformer (2022) [5]</w:t>
+            </w:r>
+          </w:p>
+        </w:tc>
+        <w:tc>
+          <w:tcPr>
+            <w:tcW w:w="1092" w:type="dxa"/>
+            <w:vAlign w:val="center"/>
+          </w:tcPr>
+          <w:p>
+            <w:pPr>
+              <w:jc w:val="left"/>
+            </w:pPr>
+            <w:r>
+              <w:t>Unsupervised Anomaly Detection</w:t>
+            </w:r>
+          </w:p>
+        </w:tc>
+        <w:tc>
+          <w:tcPr>
+            <w:tcW w:w="1092" w:type="dxa"/>
+            <w:vAlign w:val="center"/>
+          </w:tcPr>
+          <w:p>
+            <w:pPr>
+              <w:jc w:val="left"/>
+            </w:pPr>
+            <w:r>
+              <w:t>Multi-domain time-series (SMD, MSD, etc.)</w:t>
+            </w:r>
+          </w:p>
+        </w:tc>
+        <w:tc>
+          <w:tcPr>
+            <w:tcW w:w="1092" w:type="dxa"/>
+            <w:vAlign w:val="center"/>
+          </w:tcPr>
+          <w:p>
+            <w:pPr>
+              <w:jc w:val="left"/>
+            </w:pPr>
+            <w:r>
+              <w:t>Association Discrepancy computation mechanism utilizing specialized Transformers.</w:t>
+            </w:r>
+          </w:p>
+        </w:tc>
+        <w:tc>
+          <w:tcPr>
+            <w:tcW w:w="1092" w:type="dxa"/>
+            <w:vAlign w:val="center"/>
+          </w:tcPr>
+          <w:p>
+            <w:pPr>
+              <w:jc w:val="left"/>
+            </w:pPr>
+            <w:r>
+              <w:t>Effectively isolates cyclical anomalies via localized and global attention distributions.</w:t>
+            </w:r>
+          </w:p>
+        </w:tc>
+        <w:tc>
+          <w:tcPr>
+            <w:tcW w:w="1092" w:type="dxa"/>
+            <w:vAlign w:val="center"/>
+          </w:tcPr>
+          <w:p>
+            <w:pPr>
+              <w:jc w:val="left"/>
+            </w:pPr>
+            <w:r>
+              <w:t>Suffers from quadratic computational complexity (</w:t>
+            </w:r>
+            <m:oMath>
+              <m:r>
+                <w:rPr>
+                  <w:rFonts w:ascii="Cambria Math" w:hAnsi="Cambria Math"/>
+                </w:rPr>
+                <m:t>O</m:t>
+              </m:r>
+              <m:d>
+                <m:dPr>
+                  <m:ctrlPr>
+                    <w:rPr>
+                      <w:rFonts w:ascii="Cambria Math" w:hAnsi="Cambria Math"/>
+                      <w:i/>
+                    </w:rPr>
+                  </m:ctrlPr>
+                </m:dPr>
+                <m:e>
+                  <m:sSup>
+                    <m:sSupPr>
+                      <m:ctrlPr>
+                        <w:rPr>
+                          <w:rFonts w:ascii="Cambria Math" w:hAnsi="Cambria Math"/>
+                          <w:i/>
+                        </w:rPr>
+                      </m:ctrlPr>
+                    </m:sSupPr>
+                    <m:e>
+                      <m:r>
+                        <w:rPr>
+                          <w:rFonts w:ascii="Cambria Math" w:hAnsi="Cambria Math"/>
+                        </w:rPr>
+                        <m:t>N</m:t>
+                      </m:r>
+                    </m:e>
+                    <m:sup>
+                      <m:r>
+                        <w:rPr>
+                          <w:rFonts w:ascii="Cambria Math" w:hAnsi="Cambria Math"/>
+                        </w:rPr>
+                        <m:t>2</m:t>
+                      </m:r>
+                    </m:sup>
+                  </m:sSup>
+                </m:e>
+              </m:d>
+            </m:oMath>
+            <w:r>
+              <w:t>); highly sensitive to industrial noise.</w:t>
+            </w:r>
+          </w:p>
+        </w:tc>
+        <w:tc>
+          <w:tcPr>
+            <w:tcW w:w="1092" w:type="dxa"/>
+            <w:vAlign w:val="center"/>
+          </w:tcPr>
+          <w:p>
+            <w:pPr>
+              <w:jc w:val="left"/>
+            </w:pPr>
+            <w:r>
+              <w:t>The proposed model replaces the self-attention block with a Mamba encoder to achieve linear complexity (</w:t>
+            </w:r>
+            <m:oMath>
+              <m:r>
+                <w:rPr>
+                  <w:rFonts w:ascii="Cambria Math" w:hAnsi="Cambria Math"/>
+                </w:rPr>
+                <m:t>O</m:t>
+              </m:r>
+              <m:d>
+                <m:dPr>
+                  <m:ctrlPr>
+                    <w:rPr>
+                      <w:rFonts w:ascii="Cambria Math" w:hAnsi="Cambria Math"/>
+                      <w:i/>
+                    </w:rPr>
+                  </m:ctrlPr>
+                </m:dPr>
+                <m:e>
+                  <m:r>
+                    <w:rPr>
+                      <w:rFonts w:ascii="Cambria Math" w:hAnsi="Cambria Math"/>
+                    </w:rPr>
+                    <m:t>N</m:t>
+                  </m:r>
+                </m:e>
+              </m:d>
+            </m:oMath>
+            <w:r>
+              <w:t>).</w:t>
+            </w:r>
+          </w:p>
+        </w:tc>
+      </w:tr>
+      <w:tr>
+        <w:tc>
+          <w:tcPr>
+            <w:tcW w:w="1092" w:type="dxa"/>
+            <w:vAlign w:val="center"/>
+          </w:tcPr>
+          <w:p>
+            <w:pPr>
+              <w:jc w:val="left"/>
+            </w:pPr>
+            <w:r>
+              <w:t>TimesNet (2023) [6]</w:t>
+            </w:r>
+          </w:p>
+        </w:tc>
+        <w:tc>
+          <w:tcPr>
+            <w:tcW w:w="1092" w:type="dxa"/>
+            <w:vAlign w:val="center"/>
+          </w:tcPr>
+          <w:p>
+            <w:pPr>
+              <w:jc w:val="left"/>
+            </w:pPr>
+            <w:r>
+              <w:t>Forecasting and Anomaly Detection</w:t>
+            </w:r>
+          </w:p>
+        </w:tc>
+        <w:tc>
+          <w:tcPr>
+            <w:tcW w:w="1092" w:type="dxa"/>
+            <w:vAlign w:val="center"/>
+          </w:tcPr>
+          <w:p>
+            <w:pPr>
+              <w:jc w:val="left"/>
+            </w:pPr>
+            <w:r>
+              <w:t>Non-stationary time-series (Weather, ETT, etc.)</w:t>
+            </w:r>
+          </w:p>
+        </w:tc>
+        <w:tc>
+          <w:tcPr>
+            <w:tcW w:w="1092" w:type="dxa"/>
+            <w:vAlign w:val="center"/>
+          </w:tcPr>
+          <w:p>
+            <w:pPr>
+              <w:jc w:val="left"/>
+            </w:pPr>
+            <w:r>
+              <w:t>Transforms 1D series into 2D structures via FFT multi-periodicity analysis and Inception blocks.</w:t>
+            </w:r>
+          </w:p>
+        </w:tc>
+        <w:tc>
+          <w:tcPr>
+            <w:tcW w:w="1092" w:type="dxa"/>
+            <w:vAlign w:val="center"/>
+          </w:tcPr>
+          <w:p>
+            <w:pPr>
+              <w:jc w:val="left"/>
+            </w:pPr>
+            <w:r>
+              <w:t>Effectively captures non-stationary properties through simultaneous multi-period analysis.</w:t>
+            </w:r>
+          </w:p>
+        </w:tc>
+        <w:tc>
+          <w:tcPr>
+            <w:tcW w:w="1092" w:type="dxa"/>
+            <w:vAlign w:val="center"/>
+          </w:tcPr>
+          <w:p>
+            <w:pPr>
+              <w:jc w:val="left"/>
+            </w:pPr>
+            <w:r>
+              <w:t>High computational overhead due to 2D image processing; pure CNN lacks selective long-sequence scanning.</w:t>
+            </w:r>
+          </w:p>
+        </w:tc>
+        <w:tc>
+          <w:tcPr>
+            <w:tcW w:w="1092" w:type="dxa"/>
+            <w:vAlign w:val="center"/>
+          </w:tcPr>
+          <w:p>
+            <w:pPr>
+              <w:jc w:val="left"/>
+            </w:pPr>
+            <w:r>
+              <w:t>The proposed framework implements temporal series decomposition directly in the time domain to avoid FFT overhead.</w:t>
+            </w:r>
+          </w:p>
+        </w:tc>
+      </w:tr>
+      <w:tr>
+        <w:tc>
+          <w:tcPr>
+            <w:tcW w:w="1092" w:type="dxa"/>
+            <w:vAlign w:val="center"/>
+          </w:tcPr>
+          <w:p>
+            <w:pPr>
+              <w:jc w:val="left"/>
+            </w:pPr>
+            <w:r>
+              <w:t>PatchTST (2023) [7]</w:t>
+            </w:r>
+          </w:p>
+        </w:tc>
+        <w:tc>
+          <w:tcPr>
+            <w:tcW w:w="1092" w:type="dxa"/>
+            <w:vAlign w:val="center"/>
+          </w:tcPr>
+          <w:p>
+            <w:pPr>
+              <w:jc w:val="left"/>
+            </w:pPr>
+            <w:r>
+              <w:t>Long-term Time-series Forecasting</w:t>
+            </w:r>
+          </w:p>
+        </w:tc>
+        <w:tc>
+          <w:tcPr>
+            <w:tcW w:w="1092" w:type="dxa"/>
+            <w:vAlign w:val="center"/>
+          </w:tcPr>
+          <w:p>
+            <w:pPr>
+              <w:jc w:val="left"/>
+            </w:pPr>
+            <w:r>
+              <w:t>Standard benchmark time-series (Electricity, Traffic)</w:t>
+            </w:r>
+          </w:p>
+        </w:tc>
+        <w:tc>
+          <w:tcPr>
+            <w:tcW w:w="1092" w:type="dxa"/>
+            <w:vAlign w:val="center"/>
+          </w:tcPr>
+          <w:p>
+            <w:pPr>
+              <w:jc w:val="left"/>
+            </w:pPr>
+            <w:r>
+              <w:t>Temporal patching technique combined with channel-independence constraints.</w:t>
+            </w:r>
+          </w:p>
+        </w:tc>
+        <w:tc>
+          <w:tcPr>
+            <w:tcW w:w="1092" w:type="dxa"/>
+            <w:vAlign w:val="center"/>
+          </w:tcPr>
+          <w:p>
+            <w:pPr>
+              <w:jc w:val="left"/>
+            </w:pPr>
+            <w:r>
+              <w:t>Reduces Transformer complexity to linear scale; eliminates cross-channel noise propagation.</w:t>
+            </w:r>
+          </w:p>
+        </w:tc>
+        <w:tc>
+          <w:tcPr>
+            <w:tcW w:w="1092" w:type="dxa"/>
+            <w:vAlign w:val="center"/>
+          </w:tcPr>
+          <w:p>
+            <w:pPr>
+              <w:jc w:val="left"/>
+            </w:pPr>
+            <w:r>
+              <w:t>Ignores cross-channel correlations, degrading detection performance in multi-sensor setups.</w:t>
+            </w:r>
+          </w:p>
+        </w:tc>
+        <w:tc>
+          <w:tcPr>
+            <w:tcW w:w="1092" w:type="dxa"/>
+            <w:vAlign w:val="center"/>
+          </w:tcPr>
+          <w:p>
+            <w:pPr>
+              <w:jc w:val="left"/>
+            </w:pPr>
+            <w:r>
+              <w:t>The proposed model maintains channel independence in the Mamba branch but fuses channels within the Fusion Head.</w:t>
+            </w:r>
+          </w:p>
+        </w:tc>
+      </w:tr>
+      <w:tr>
+        <w:tc>
+          <w:tcPr>
+            <w:tcW w:w="1092" w:type="dxa"/>
+            <w:vAlign w:val="center"/>
+          </w:tcPr>
+          <w:p>
+            <w:pPr>
+              <w:jc w:val="left"/>
+            </w:pPr>
+            <w:r>
+              <w:t>TFG-Mamba (2026) [9]</w:t>
+            </w:r>
+          </w:p>
+        </w:tc>
+        <w:tc>
+          <w:tcPr>
+            <w:tcW w:w="1092" w:type="dxa"/>
+            <w:vAlign w:val="center"/>
+          </w:tcPr>
+          <w:p>
+            <w:pPr>
+              <w:jc w:val="left"/>
+            </w:pPr>
+            <w:r>
+              <w:t>Machinery Degradation Trend Forecasting</w:t>
+            </w:r>
+          </w:p>
+        </w:tc>
+        <w:tc>
+          <w:tcPr>
+            <w:tcW w:w="1092" w:type="dxa"/>
+            <w:vAlign w:val="center"/>
+          </w:tcPr>
+          <w:p>
+            <w:pPr>
+              <w:jc w:val="left"/>
+            </w:pPr>
+            <w:r>
+              <w:t>Real-world run-to-failure bearing datasets</w:t>
+            </w:r>
+          </w:p>
+        </w:tc>
+        <w:tc>
+          <w:tcPr>
+            <w:tcW w:w="1092" w:type="dxa"/>
+            <w:vAlign w:val="center"/>
+          </w:tcPr>
+          <w:p>
+            <w:pPr>
+              <w:jc w:val="left"/>
+            </w:pPr>
+            <w:r>
+              <w:t xml:space="preserve">Time-frequency domain fusion via a guided gated Mamba </w:t>
+            </w:r>
+            <w:r>
+              <w:lastRenderedPageBreak/>
+              <w:t>mechanism.</w:t>
+            </w:r>
+          </w:p>
+        </w:tc>
+        <w:tc>
+          <w:tcPr>
+            <w:tcW w:w="1092" w:type="dxa"/>
+            <w:vAlign w:val="center"/>
+          </w:tcPr>
+          <w:p>
+            <w:pPr>
+              <w:jc w:val="left"/>
+            </w:pPr>
+            <w:r>
+              <w:lastRenderedPageBreak/>
+              <w:t xml:space="preserve">Deeply exploits frequency-domain descriptors to track long-term </w:t>
+            </w:r>
+            <w:r>
+              <w:lastRenderedPageBreak/>
+              <w:t>degradation trajectories.</w:t>
+            </w:r>
+          </w:p>
+        </w:tc>
+        <w:tc>
+          <w:tcPr>
+            <w:tcW w:w="1092" w:type="dxa"/>
+            <w:vAlign w:val="center"/>
+          </w:tcPr>
+          <w:p>
+            <w:pPr>
+              <w:jc w:val="left"/>
+            </w:pPr>
+            <w:r>
+              <w:lastRenderedPageBreak/>
+              <w:t xml:space="preserve">Operates as a purely data-driven black box; requires supervised </w:t>
+            </w:r>
+            <w:r>
+              <w:lastRenderedPageBreak/>
+              <w:t>labels; lacks leakage-free thresholding.</w:t>
+            </w:r>
+          </w:p>
+        </w:tc>
+        <w:tc>
+          <w:tcPr>
+            <w:tcW w:w="1092" w:type="dxa"/>
+            <w:vAlign w:val="center"/>
+          </w:tcPr>
+          <w:p>
+            <w:pPr>
+              <w:jc w:val="left"/>
+            </w:pPr>
+            <w:r>
+              <w:lastRenderedPageBreak/>
+              <w:t xml:space="preserve">The proposed model builds upon an unsupervised </w:t>
+            </w:r>
+            <w:r>
+              <w:lastRenderedPageBreak/>
+              <w:t>forecasting framework and integrates a leakage-free POT module.</w:t>
+            </w:r>
+          </w:p>
+        </w:tc>
+      </w:tr>
+      <w:tr>
+        <w:tc>
+          <w:tcPr>
+            <w:tcW w:w="1092" w:type="dxa"/>
+            <w:vAlign w:val="center"/>
+          </w:tcPr>
+          <w:p>
+            <w:pPr>
+              <w:jc w:val="left"/>
+            </w:pPr>
+            <w:r>
+              <w:lastRenderedPageBreak/>
+              <w:t>PG-TMT (2026) [13]</w:t>
+            </w:r>
+          </w:p>
+        </w:tc>
+        <w:tc>
+          <w:tcPr>
+            <w:tcW w:w="1092" w:type="dxa"/>
+            <w:vAlign w:val="center"/>
+          </w:tcPr>
+          <w:p>
+            <w:pPr>
+              <w:jc w:val="left"/>
+            </w:pPr>
+            <w:r>
+              <w:t>Online Bearing Health Monitoring</w:t>
+            </w:r>
+          </w:p>
+        </w:tc>
+        <w:tc>
+          <w:tcPr>
+            <w:tcW w:w="1092" w:type="dxa"/>
+            <w:vAlign w:val="center"/>
+          </w:tcPr>
+          <w:p>
+            <w:pPr>
+              <w:jc w:val="left"/>
+            </w:pPr>
+            <w:r>
+              <w:t>Industrial run-to-failure bearing datasets</w:t>
+            </w:r>
+          </w:p>
+        </w:tc>
+        <w:tc>
+          <w:tcPr>
+            <w:tcW w:w="1092" w:type="dxa"/>
+            <w:vAlign w:val="center"/>
+          </w:tcPr>
+          <w:p>
+            <w:pPr>
+              <w:jc w:val="left"/>
+            </w:pPr>
+            <w:r>
+              <w:t>Tri-branch encoder combining Tiny-Mamba, deep separable convolutions, and frequency-band physical knowledge.</w:t>
+            </w:r>
+          </w:p>
+        </w:tc>
+        <w:tc>
+          <w:tcPr>
+            <w:tcW w:w="1092" w:type="dxa"/>
+            <w:vAlign w:val="center"/>
+          </w:tcPr>
+          <w:p>
+            <w:pPr>
+              <w:jc w:val="left"/>
+            </w:pPr>
+            <w:r>
+              <w:t>Lightweight architecture suitable for real-time edge monitoring; incorporates physical diagnostics.</w:t>
+            </w:r>
+          </w:p>
+        </w:tc>
+        <w:tc>
+          <w:tcPr>
+            <w:tcW w:w="1092" w:type="dxa"/>
+            <w:vAlign w:val="center"/>
+          </w:tcPr>
+          <w:p>
+            <w:pPr>
+              <w:jc w:val="left"/>
+            </w:pPr>
+            <w:r>
+              <w:t>Highly complex branching structure; threshold calibration still relies on global validation distributions.</w:t>
+            </w:r>
+          </w:p>
+        </w:tc>
+        <w:tc>
+          <w:tcPr>
+            <w:tcW w:w="1092" w:type="dxa"/>
+            <w:vAlign w:val="center"/>
+          </w:tcPr>
+          <w:p>
+            <w:pPr>
+              <w:jc w:val="left"/>
+            </w:pPr>
+            <w:r>
+              <w:t>The proposed model simplifies the structure using a single branch with trend-seasonal decomposition and localized calibration.</w:t>
+            </w:r>
+          </w:p>
+        </w:tc>
+      </w:tr>
+      <w:tr>
+        <w:tc>
+          <w:tcPr>
+            <w:tcW w:w="1092" w:type="dxa"/>
+            <w:vAlign w:val="center"/>
+          </w:tcPr>
+          <w:p>
+            <w:pPr>
+              <w:jc w:val="left"/>
+            </w:pPr>
+            <w:r>
+              <w:t>EVT Open Set (2022) [17]</w:t>
+            </w:r>
+          </w:p>
+        </w:tc>
+        <w:tc>
+          <w:tcPr>
+            <w:tcW w:w="1092" w:type="dxa"/>
+            <w:vAlign w:val="center"/>
+          </w:tcPr>
+          <w:p>
+            <w:pPr>
+              <w:jc w:val="left"/>
+            </w:pPr>
+            <w:r>
+              <w:t>Open-set Fault Diagnosis</w:t>
+            </w:r>
+          </w:p>
+        </w:tc>
+        <w:tc>
+          <w:tcPr>
+            <w:tcW w:w="1092" w:type="dxa"/>
+            <w:vAlign w:val="center"/>
+          </w:tcPr>
+          <w:p>
+            <w:pPr>
+              <w:jc w:val="left"/>
+            </w:pPr>
+            <w:r>
+              <w:t>Fundamental bearing datasets (CWRU)</w:t>
+            </w:r>
+          </w:p>
+        </w:tc>
+        <w:tc>
+          <w:tcPr>
+            <w:tcW w:w="1092" w:type="dxa"/>
+            <w:vAlign w:val="center"/>
+          </w:tcPr>
+          <w:p>
+            <w:pPr>
+              <w:jc w:val="left"/>
+            </w:pPr>
+            <w:r>
+              <w:t>Embedding Extreme Value Theory (EVT-POT) directly into deep learning latent spaces.</w:t>
+            </w:r>
+          </w:p>
+        </w:tc>
+        <w:tc>
+          <w:tcPr>
+            <w:tcW w:w="1092" w:type="dxa"/>
+            <w:vAlign w:val="center"/>
+          </w:tcPr>
+          <w:p>
+            <w:pPr>
+              <w:jc w:val="left"/>
+            </w:pPr>
+            <w:r>
+              <w:t>Establishes precise mathematical boundaries for unseen fault types during training.</w:t>
+            </w:r>
+          </w:p>
+        </w:tc>
+        <w:tc>
+          <w:tcPr>
+            <w:tcW w:w="1092" w:type="dxa"/>
+            <w:vAlign w:val="center"/>
+          </w:tcPr>
+          <w:p>
+            <w:pPr>
+              <w:jc w:val="left"/>
+            </w:pPr>
+            <w:r>
+              <w:t>The POT threshold calibration process utilizes global validation sequences, causing future data leakage.</w:t>
+            </w:r>
+          </w:p>
+        </w:tc>
+        <w:tc>
+          <w:tcPr>
+            <w:tcW w:w="1092" w:type="dxa"/>
+            <w:vAlign w:val="center"/>
+          </w:tcPr>
+          <w:p>
+            <w:pPr>
+              <w:jc w:val="left"/>
+            </w:pPr>
+            <w:r>
+              <w:t>The proposed architecture applies POT but strictly executes a localized calibration workflow (condition == 0).</w:t>
+            </w:r>
+          </w:p>
+        </w:tc>
+      </w:tr>
+      <w:tr>
+        <w:tc>
+          <w:tcPr>
+            <w:tcW w:w="1092" w:type="dxa"/>
+            <w:vAlign w:val="center"/>
+          </w:tcPr>
+          <w:p>
+            <w:pPr>
+              <w:jc w:val="left"/>
+            </w:pPr>
+            <w:r>
+              <w:t>Proposed Model</w:t>
+            </w:r>
+          </w:p>
+        </w:tc>
+        <w:tc>
+          <w:tcPr>
+            <w:tcW w:w="1092" w:type="dxa"/>
+            <w:vAlign w:val="center"/>
+          </w:tcPr>
+          <w:p>
+            <w:pPr>
+              <w:jc w:val="left"/>
+            </w:pPr>
+            <w:r>
+              <w:t>Unsupervised Bearing Anomaly Detection</w:t>
+            </w:r>
+          </w:p>
+        </w:tc>
+        <w:tc>
+          <w:tcPr>
+            <w:tcW w:w="1092" w:type="dxa"/>
+            <w:vAlign w:val="center"/>
+          </w:tcPr>
+          <w:p>
+            <w:pPr>
+              <w:jc w:val="left"/>
+            </w:pPr>
+            <w:r>
+              <w:t>Real-world industrial run-to-failure vibration datasets</w:t>
+            </w:r>
+          </w:p>
+        </w:tc>
+        <w:tc>
+          <w:tcPr>
+            <w:tcW w:w="1092" w:type="dxa"/>
+            <w:vAlign w:val="center"/>
+          </w:tcPr>
+          <w:p>
+            <w:pPr>
+              <w:jc w:val="left"/>
+            </w:pPr>
+            <w:r>
+              <w:t>Hybrid Mamba-CNN with series decomposition, an 8-D physical Stats Head, and localized POT calibration.</w:t>
+            </w:r>
+          </w:p>
+        </w:tc>
+        <w:tc>
+          <w:tcPr>
+            <w:tcW w:w="1092" w:type="dxa"/>
+            <w:vAlign w:val="center"/>
+          </w:tcPr>
+          <w:p>
+            <w:pPr>
+              <w:jc w:val="left"/>
+            </w:pPr>
+            <w:r>
+              <w:t>Achieves linear complexity $O(N)$; guarantees mechanical interpretability; provides leakage-free online calibration.</w:t>
+            </w:r>
+          </w:p>
+        </w:tc>
+        <w:tc>
+          <w:tcPr>
+            <w:tcW w:w="1092" w:type="dxa"/>
+            <w:vAlign w:val="center"/>
+          </w:tcPr>
+          <w:p>
+            <w:pPr>
+              <w:jc w:val="left"/>
+            </w:pPr>
+            <w:r>
+              <w:t>Performance depends on the structural integrity of the early-stage healthy data segments.</w:t>
+            </w:r>
+          </w:p>
+        </w:tc>
+        <w:tc>
+          <w:tcPr>
+            <w:tcW w:w="1092" w:type="dxa"/>
+            <w:vAlign w:val="center"/>
+          </w:tcPr>
+          <w:p>
+            <w:pPr>
+              <w:jc w:val="left"/>
+            </w:pPr>
+            <w:r>
+              <w:t>(</w:t>
+            </w:r>
+            <w:r>
+              <w:rPr>
+                <w:i/>
+                <w:iCs/>
+              </w:rPr>
+              <w:t>Establishes a new scientific baseline for leakage-free, physics-informed PHM frameworks</w:t>
+            </w:r>
+            <w:r>
+              <w:t>).</w:t>
+            </w:r>
+          </w:p>
+        </w:tc>
+      </w:tr>
+    </w:tbl>
+    <w:p>
+      <w:pPr>
+        <w:tabs>
+          <w:tab w:val="left" w:pos="284"/>
+        </w:tabs>
+        <w:jc w:val="both"/>
+      </w:pPr>
+    </w:p>
+    <w:p>
+      <w:pPr>
+        <w:pStyle w:val="Heading1"/>
+      </w:pPr>
+      <w:r>
+        <w:t>Methodology</w:t>
+      </w:r>
+    </w:p>
+    <w:p/>
     <w:p>
       <w:pPr>
         <w:pStyle w:val="NoSpacing"/>
@@ -725,44 +1898,44 @@
         <w:rPr>
           <w:b/>
         </w:rPr>
+        <w:t>Ease of Use</w:t>
+      </w:r>
+    </w:p>
+    <w:p>
+      <w:pPr>
+        <w:pStyle w:val="NoSpacing"/>
+        <w:tabs>
+          <w:tab w:val="left" w:pos="284"/>
+        </w:tabs>
+        <w:jc w:val="both"/>
+        <w:rPr>
+          <w:i/>
+        </w:rPr>
+      </w:pPr>
+      <w:r>
+        <w:rPr>
+          <w:i/>
+        </w:rPr>
+        <w:t xml:space="preserve">A. </w:t>
+      </w:r>
+      <w:r>
+        <w:rPr>
+          <w:i/>
+        </w:rPr>
+        <w:t>Selecting a Template (Heading 2)</w:t>
+      </w:r>
+    </w:p>
+    <w:p>
+      <w:pPr>
+        <w:pStyle w:val="NoSpacing"/>
+        <w:tabs>
+          <w:tab w:val="left" w:pos="284"/>
+        </w:tabs>
+        <w:ind w:firstLine="284"/>
+        <w:jc w:val="both"/>
+      </w:pPr>
+      <w:r>
         <w:lastRenderedPageBreak/>
-        <w:t>Ease of Use</w:t>
-      </w:r>
-    </w:p>
-    <w:p>
-      <w:pPr>
-        <w:pStyle w:val="NoSpacing"/>
-        <w:tabs>
-          <w:tab w:val="left" w:pos="284"/>
-        </w:tabs>
-        <w:jc w:val="both"/>
-        <w:rPr>
-          <w:i/>
-        </w:rPr>
-      </w:pPr>
-      <w:r>
-        <w:rPr>
-          <w:i/>
-        </w:rPr>
-        <w:t xml:space="preserve">A. </w:t>
-      </w:r>
-      <w:r>
-        <w:rPr>
-          <w:i/>
-        </w:rPr>
-        <w:t>Selecting a Template (Heading 2)</w:t>
-      </w:r>
-    </w:p>
-    <w:p>
-      <w:pPr>
-        <w:pStyle w:val="NoSpacing"/>
-        <w:tabs>
-          <w:tab w:val="left" w:pos="284"/>
-        </w:tabs>
-        <w:ind w:firstLine="284"/>
-        <w:jc w:val="both"/>
-      </w:pPr>
-      <w:r>
         <w:t>First, confirm that you have the correct template for your paper size. This template has been tailored for output on the A4 paper size. If you are using US letter-sized paper, please close thi</w:t>
       </w:r>
       <w:r>
@@ -1274,46 +2447,46 @@
         <w:rPr>
           <w:rFonts w:eastAsia="MS Mincho"/>
         </w:rPr>
+        <w:tab/>
+      </w:r>
+      <w:r>
+        <w:rPr>
+          <w:i/>
+        </w:rPr>
+        <w:t>A</w:t>
+      </w:r>
+      <w:r>
+        <w:rPr>
+          <w:i/>
+        </w:rPr>
+        <w:t>+</w:t>
+      </w:r>
+      <w:r>
+        <w:rPr>
+          <w:i/>
+        </w:rPr>
+        <w:t>b</w:t>
+      </w:r>
+      <w:r>
+        <w:rPr>
+          <w:i/>
+        </w:rPr>
+        <w:t xml:space="preserve">= </w:t>
+      </w:r>
+      <w:r>
+        <w:t>y                                                                                                                              (1)</w:t>
+      </w:r>
+    </w:p>
+    <w:p>
+      <w:pPr>
+        <w:pStyle w:val="NoSpacing"/>
+        <w:tabs>
+          <w:tab w:val="left" w:pos="284"/>
+        </w:tabs>
+        <w:jc w:val="both"/>
+      </w:pPr>
+      <w:r>
         <w:lastRenderedPageBreak/>
-        <w:tab/>
-      </w:r>
-      <w:r>
-        <w:rPr>
-          <w:i/>
-        </w:rPr>
-        <w:t>A</w:t>
-      </w:r>
-      <w:r>
-        <w:rPr>
-          <w:i/>
-        </w:rPr>
-        <w:t>+</w:t>
-      </w:r>
-      <w:r>
-        <w:rPr>
-          <w:i/>
-        </w:rPr>
-        <w:t>b</w:t>
-      </w:r>
-      <w:r>
-        <w:rPr>
-          <w:i/>
-        </w:rPr>
-        <w:t xml:space="preserve">= </w:t>
-      </w:r>
-      <w:r>
-        <w:t>y                                                                                                                              (1)</w:t>
-      </w:r>
-    </w:p>
-    <w:p>
-      <w:pPr>
-        <w:pStyle w:val="NoSpacing"/>
-        <w:tabs>
-          <w:tab w:val="left" w:pos="284"/>
-        </w:tabs>
-        <w:jc w:val="both"/>
-      </w:pPr>
-      <w:r>
         <w:tab/>
       </w:r>
       <w:r>
@@ -2187,7 +3360,6 @@
         <w:jc w:val="both"/>
       </w:pPr>
       <w:r>
-        <w:lastRenderedPageBreak/>
         <w:t xml:space="preserve">Change number of columns: </w:t>
       </w:r>
       <w:r>
@@ -2265,6 +3437,7 @@
         <w:rPr>
           <w:i/>
         </w:rPr>
+        <w:lastRenderedPageBreak/>
         <w:t>Highlight author and affiliation lines of affiliation 1 and copy this selection.</w:t>
       </w:r>
     </w:p>
@@ -3092,11 +4265,14 @@
         <w:jc w:val="both"/>
       </w:pPr>
       <w:r>
+        <w:tab/>
+      </w:r>
+      <w:r>
+        <w:t xml:space="preserve">Figure Labels: Use 8 point Times New Roman for Figure labels. Use words rather than symbols or abbreviations when writing Figure axis labels to avoid confusing the reader. As an </w:t>
+      </w:r>
+      <w:r>
         <w:lastRenderedPageBreak/>
-        <w:tab/>
-      </w:r>
-      <w:r>
-        <w:t xml:space="preserve">Figure Labels: Use 8 point Times New Roman for Figure labels. Use words rather than symbols or abbreviations when writing Figure axis labels to avoid confusing the reader. As an example, write the quantity </w:t>
+        <w:t xml:space="preserve">example, write the quantity </w:t>
       </w:r>
       <w:r>
         <w:t>“</w:t>
@@ -7101,6 +8277,41 @@
       <w:szCs w:val="24"/>
     </w:rPr>
   </w:style>
+  <w:style w:type="table" w:styleId="TableGrid">
+    <w:name w:val="Table Grid"/>
+    <w:basedOn w:val="TableNormal"/>
+    <w:uiPriority w:val="59"/>
+    <w:rsid w:val="00836A7F"/>
+    <w:tblPr>
+      <w:tblBorders>
+        <w:top w:val="single" w:sz="4" w:space="0" w:color="auto"/>
+        <w:left w:val="single" w:sz="4" w:space="0" w:color="auto"/>
+        <w:bottom w:val="single" w:sz="4" w:space="0" w:color="auto"/>
+        <w:right w:val="single" w:sz="4" w:space="0" w:color="auto"/>
+        <w:insideH w:val="single" w:sz="4" w:space="0" w:color="auto"/>
+        <w:insideV w:val="single" w:sz="4" w:space="0" w:color="auto"/>
+      </w:tblBorders>
+    </w:tblPr>
+  </w:style>
+  <w:style w:type="paragraph" w:styleId="Caption">
+    <w:name w:val="caption"/>
+    <w:basedOn w:val="Normal"/>
+    <w:next w:val="Normal"/>
+    <w:uiPriority w:val="35"/>
+    <w:unhideWhenUsed/>
+    <w:qFormat/>
+    <w:rsid w:val="001C6E63"/>
+    <w:pPr>
+      <w:spacing w:after="200"/>
+    </w:pPr>
+    <w:rPr>
+      <w:i/>
+      <w:iCs/>
+      <w:color w:val="0E2841" w:themeColor="text2"/>
+      <w:sz w:val="18"/>
+      <w:szCs w:val="18"/>
+    </w:rPr>
+  </w:style>
 </w:styles>
 </file>
 

--- a/artifacts/report_nckh.docx
+++ b/artifacts/report_nckh.docx
@@ -679,7 +679,7 @@
         <w:tab/>
       </w:r>
       <w:r>
-        <w:t>Empirical statistical evidence indicates that rolling element bearing failures account for approximately 40%–50% of all structural damages in rotating machinery, directly causing unplanned downtime and substantial economic deficits [15]. Developing automated vibration-based diagnostic monitoring systems within heavy industrial environments constantly encounters critical challenges due to non-stationary distributions, highly non-linear dynamics, and severe background noise contamination [14]. To extract sparse time-frequency domain features in an unsupervised manner, learnable Wavelet filter optimization frameworks—such as the DeSpaWN architecture [1]—have demonstrated foundational signal processing efficacy.</w:t>
+        <w:t>Empirical statistical evidence indicates that rolling element bearing failures account for approximately 40%–50% of all structural damages in rotating machinery, directly causing unplanned downtime and substantial economic deficits [15]. Developing automated vibration-based diagnostic monitoring systems within heavy industrial environments constantly encounters critical challenges due to non-stationary distributions, highly non-linear dynamics, and severe background noise contamination [14]. To extract sparse time-frequency domain features in an unsupervised manner, learnable Wavelet filter optimization frameworks—such as the DeSpaWN architecture [1]—have demonstrated foundational signal processing efficacy. However, these static frequency features frequently omit long-term dynamic shifts when mechanical structures degrade over time, creating a clear demand for architectures capable of learning long-sequence time-series representations [14].</w:t>
       </w:r>
     </w:p>
     <w:p>
@@ -693,7 +693,7 @@
         <w:tab/>
       </w:r>
       <w:r>
-        <w:t>However, when migrating to long-sequence modeling tasks, traditional deep learning architectures exhibit inherent structural bottlenecks. Long Short-Term Memory (LSTM) networks rely on recursive hidden state updates, imposing severe sequential computational bottlenecks that preclude parallelization and induce vanishing gradients over extended horizons. Although Temporal Convolutional Networks (TCNs) mitigate parallel processing constraints via dilated convolutions, the receptive field remains inherently bounded by fixed filter kernel configurations, failing to capture long-horizon degradation trajectories when sensor sampling frequencies are high.</w:t>
+        <w:t>To capture these temporal dependencies, deep learning architectures such as Long Short-Term Memory (LSTM) and Temporal Convolutional Network (TCN) frameworks have been widely adopted. Nevertheless, LSTM networks rely on recursive hidden state updates, imposing severe sequential computational bottlenecks that preclude parallelization and induce vanishing gradients over extended windows. Meanwhile, TCN architectures achieve parallel computing via dilated convolutions, but the receptive field remains strictly bounded by fixed filter kernel configurations, failing to encompass complete rotational cycles of bearings when sensor sampling frequencies are high.</w:t>
       </w:r>
     </w:p>
     <w:p>
@@ -707,7 +707,7 @@
         <w:tab/>
       </w:r>
       <w:r>
-        <w:t>While modernized convolutional architectures like ModernTCN [2] optimize representation capacity via depth-wise and point-wise decompositions, critical analytical revisions such as ModernTCN Revisited [3] have exposed flaws regarding the "Drop Last Trick" and validation-stage data leakage within the original benchmarks. This underscores the imperative for rigorous, transparent experimental protocols and balanced parameter budgeting. Furthermore, conventional unsupervised Autoencoders applied to anomaly detection often suffer from optimization mismatches between training and inference phases, a limitation partially addressed by the joint semantic association mechanism in TimeRCD [4]. This study synthesizes the paradigms of [3] and [4] by implementing a sequence forecasting framework rather than crude reconstruction, while strictly enforcing an automated baseline parameter scaling protocol.</w:t>
+        <w:t>For unsupervised anomaly detection tasks, traditional Autoencoders (AE) are frequently implemented to learn healthy baseline representations and identify anomalies using reconstruction errors. However, rather than suffering from vague optimization mismatches, practical AE models frequently experience over-generalization, wherein the latent space inadvertently reconstructs early-stage anomalous impact signals with high precision, thereby tripling missed alarm rates [4]. To resolve this, recent frameworks such as TimeRCD [4] propose modeling joint semantic association discrepancies, or shifting entirely toward next-window time-series forecasting paradigms rather than crude signal reconstruction. Concurrently, critical analytical evaluations such as ModernTCN Revisited [3] have revealed that relaxed experimental protocols easily introduce validation-stage data leakage. Consequently, the sequence forecasting paradigm is inherited in this framework to eliminate the over-generalization vulnerabilities of traditional AEs, while an automated baseline parameter scaling protocol is strictly enforced to guarantee fair architectural comparisons [3].</w:t>
       </w:r>
       <w:r>
         <w:tab/>
@@ -732,7 +732,7 @@
         <w:tab/>
       </w:r>
       <w:r>
-        <w:t>The evolution of self-attention mechanisms within Transformer structures has advanced the capture of long-term correlations in time-series data. For unsupervised anomaly detection, the Anomaly Transformer architecture [5] established a foundation by measuring the association discrepancy between localized and global attention distributions to isolate anomalous instances. To thoroughly address the non-stationary nature of industrial signals, the TimesNet model [6] introduced an algorithmic transformation that converts one-dimensional (1D) time-series into two-dimensional (2D) structures via Fast Fourier Transform (FFT) multi-periodicity analysis, enabling the simultaneous exploitation of intra-period and inter-period variations. Subsequently, the PatchTST model [7] optimized Transformer efficiency by introducing a temporal patching mechanism combined with channel-independence (CI) constraints, successfully reducing the attention network's computational complexity to linear scale while mitigating cross-channel noise propagation.</w:t>
+        <w:t>The evolution of self-attention mechanisms within Transformer structures has significantly advanced the capture of long-term correlations in time-series data. In unsupervised anomaly detection, the Anomaly Transformer architecture [5] established a profound foundation by measuring the association discrepancy between localized and global attention distributions to isolate anomalous instances. To systematically handle the non-stationary nature of industrial signals, the TimesNet model [6] transforms one-dimensional (1D) time-series into two-dimensional (2D) tensors via Fast Fourier Transform (FFT) multi-periodicity analysis, applying 2D convolutional operations on folded period tensors to simultaneously exploit intra-period and inter-period variations. However, executing continuous 2D convolutional operations over large frequency tensors introduces prohibitive computational overhead, and the pure Convolutional Neural Network (CNN) structure of TimesNet lacks input-dependent selective scanning capabilities over long horizons [6].</w:t>
       </w:r>
     </w:p>
     <w:p>
@@ -746,7 +746,11 @@
         <w:tab/>
       </w:r>
       <w:r>
-        <w:t>Despite these foundational contributions, Transformer-based models still exhibit core bottlenecks when deployed in practical PHM domains. First, the quadratic computational and memory complexity (</w:t>
+        <w:t xml:space="preserve">To optimize execution efficiency, the PatchTST framework [7] introduces a temporal patching mechanism combined with channel-independence (CI) constraints, which successfully reduces the input sequence length forwarded to the attention network. Nevertheless, for extended historical lookback windows expanded to encompass low rotational frequencies, the </w:t>
+      </w:r>
+      <w:r>
+        <w:lastRenderedPageBreak/>
+        <w:t>computational and memory complexity of the self-attention mechanism in Transformer-based models still scales quadratically (</w:t>
       </w:r>
       <m:oMath>
         <m:r>
@@ -761,6 +765,7 @@
               <w:rPr>
                 <w:rFonts w:ascii="Cambria Math" w:hAnsi="Cambria Math"/>
                 <w:i/>
+                <w:iCs/>
               </w:rPr>
             </m:ctrlPr>
           </m:dPr>
@@ -771,6 +776,7 @@
                   <w:rPr>
                     <w:rFonts w:ascii="Cambria Math" w:hAnsi="Cambria Math"/>
                     <w:i/>
+                    <w:iCs/>
                   </w:rPr>
                 </m:ctrlPr>
               </m:sSupPr>
@@ -795,14 +801,7 @@
         </m:d>
       </m:oMath>
       <w:r>
-        <w:t>) of the original self-attention matrix imposes severe hardware resource constraints when processing extended historical lookback windows. Second, and most critically, Transformer encoders lack localized spatial-temporal inductive biases and translation invariance. When vibration signals are corrupted by heavy industrial background noise or transient shocks from neighboring machinery, Transformers are highly susceptible to misinterpreting random noise peaks as structural degradation indicators, leading to escalated false alarm rates. The hybrid Mamba-CNN architecture proposed in this study resolves these</w:t>
-      </w:r>
-      <w:r>
-        <w:t xml:space="preserve"> </w:t>
-      </w:r>
-      <w:r>
-        <w:lastRenderedPageBreak/>
-        <w:t>deficiencies by fusing a linear-time selective scan mechanism with localized convolutional branches to maintain robustness against industrial noise.</w:t>
+        <w:t>) with respect to the number of generated patches, driving severe hardware memory bottlenecks [7]. Furthermore, conventional Transformer encoders lack localized spatial-temporal inductive biases and translation invariance. When vibration sequences are contaminated by heavy industrial background noise, Transformers are highly susceptible to misinterpreting random noise peaks as structural degradation indicators, leading to escalated false alarm rates [14]. The hybrid Mamba-CNN architecture proposed in this study resolves these deficiencies by fusing a linear-time selective scan mechanism with localized convolutional branches to suppress high-frequency operational noise.</w:t>
       </w:r>
     </w:p>
     <w:p>
@@ -824,7 +823,7 @@
         <w:tab/>
       </w:r>
       <w:r>
-        <w:t>To bypass the computational limitations of Transformers, the foundational selective state space modeling framework (Mamba) introduced by Gu and Dao [16] established a new milestone, achieving linear-time complexity (</w:t>
+        <w:t>To break through the computational bottlenecks of Transformers on long sequences, the foundational selective state space model (Mamba) formulated by Gu and Dao [16] established a new milestone, achieving linear-time complexity (</w:t>
       </w:r>
       <m:oMath>
         <m:r>
@@ -839,6 +838,7 @@
               <w:rPr>
                 <w:rFonts w:ascii="Cambria Math" w:hAnsi="Cambria Math"/>
                 <w:i/>
+                <w:iCs/>
               </w:rPr>
             </m:ctrlPr>
           </m:dPr>
@@ -853,7 +853,7 @@
         </m:d>
       </m:oMath>
       <w:r>
-        <w:t>) via an input-dependent selective scan mechanism. In the PHM domain and bearing fault diagnosis, Mamba-based variants have emerged extensively during the 2025–2026 period. The FEMamba architecture [8] integrates an adaptive MFES block and a space-constrained DSGR module for supervised remaining useful life (RUL) estimation. The TFG-Mamba framework [9] executes time-frequency domain fusion through a guided gated Mamba mechanism to capture long-term degradation trends in rotating machinery.</w:t>
+        <w:t>) via an input-dependent selective scan mechanism. Within the PHM domain and bearing fault diagnosis, Mamba-based variants have emerged extensively during the 2025–2026 period. The FEMamba architecture [8] integrates an adaptive Multi-scale Feature Extraction Slot (MFES) block and a Degradation Space Guided Regression (DSGR) module for supervised Remaining Useful Life (RUL) estimation. The TFG-Mamba framework [9] executes time-frequency domain fusion through a guided gated Mamba mechanism to track long-term degradation trajectories in rotating machinery.</w:t>
       </w:r>
     </w:p>
     <w:p>
@@ -867,7 +867,17 @@
         <w:tab/>
       </w:r>
       <w:r>
-        <w:t>For complex multivariate sequences, the TimeMachine model [10] deploys a Quadruple-Mamba architecture to simultaneously integrate channel-mixing and channel-independence, whereas the TSC-Mamba architecture [11] applies a "Decomposition-Propagation-Cross-Correlation" pipeline via a low-rank CIFM module to optimize sequence representation. Aiming for practical implementation, the LDGM (Mamba-MP) model [12] supports the separation of global dynamic features and localized micro-impulses for intelligent edge deployment. Notably, the PG-TMT (Physics-Guided Tiny-Mamba Transformer) framework [13] in IEEE Transactions on Reliability demonstrated the feasibility of combining compact deep sequence networks with physical frequency band knowledge for real-time online monitoring.</w:t>
+        <w:t xml:space="preserve">For complex multivariate sequences, the TimeMachine model [10] deploys a Quadruple-Mamba architecture to simultaneously integrate channel-mixing and channel-independence, whereas the TSC-Mamba architecture [11] applies a "Decomposition-Propagation-Cross-Correlation" pipeline via a low-rank Channel Information Fusion Module (CIFM) to optimize sequence representation. Aiming for practical implementation, the Linear Decoupled Graph Model (LDGM) [12] separates global dynamic features and localized micro-impulses using a Multi-Perspective Mamba (Mamba-MP) architecture for intelligent edge deployment. Notably, the Physics-Guided Tiny-Mamba Transformer (PG-TMT) framework [13] in </w:t>
+      </w:r>
+      <w:r>
+        <w:rPr>
+          <w:i/>
+          <w:iCs/>
+        </w:rPr>
+        <w:t>IEEE Transactions on Reliability</w:t>
+      </w:r>
+      <w:r>
+        <w:t xml:space="preserve"> demonstrated the feasibility of combining compact deep sequence networks with physical frequency band knowledge for real-time online monitoring.</w:t>
       </w:r>
     </w:p>
     <w:p>
@@ -881,7 +891,7 @@
         <w:tab/>
       </w:r>
       <w:r>
-        <w:t>Nevertheless, an honest limitation across these state-of-the-art Mamba-based studies is that they are predominantly structured as purely data-driven "black-box" models, operating either under supervised fault classification or RUL regression paradigms. In actual industrial scenarios, labeled fault data is highly scarce and expensive to acquire. These frameworks completely lack an unsupervised sequence forecasting mechanism constrained and directly guided by an explicit physical statistical block. The present study addresses this research gap by embedding an 8-dimensional physical Stats Head to guide Mamba’s latent space, establishing a practical unsupervised forecasting paradigm.</w:t>
+        <w:t>Nevertheless, an honest limitation across these state-of-the-art (SOTA) Mamba-based studies is that they are predominantly structured as purely data-driven "black-box" models, operating either under supervised fault classification or RUL regression paradigms. In actual industrial scenarios, labeled fault data is highly scarce and expensive to acquire, necessitating unsupervised anomaly detection solutions [14], [15]. Furthermore, utilizing data-driven Mamba layers in isolation creates a mechanical black box lacking interpretability for operational engineers [13]. Mamba sequentially scans temporal inputs but lacks a direct mechanism to integrate structural descriptors specific to bearing mechanics. The present study addresses this research gap by embedding an 8-dimensional physical statistical head (Stats Head) to guide Mamba’s latent space, anchoring the unsupervised forecasting process within explicit mechanical profiles over extended lookback windows with linear-time efficiency.</w:t>
       </w:r>
     </w:p>
     <w:p>
@@ -903,7 +913,7 @@
         <w:tab/>
       </w:r>
       <w:r>
-        <w:t>A complete anomaly detection framework depends not only on the network architecture but is ultimately determined by its decision threshold calibration mechanism. Traditional static thresholds, such as standard 3-Sigma limits or robust Interquartile Range (IQR) intervals, fail under variable operating conditions (e.g., changing speeds and loads) due to continuous distribution shifts in the target domain. Dynamic statistical models like Gaussian Mixture Models (GMM) have been applied to model decision boundaries, yet they often lack a rigorous mathematical foundation when encountering extreme out-of-distribution values.</w:t>
+        <w:t>A complete anomaly detection framework depends not only on the network architecture but is ultimately determined by its decision threshold calibration mechanism. Traditional static thresholds, such as standard 3-Sigma limits or robust Interquartile Range (IQR) intervals, fail under variable operating conditions due to continuous distribution shifts in the target domain. Dynamic statistical models like Gaussian Mixture Models (GMM) have been applied to model decision boundaries, yet they often lack a rigorous mathematical foundation when encountering extreme out-of-distribution values.</w:t>
       </w:r>
     </w:p>
     <w:p>
@@ -917,7 +927,25 @@
         <w:tab/>
       </w:r>
       <w:r>
-        <w:t>Integrating Extreme Value Theory (EVT) via the Peak Over Threshold (POT) technique directly into the latent spaces of deep learning models, as explored in [17], has demonstrated the capability to establish precise open-set decision boundaries and systematically isolate anomalies. Regardless of these benefits, current calibration frameworks in the PHM literature frequently induce severe, inadvertent data leakage. This error occurs because threshold hyperparameter optimization is executed over the entire validation distribution (including future early-stage degradation or complete failure segments), rendering the model incapable of true online deployment on physical assets—where the system only has access to localized historical healthy operational data. The proposed model completely eliminates this vulnerability via a strict localized calibration workflow, computing the POT configuration solely from early-stage healthy data segments, where the operational status indicators are flagged as healthy (condition variable == 0).</w:t>
+        <w:t xml:space="preserve">Integrating Extreme Value Theory (EVT) via the Peak Over Threshold (POT) technique directly into the latent spaces of deep learning models, as explored in [17], has demonstrated the capability to establish precise open-set decision boundaries based on the Generalized Pareto </w:t>
+      </w:r>
+      <w:r>
+        <w:lastRenderedPageBreak/>
+        <w:t>Distribution (GPD). Regardless of these benefits, current calibration frameworks in the PHM literature frequently induce severe, inadvertent future data leakage. Specifically, prominent benchmarks derived from stochastic Recurrent Neural Networks (Stochastic RNN) such as OmniAnomaly [18], adversarially trained autoencoders like USAD [19], and adversarial Transformers like TranAD [20] utilize the entire validation distribution—including future degraded or complete failure segments—to optimize threshold hyperparameters and maximize reported F1-scores. This practice implicitly converts threshold selection into a semi-supervised task, rendering the model incapable of true online deployment on physical assets where the system only has access to localized historical healthy operational data.</w:t>
+      </w:r>
+    </w:p>
+    <w:p>
+      <w:pPr>
+        <w:tabs>
+          <w:tab w:val="left" w:pos="284"/>
+        </w:tabs>
+        <w:jc w:val="both"/>
+      </w:pPr>
+      <w:r>
+        <w:tab/>
+      </w:r>
+      <w:r>
+        <w:t>To resolve this vulnerability, the proposed model executes a strict localized calibration workflow. The calculation and fitting of POT parameters are derived solely from localized, early-stage healthy data segments (condition variable == 0) without using any future anomalous profiles. Under variable operating conditions, non-stationary distribution shifts of healthy signals are dynamically tracked by the hybrid Mamba-CNN architecture [15], ensuring that normal operational variations remain below the calibrated extreme boundaries, thereby guaranteeing absolute robustness for online industrial workflows.</w:t>
       </w:r>
     </w:p>
     <w:p>
@@ -925,7 +953,6 @@
         <w:pStyle w:val="Heading2"/>
       </w:pPr>
       <w:r>
-        <w:lastRenderedPageBreak/>
         <w:t>Literature Comparison Matrix Table</w:t>
       </w:r>
     </w:p>
@@ -944,18 +971,18 @@
         <w:tblLook w:val="04A0" w:firstRow="1" w:lastRow="0" w:firstColumn="1" w:lastColumn="0" w:noHBand="0" w:noVBand="1"/>
       </w:tblPr>
       <w:tblGrid>
-        <w:gridCol w:w="989"/>
-        <w:gridCol w:w="1065"/>
-        <w:gridCol w:w="1023"/>
-        <w:gridCol w:w="1164"/>
-        <w:gridCol w:w="1177"/>
-        <w:gridCol w:w="1100"/>
-        <w:gridCol w:w="1126"/>
+        <w:gridCol w:w="1107"/>
+        <w:gridCol w:w="1034"/>
+        <w:gridCol w:w="993"/>
+        <w:gridCol w:w="1129"/>
+        <w:gridCol w:w="1141"/>
+        <w:gridCol w:w="1149"/>
+        <w:gridCol w:w="1091"/>
       </w:tblGrid>
       <w:tr>
         <w:tc>
           <w:tcPr>
-            <w:tcW w:w="1092" w:type="dxa"/>
+            <w:tcW w:w="989" w:type="dxa"/>
             <w:vAlign w:val="center"/>
           </w:tcPr>
           <w:p>
@@ -969,7 +996,7 @@
         </w:tc>
         <w:tc>
           <w:tcPr>
-            <w:tcW w:w="1092" w:type="dxa"/>
+            <w:tcW w:w="1065" w:type="dxa"/>
             <w:vAlign w:val="center"/>
           </w:tcPr>
           <w:p>
@@ -983,7 +1010,7 @@
         </w:tc>
         <w:tc>
           <w:tcPr>
-            <w:tcW w:w="1092" w:type="dxa"/>
+            <w:tcW w:w="1023" w:type="dxa"/>
             <w:vAlign w:val="center"/>
           </w:tcPr>
           <w:p>
@@ -997,7 +1024,7 @@
         </w:tc>
         <w:tc>
           <w:tcPr>
-            <w:tcW w:w="1092" w:type="dxa"/>
+            <w:tcW w:w="1164" w:type="dxa"/>
             <w:vAlign w:val="center"/>
           </w:tcPr>
           <w:p>
@@ -1011,7 +1038,7 @@
         </w:tc>
         <w:tc>
           <w:tcPr>
-            <w:tcW w:w="1092" w:type="dxa"/>
+            <w:tcW w:w="1177" w:type="dxa"/>
             <w:vAlign w:val="center"/>
           </w:tcPr>
           <w:p>
@@ -1025,7 +1052,7 @@
         </w:tc>
         <w:tc>
           <w:tcPr>
-            <w:tcW w:w="1092" w:type="dxa"/>
+            <w:tcW w:w="1100" w:type="dxa"/>
             <w:vAlign w:val="center"/>
           </w:tcPr>
           <w:p>
@@ -1039,7 +1066,7 @@
         </w:tc>
         <w:tc>
           <w:tcPr>
-            <w:tcW w:w="1092" w:type="dxa"/>
+            <w:tcW w:w="1126" w:type="dxa"/>
             <w:vAlign w:val="center"/>
           </w:tcPr>
           <w:p>
@@ -1055,7 +1082,291 @@
       <w:tr>
         <w:tc>
           <w:tcPr>
-            <w:tcW w:w="1092" w:type="dxa"/>
+            <w:tcW w:w="989" w:type="dxa"/>
+          </w:tcPr>
+          <w:p>
+            <w:pPr>
+              <w:jc w:val="left"/>
+            </w:pPr>
+            <w:r>
+              <w:t>OmniAnomaly (2019) [18]</w:t>
+            </w:r>
+          </w:p>
+        </w:tc>
+        <w:tc>
+          <w:tcPr>
+            <w:tcW w:w="1065" w:type="dxa"/>
+          </w:tcPr>
+          <w:p>
+            <w:pPr>
+              <w:jc w:val="left"/>
+            </w:pPr>
+            <w:r>
+              <w:t>Unsupervised Anomaly Detection</w:t>
+            </w:r>
+          </w:p>
+        </w:tc>
+        <w:tc>
+          <w:tcPr>
+            <w:tcW w:w="1023" w:type="dxa"/>
+          </w:tcPr>
+          <w:p>
+            <w:pPr>
+              <w:jc w:val="left"/>
+            </w:pPr>
+            <w:r>
+              <w:t>Industrial multivariate time-series</w:t>
+            </w:r>
+          </w:p>
+        </w:tc>
+        <w:tc>
+          <w:tcPr>
+            <w:tcW w:w="1164" w:type="dxa"/>
+          </w:tcPr>
+          <w:p>
+            <w:pPr>
+              <w:jc w:val="left"/>
+            </w:pPr>
+            <w:r>
+              <w:t>Stochastic Recurrent Neural Network (Stochastic RNN) modeling.</w:t>
+            </w:r>
+          </w:p>
+        </w:tc>
+        <w:tc>
+          <w:tcPr>
+            <w:tcW w:w="1177" w:type="dxa"/>
+          </w:tcPr>
+          <w:p>
+            <w:pPr>
+              <w:jc w:val="left"/>
+            </w:pPr>
+            <w:r>
+              <w:t>Captures stochastic dynamics via probabilistic reconstruction distributions.</w:t>
+            </w:r>
+          </w:p>
+        </w:tc>
+        <w:tc>
+          <w:tcPr>
+            <w:tcW w:w="1100" w:type="dxa"/>
+          </w:tcPr>
+          <w:p>
+            <w:pPr>
+              <w:jc w:val="left"/>
+            </w:pPr>
+            <w:r>
+              <w:t>Suffers from over-generalization that erases early fault indicators; global threshold calibration causes data leakage.</w:t>
+            </w:r>
+          </w:p>
+        </w:tc>
+        <w:tc>
+          <w:tcPr>
+            <w:tcW w:w="1126" w:type="dxa"/>
+          </w:tcPr>
+          <w:p>
+            <w:pPr>
+              <w:jc w:val="left"/>
+            </w:pPr>
+            <w:r>
+              <w:t>Shifts from a reconstruction paradigm to a sequence forecasting paradigm, incorporating localized POT calibratio.</w:t>
+            </w:r>
+          </w:p>
+        </w:tc>
+      </w:tr>
+      <w:tr>
+        <w:tc>
+          <w:tcPr>
+            <w:tcW w:w="989" w:type="dxa"/>
+          </w:tcPr>
+          <w:p>
+            <w:pPr>
+              <w:jc w:val="left"/>
+            </w:pPr>
+            <w:r>
+              <w:t>USAD (2020) [19]</w:t>
+            </w:r>
+          </w:p>
+        </w:tc>
+        <w:tc>
+          <w:tcPr>
+            <w:tcW w:w="1065" w:type="dxa"/>
+          </w:tcPr>
+          <w:p>
+            <w:pPr>
+              <w:jc w:val="left"/>
+            </w:pPr>
+            <w:r>
+              <w:t>Unsupervised Anomaly Detection</w:t>
+            </w:r>
+          </w:p>
+        </w:tc>
+        <w:tc>
+          <w:tcPr>
+            <w:tcW w:w="1023" w:type="dxa"/>
+          </w:tcPr>
+          <w:p>
+            <w:pPr>
+              <w:jc w:val="left"/>
+            </w:pPr>
+            <w:r>
+              <w:t>Standard benchmark datasets (SWaT, WADI)</w:t>
+            </w:r>
+          </w:p>
+        </w:tc>
+        <w:tc>
+          <w:tcPr>
+            <w:tcW w:w="1164" w:type="dxa"/>
+          </w:tcPr>
+          <w:p>
+            <w:pPr>
+              <w:jc w:val="left"/>
+            </w:pPr>
+            <w:r>
+              <w:t>Adversarially trained autoencoders framework.</w:t>
+            </w:r>
+          </w:p>
+        </w:tc>
+        <w:tc>
+          <w:tcPr>
+            <w:tcW w:w="1177" w:type="dxa"/>
+          </w:tcPr>
+          <w:p>
+            <w:pPr>
+              <w:jc w:val="left"/>
+            </w:pPr>
+            <w:r>
+              <w:t>Enhances autoencoder training stability and convergence speed through adversarial learning.</w:t>
+            </w:r>
+          </w:p>
+        </w:tc>
+        <w:tc>
+          <w:tcPr>
+            <w:tcW w:w="1100" w:type="dxa"/>
+          </w:tcPr>
+          <w:p>
+            <w:pPr>
+              <w:jc w:val="left"/>
+            </w:pPr>
+            <w:r>
+              <w:t>Operates as a pure data-driven black box; threshold hyperparameter optimization relies on global validation anomalies.</w:t>
+            </w:r>
+          </w:p>
+        </w:tc>
+        <w:tc>
+          <w:tcPr>
+            <w:tcW w:w="1126" w:type="dxa"/>
+          </w:tcPr>
+          <w:p>
+            <w:pPr>
+              <w:jc w:val="left"/>
+            </w:pPr>
+            <w:r>
+              <w:t xml:space="preserve">Integrates an 8-D physical Stats Head to eliminate black-box behavior and isolates POT calibration within </w:t>
+            </w:r>
+            <w:r>
+              <w:lastRenderedPageBreak/>
+              <w:t>healthy intervals.</w:t>
+            </w:r>
+          </w:p>
+        </w:tc>
+      </w:tr>
+      <w:tr>
+        <w:tc>
+          <w:tcPr>
+            <w:tcW w:w="989" w:type="dxa"/>
+          </w:tcPr>
+          <w:p>
+            <w:pPr>
+              <w:jc w:val="left"/>
+            </w:pPr>
+            <w:r>
+              <w:lastRenderedPageBreak/>
+              <w:t>TranAD (2022) [20]</w:t>
+            </w:r>
+          </w:p>
+        </w:tc>
+        <w:tc>
+          <w:tcPr>
+            <w:tcW w:w="1065" w:type="dxa"/>
+          </w:tcPr>
+          <w:p>
+            <w:pPr>
+              <w:jc w:val="left"/>
+            </w:pPr>
+            <w:r>
+              <w:t>Unsupervised Anomaly Detection</w:t>
+            </w:r>
+          </w:p>
+        </w:tc>
+        <w:tc>
+          <w:tcPr>
+            <w:tcW w:w="1023" w:type="dxa"/>
+          </w:tcPr>
+          <w:p>
+            <w:pPr>
+              <w:jc w:val="left"/>
+            </w:pPr>
+            <w:r>
+              <w:t>Complex multivariate time-series</w:t>
+            </w:r>
+          </w:p>
+        </w:tc>
+        <w:tc>
+          <w:tcPr>
+            <w:tcW w:w="1164" w:type="dxa"/>
+          </w:tcPr>
+          <w:p>
+            <w:pPr>
+              <w:jc w:val="left"/>
+            </w:pPr>
+            <w:r>
+              <w:t>Transformer network with adversarial training and self-conditioning loops.</w:t>
+            </w:r>
+          </w:p>
+        </w:tc>
+        <w:tc>
+          <w:tcPr>
+            <w:tcW w:w="1177" w:type="dxa"/>
+          </w:tcPr>
+          <w:p>
+            <w:pPr>
+              <w:jc w:val="left"/>
+            </w:pPr>
+            <w:r>
+              <w:t>Achieves accelerated inference speeds and high precision via adversarial Transformer outputs.</w:t>
+            </w:r>
+          </w:p>
+        </w:tc>
+        <w:tc>
+          <w:tcPr>
+            <w:tcW w:w="1100" w:type="dxa"/>
+          </w:tcPr>
+          <w:p>
+            <w:pPr>
+              <w:jc w:val="left"/>
+            </w:pPr>
+            <w:r>
+              <w:t>High memory footprint over extended sequences; POT hyperparameter selection relies on future anomalous data.</w:t>
+            </w:r>
+          </w:p>
+        </w:tc>
+        <w:tc>
+          <w:tcPr>
+            <w:tcW w:w="1126" w:type="dxa"/>
+          </w:tcPr>
+          <w:p>
+            <w:pPr>
+              <w:jc w:val="left"/>
+            </w:pPr>
+            <w:r>
+              <w:t>Utilizes a hybrid Mamba-CNN framework with linear complexity and strictly enforces localized calibration (condition == 0).</w:t>
+            </w:r>
+          </w:p>
+        </w:tc>
+      </w:tr>
+      <w:tr>
+        <w:tc>
+          <w:tcPr>
+            <w:tcW w:w="989" w:type="dxa"/>
             <w:vAlign w:val="center"/>
           </w:tcPr>
           <w:p>
@@ -1069,7 +1380,7 @@
         </w:tc>
         <w:tc>
           <w:tcPr>
-            <w:tcW w:w="1092" w:type="dxa"/>
+            <w:tcW w:w="1065" w:type="dxa"/>
             <w:vAlign w:val="center"/>
           </w:tcPr>
           <w:p>
@@ -1083,7 +1394,7 @@
         </w:tc>
         <w:tc>
           <w:tcPr>
-            <w:tcW w:w="1092" w:type="dxa"/>
+            <w:tcW w:w="1023" w:type="dxa"/>
             <w:vAlign w:val="center"/>
           </w:tcPr>
           <w:p>
@@ -1097,7 +1408,7 @@
         </w:tc>
         <w:tc>
           <w:tcPr>
-            <w:tcW w:w="1092" w:type="dxa"/>
+            <w:tcW w:w="1164" w:type="dxa"/>
             <w:vAlign w:val="center"/>
           </w:tcPr>
           <w:p>
@@ -1111,7 +1422,7 @@
         </w:tc>
         <w:tc>
           <w:tcPr>
-            <w:tcW w:w="1092" w:type="dxa"/>
+            <w:tcW w:w="1177" w:type="dxa"/>
             <w:vAlign w:val="center"/>
           </w:tcPr>
           <w:p>
@@ -1125,7 +1436,7 @@
         </w:tc>
         <w:tc>
           <w:tcPr>
-            <w:tcW w:w="1092" w:type="dxa"/>
+            <w:tcW w:w="1100" w:type="dxa"/>
             <w:vAlign w:val="center"/>
           </w:tcPr>
           <w:p>
@@ -1188,7 +1499,7 @@
         </w:tc>
         <w:tc>
           <w:tcPr>
-            <w:tcW w:w="1092" w:type="dxa"/>
+            <w:tcW w:w="1126" w:type="dxa"/>
             <w:vAlign w:val="center"/>
           </w:tcPr>
           <w:p>
@@ -1233,7 +1544,7 @@
       <w:tr>
         <w:tc>
           <w:tcPr>
-            <w:tcW w:w="1092" w:type="dxa"/>
+            <w:tcW w:w="989" w:type="dxa"/>
             <w:vAlign w:val="center"/>
           </w:tcPr>
           <w:p>
@@ -1247,7 +1558,7 @@
         </w:tc>
         <w:tc>
           <w:tcPr>
-            <w:tcW w:w="1092" w:type="dxa"/>
+            <w:tcW w:w="1065" w:type="dxa"/>
             <w:vAlign w:val="center"/>
           </w:tcPr>
           <w:p>
@@ -1261,7 +1572,7 @@
         </w:tc>
         <w:tc>
           <w:tcPr>
-            <w:tcW w:w="1092" w:type="dxa"/>
+            <w:tcW w:w="1023" w:type="dxa"/>
             <w:vAlign w:val="center"/>
           </w:tcPr>
           <w:p>
@@ -1275,7 +1586,7 @@
         </w:tc>
         <w:tc>
           <w:tcPr>
-            <w:tcW w:w="1092" w:type="dxa"/>
+            <w:tcW w:w="1164" w:type="dxa"/>
             <w:vAlign w:val="center"/>
           </w:tcPr>
           <w:p>
@@ -1289,7 +1600,7 @@
         </w:tc>
         <w:tc>
           <w:tcPr>
-            <w:tcW w:w="1092" w:type="dxa"/>
+            <w:tcW w:w="1177" w:type="dxa"/>
             <w:vAlign w:val="center"/>
           </w:tcPr>
           <w:p>
@@ -1303,7 +1614,7 @@
         </w:tc>
         <w:tc>
           <w:tcPr>
-            <w:tcW w:w="1092" w:type="dxa"/>
+            <w:tcW w:w="1100" w:type="dxa"/>
             <w:vAlign w:val="center"/>
           </w:tcPr>
           <w:p>
@@ -1317,7 +1628,7 @@
         </w:tc>
         <w:tc>
           <w:tcPr>
-            <w:tcW w:w="1092" w:type="dxa"/>
+            <w:tcW w:w="1126" w:type="dxa"/>
             <w:vAlign w:val="center"/>
           </w:tcPr>
           <w:p>
@@ -1333,7 +1644,7 @@
       <w:tr>
         <w:tc>
           <w:tcPr>
-            <w:tcW w:w="1092" w:type="dxa"/>
+            <w:tcW w:w="989" w:type="dxa"/>
             <w:vAlign w:val="center"/>
           </w:tcPr>
           <w:p>
@@ -1347,7 +1658,7 @@
         </w:tc>
         <w:tc>
           <w:tcPr>
-            <w:tcW w:w="1092" w:type="dxa"/>
+            <w:tcW w:w="1065" w:type="dxa"/>
             <w:vAlign w:val="center"/>
           </w:tcPr>
           <w:p>
@@ -1361,7 +1672,7 @@
         </w:tc>
         <w:tc>
           <w:tcPr>
-            <w:tcW w:w="1092" w:type="dxa"/>
+            <w:tcW w:w="1023" w:type="dxa"/>
             <w:vAlign w:val="center"/>
           </w:tcPr>
           <w:p>
@@ -1375,7 +1686,7 @@
         </w:tc>
         <w:tc>
           <w:tcPr>
-            <w:tcW w:w="1092" w:type="dxa"/>
+            <w:tcW w:w="1164" w:type="dxa"/>
             <w:vAlign w:val="center"/>
           </w:tcPr>
           <w:p>
@@ -1383,13 +1694,17 @@
               <w:jc w:val="left"/>
             </w:pPr>
             <w:r>
-              <w:t>Temporal patching technique combined with channel-independence constraints.</w:t>
+              <w:t xml:space="preserve">Temporal patching technique combined with channel-independence </w:t>
+            </w:r>
+            <w:r>
+              <w:lastRenderedPageBreak/>
+              <w:t>constraints.</w:t>
             </w:r>
           </w:p>
         </w:tc>
         <w:tc>
           <w:tcPr>
-            <w:tcW w:w="1092" w:type="dxa"/>
+            <w:tcW w:w="1177" w:type="dxa"/>
             <w:vAlign w:val="center"/>
           </w:tcPr>
           <w:p>
@@ -1397,13 +1712,18 @@
               <w:jc w:val="left"/>
             </w:pPr>
             <w:r>
-              <w:t>Reduces Transformer complexity to linear scale; eliminates cross-channel noise propagation.</w:t>
+              <w:lastRenderedPageBreak/>
+              <w:t xml:space="preserve">Reduces Transformer complexity to linear scale; eliminates cross-channel </w:t>
+            </w:r>
+            <w:r>
+              <w:lastRenderedPageBreak/>
+              <w:t>noise propagation.</w:t>
             </w:r>
           </w:p>
         </w:tc>
         <w:tc>
           <w:tcPr>
-            <w:tcW w:w="1092" w:type="dxa"/>
+            <w:tcW w:w="1100" w:type="dxa"/>
             <w:vAlign w:val="center"/>
           </w:tcPr>
           <w:p>
@@ -1411,13 +1731,18 @@
               <w:jc w:val="left"/>
             </w:pPr>
             <w:r>
-              <w:t>Ignores cross-channel correlations, degrading detection performance in multi-sensor setups.</w:t>
+              <w:lastRenderedPageBreak/>
+              <w:t>Ignores cross-channel correlations, degrading detection performance in multi-</w:t>
+            </w:r>
+            <w:r>
+              <w:lastRenderedPageBreak/>
+              <w:t>sensor setups.</w:t>
             </w:r>
           </w:p>
         </w:tc>
         <w:tc>
           <w:tcPr>
-            <w:tcW w:w="1092" w:type="dxa"/>
+            <w:tcW w:w="1126" w:type="dxa"/>
             <w:vAlign w:val="center"/>
           </w:tcPr>
           <w:p>
@@ -1425,7 +1750,12 @@
               <w:jc w:val="left"/>
             </w:pPr>
             <w:r>
-              <w:t>The proposed model maintains channel independence in the Mamba branch but fuses channels within the Fusion Head.</w:t>
+              <w:lastRenderedPageBreak/>
+              <w:t xml:space="preserve">The proposed model maintains channel independence in the Mamba branch but </w:t>
+            </w:r>
+            <w:r>
+              <w:lastRenderedPageBreak/>
+              <w:t>fuses channels within the Fusion Head.</w:t>
             </w:r>
           </w:p>
         </w:tc>
@@ -1433,7 +1763,7 @@
       <w:tr>
         <w:tc>
           <w:tcPr>
-            <w:tcW w:w="1092" w:type="dxa"/>
+            <w:tcW w:w="989" w:type="dxa"/>
             <w:vAlign w:val="center"/>
           </w:tcPr>
           <w:p>
@@ -1441,13 +1771,14 @@
               <w:jc w:val="left"/>
             </w:pPr>
             <w:r>
+              <w:lastRenderedPageBreak/>
               <w:t>TFG-Mamba (2026) [9]</w:t>
             </w:r>
           </w:p>
         </w:tc>
         <w:tc>
           <w:tcPr>
-            <w:tcW w:w="1092" w:type="dxa"/>
+            <w:tcW w:w="1065" w:type="dxa"/>
             <w:vAlign w:val="center"/>
           </w:tcPr>
           <w:p>
@@ -1461,7 +1792,7 @@
         </w:tc>
         <w:tc>
           <w:tcPr>
-            <w:tcW w:w="1092" w:type="dxa"/>
+            <w:tcW w:w="1023" w:type="dxa"/>
             <w:vAlign w:val="center"/>
           </w:tcPr>
           <w:p>
@@ -1475,7 +1806,7 @@
         </w:tc>
         <w:tc>
           <w:tcPr>
-            <w:tcW w:w="1092" w:type="dxa"/>
+            <w:tcW w:w="1164" w:type="dxa"/>
             <w:vAlign w:val="center"/>
           </w:tcPr>
           <w:p>
@@ -1483,17 +1814,13 @@
               <w:jc w:val="left"/>
             </w:pPr>
             <w:r>
-              <w:t xml:space="preserve">Time-frequency domain fusion via a guided gated Mamba </w:t>
-            </w:r>
-            <w:r>
-              <w:lastRenderedPageBreak/>
-              <w:t>mechanism.</w:t>
+              <w:t>Time-frequency domain fusion via a guided gated Mamba mechanism.</w:t>
             </w:r>
           </w:p>
         </w:tc>
         <w:tc>
           <w:tcPr>
-            <w:tcW w:w="1092" w:type="dxa"/>
+            <w:tcW w:w="1177" w:type="dxa"/>
             <w:vAlign w:val="center"/>
           </w:tcPr>
           <w:p>
@@ -1501,18 +1828,13 @@
               <w:jc w:val="left"/>
             </w:pPr>
             <w:r>
-              <w:lastRenderedPageBreak/>
-              <w:t xml:space="preserve">Deeply exploits frequency-domain descriptors to track long-term </w:t>
-            </w:r>
-            <w:r>
-              <w:lastRenderedPageBreak/>
-              <w:t>degradation trajectories.</w:t>
+              <w:t>Deeply exploits frequency-domain descriptors to track long-term degradation trajectories.</w:t>
             </w:r>
           </w:p>
         </w:tc>
         <w:tc>
           <w:tcPr>
-            <w:tcW w:w="1092" w:type="dxa"/>
+            <w:tcW w:w="1100" w:type="dxa"/>
             <w:vAlign w:val="center"/>
           </w:tcPr>
           <w:p>
@@ -1520,18 +1842,13 @@
               <w:jc w:val="left"/>
             </w:pPr>
             <w:r>
-              <w:lastRenderedPageBreak/>
-              <w:t xml:space="preserve">Operates as a purely data-driven black box; requires supervised </w:t>
-            </w:r>
-            <w:r>
-              <w:lastRenderedPageBreak/>
-              <w:t>labels; lacks leakage-free thresholding.</w:t>
+              <w:t>Operates as a purely data-driven black box; requires supervised labels; lacks leakage-free thresholding.</w:t>
             </w:r>
           </w:p>
         </w:tc>
         <w:tc>
           <w:tcPr>
-            <w:tcW w:w="1092" w:type="dxa"/>
+            <w:tcW w:w="1126" w:type="dxa"/>
             <w:vAlign w:val="center"/>
           </w:tcPr>
           <w:p>
@@ -1539,12 +1856,7 @@
               <w:jc w:val="left"/>
             </w:pPr>
             <w:r>
-              <w:lastRenderedPageBreak/>
-              <w:t xml:space="preserve">The proposed model builds upon an unsupervised </w:t>
-            </w:r>
-            <w:r>
-              <w:lastRenderedPageBreak/>
-              <w:t>forecasting framework and integrates a leakage-free POT module.</w:t>
+              <w:t>The proposed model builds upon an unsupervised forecasting framework and integrates a leakage-free POT module.</w:t>
             </w:r>
           </w:p>
         </w:tc>
@@ -1552,7 +1864,7 @@
       <w:tr>
         <w:tc>
           <w:tcPr>
-            <w:tcW w:w="1092" w:type="dxa"/>
+            <w:tcW w:w="989" w:type="dxa"/>
             <w:vAlign w:val="center"/>
           </w:tcPr>
           <w:p>
@@ -1560,14 +1872,13 @@
               <w:jc w:val="left"/>
             </w:pPr>
             <w:r>
-              <w:lastRenderedPageBreak/>
               <w:t>PG-TMT (2026) [13]</w:t>
             </w:r>
           </w:p>
         </w:tc>
         <w:tc>
           <w:tcPr>
-            <w:tcW w:w="1092" w:type="dxa"/>
+            <w:tcW w:w="1065" w:type="dxa"/>
             <w:vAlign w:val="center"/>
           </w:tcPr>
           <w:p>
@@ -1581,7 +1892,7 @@
         </w:tc>
         <w:tc>
           <w:tcPr>
-            <w:tcW w:w="1092" w:type="dxa"/>
+            <w:tcW w:w="1023" w:type="dxa"/>
             <w:vAlign w:val="center"/>
           </w:tcPr>
           <w:p>
@@ -1595,7 +1906,7 @@
         </w:tc>
         <w:tc>
           <w:tcPr>
-            <w:tcW w:w="1092" w:type="dxa"/>
+            <w:tcW w:w="1164" w:type="dxa"/>
             <w:vAlign w:val="center"/>
           </w:tcPr>
           <w:p>
@@ -1609,7 +1920,7 @@
         </w:tc>
         <w:tc>
           <w:tcPr>
-            <w:tcW w:w="1092" w:type="dxa"/>
+            <w:tcW w:w="1177" w:type="dxa"/>
             <w:vAlign w:val="center"/>
           </w:tcPr>
           <w:p>
@@ -1623,7 +1934,7 @@
         </w:tc>
         <w:tc>
           <w:tcPr>
-            <w:tcW w:w="1092" w:type="dxa"/>
+            <w:tcW w:w="1100" w:type="dxa"/>
             <w:vAlign w:val="center"/>
           </w:tcPr>
           <w:p>
@@ -1637,7 +1948,7 @@
         </w:tc>
         <w:tc>
           <w:tcPr>
-            <w:tcW w:w="1092" w:type="dxa"/>
+            <w:tcW w:w="1126" w:type="dxa"/>
             <w:vAlign w:val="center"/>
           </w:tcPr>
           <w:p>
@@ -1653,7 +1964,7 @@
       <w:tr>
         <w:tc>
           <w:tcPr>
-            <w:tcW w:w="1092" w:type="dxa"/>
+            <w:tcW w:w="989" w:type="dxa"/>
             <w:vAlign w:val="center"/>
           </w:tcPr>
           <w:p>
@@ -1667,7 +1978,7 @@
         </w:tc>
         <w:tc>
           <w:tcPr>
-            <w:tcW w:w="1092" w:type="dxa"/>
+            <w:tcW w:w="1065" w:type="dxa"/>
             <w:vAlign w:val="center"/>
           </w:tcPr>
           <w:p>
@@ -1681,7 +1992,7 @@
         </w:tc>
         <w:tc>
           <w:tcPr>
-            <w:tcW w:w="1092" w:type="dxa"/>
+            <w:tcW w:w="1023" w:type="dxa"/>
             <w:vAlign w:val="center"/>
           </w:tcPr>
           <w:p>
@@ -1695,7 +2006,7 @@
         </w:tc>
         <w:tc>
           <w:tcPr>
-            <w:tcW w:w="1092" w:type="dxa"/>
+            <w:tcW w:w="1164" w:type="dxa"/>
             <w:vAlign w:val="center"/>
           </w:tcPr>
           <w:p>
@@ -1709,7 +2020,7 @@
         </w:tc>
         <w:tc>
           <w:tcPr>
-            <w:tcW w:w="1092" w:type="dxa"/>
+            <w:tcW w:w="1177" w:type="dxa"/>
             <w:vAlign w:val="center"/>
           </w:tcPr>
           <w:p>
@@ -1723,7 +2034,7 @@
         </w:tc>
         <w:tc>
           <w:tcPr>
-            <w:tcW w:w="1092" w:type="dxa"/>
+            <w:tcW w:w="1100" w:type="dxa"/>
             <w:vAlign w:val="center"/>
           </w:tcPr>
           <w:p>
@@ -1737,7 +2048,7 @@
         </w:tc>
         <w:tc>
           <w:tcPr>
-            <w:tcW w:w="1092" w:type="dxa"/>
+            <w:tcW w:w="1126" w:type="dxa"/>
             <w:vAlign w:val="center"/>
           </w:tcPr>
           <w:p>
@@ -1753,7 +2064,7 @@
       <w:tr>
         <w:tc>
           <w:tcPr>
-            <w:tcW w:w="1092" w:type="dxa"/>
+            <w:tcW w:w="989" w:type="dxa"/>
             <w:vAlign w:val="center"/>
           </w:tcPr>
           <w:p>
@@ -1767,7 +2078,7 @@
         </w:tc>
         <w:tc>
           <w:tcPr>
-            <w:tcW w:w="1092" w:type="dxa"/>
+            <w:tcW w:w="1065" w:type="dxa"/>
             <w:vAlign w:val="center"/>
           </w:tcPr>
           <w:p>
@@ -1775,13 +2086,17 @@
               <w:jc w:val="left"/>
             </w:pPr>
             <w:r>
-              <w:t>Unsupervised Bearing Anomaly Detection</w:t>
+              <w:t xml:space="preserve">Unsupervised Bearing </w:t>
+            </w:r>
+            <w:r>
+              <w:lastRenderedPageBreak/>
+              <w:t>Anomaly Detection</w:t>
             </w:r>
           </w:p>
         </w:tc>
         <w:tc>
           <w:tcPr>
-            <w:tcW w:w="1092" w:type="dxa"/>
+            <w:tcW w:w="1023" w:type="dxa"/>
             <w:vAlign w:val="center"/>
           </w:tcPr>
           <w:p>
@@ -1789,13 +2104,18 @@
               <w:jc w:val="left"/>
             </w:pPr>
             <w:r>
-              <w:t>Real-world industrial run-to-failure vibration datasets</w:t>
+              <w:lastRenderedPageBreak/>
+              <w:t>Real-world industrial run-to-</w:t>
+            </w:r>
+            <w:r>
+              <w:lastRenderedPageBreak/>
+              <w:t>failure vibration datasets</w:t>
             </w:r>
           </w:p>
         </w:tc>
         <w:tc>
           <w:tcPr>
-            <w:tcW w:w="1092" w:type="dxa"/>
+            <w:tcW w:w="1164" w:type="dxa"/>
             <w:vAlign w:val="center"/>
           </w:tcPr>
           <w:p>
@@ -1803,13 +2123,18 @@
               <w:jc w:val="left"/>
             </w:pPr>
             <w:r>
-              <w:t>Hybrid Mamba-CNN with series decomposition, an 8-D physical Stats Head, and localized POT calibration.</w:t>
+              <w:lastRenderedPageBreak/>
+              <w:t xml:space="preserve">Hybrid Mamba-CNN with series </w:t>
+            </w:r>
+            <w:r>
+              <w:lastRenderedPageBreak/>
+              <w:t>decomposition, an 8-D physical Stats Head, and localized POT calibration.</w:t>
             </w:r>
           </w:p>
         </w:tc>
         <w:tc>
           <w:tcPr>
-            <w:tcW w:w="1092" w:type="dxa"/>
+            <w:tcW w:w="1177" w:type="dxa"/>
             <w:vAlign w:val="center"/>
           </w:tcPr>
           <w:p>
@@ -1817,13 +2142,47 @@
               <w:jc w:val="left"/>
             </w:pPr>
             <w:r>
-              <w:t>Achieves linear complexity $O(N)$; guarantees mechanical interpretability; provides leakage-free online calibration.</w:t>
+              <w:lastRenderedPageBreak/>
+              <w:t xml:space="preserve">Achieves linear complexity </w:t>
+            </w:r>
+            <m:oMath>
+              <m:r>
+                <w:rPr>
+                  <w:rFonts w:ascii="Cambria Math" w:hAnsi="Cambria Math"/>
+                </w:rPr>
+                <m:t>O</m:t>
+              </m:r>
+              <m:d>
+                <m:dPr>
+                  <m:ctrlPr>
+                    <w:rPr>
+                      <w:rFonts w:ascii="Cambria Math" w:hAnsi="Cambria Math"/>
+                      <w:i/>
+                    </w:rPr>
+                  </m:ctrlPr>
+                </m:dPr>
+                <m:e>
+                  <m:r>
+                    <w:rPr>
+                      <w:rFonts w:ascii="Cambria Math" w:hAnsi="Cambria Math"/>
+                    </w:rPr>
+                    <m:t>N</m:t>
+                  </m:r>
+                </m:e>
+              </m:d>
+            </m:oMath>
+            <w:r>
+              <w:t xml:space="preserve">; </w:t>
+            </w:r>
+            <w:r>
+              <w:lastRenderedPageBreak/>
+              <w:t>guarantees mechanical interpretability; provides leakage-free online calibration.</w:t>
             </w:r>
           </w:p>
         </w:tc>
         <w:tc>
           <w:tcPr>
-            <w:tcW w:w="1092" w:type="dxa"/>
+            <w:tcW w:w="1100" w:type="dxa"/>
             <w:vAlign w:val="center"/>
           </w:tcPr>
           <w:p>
@@ -1831,13 +2190,18 @@
               <w:jc w:val="left"/>
             </w:pPr>
             <w:r>
-              <w:t>Performance depends on the structural integrity of the early-stage healthy data segments.</w:t>
+              <w:lastRenderedPageBreak/>
+              <w:t xml:space="preserve">Performance depends on the structural </w:t>
+            </w:r>
+            <w:r>
+              <w:lastRenderedPageBreak/>
+              <w:t>integrity of the early-stage healthy data segments.</w:t>
             </w:r>
           </w:p>
         </w:tc>
         <w:tc>
           <w:tcPr>
-            <w:tcW w:w="1092" w:type="dxa"/>
+            <w:tcW w:w="1126" w:type="dxa"/>
             <w:vAlign w:val="center"/>
           </w:tcPr>
           <w:p>
@@ -1845,6 +2209,7 @@
               <w:jc w:val="left"/>
             </w:pPr>
             <w:r>
+              <w:lastRenderedPageBreak/>
               <w:t>(</w:t>
             </w:r>
             <w:r>
@@ -1852,7 +2217,15 @@
                 <w:i/>
                 <w:iCs/>
               </w:rPr>
-              <w:t>Establishes a new scientific baseline for leakage-free, physics-informed PHM frameworks</w:t>
+              <w:t xml:space="preserve">Establishes a new scientific baseline </w:t>
+            </w:r>
+            <w:r>
+              <w:rPr>
+                <w:i/>
+                <w:iCs/>
+              </w:rPr>
+              <w:lastRenderedPageBreak/>
+              <w:t>for leakage-free, physics-informed PHM frameworks</w:t>
             </w:r>
             <w:r>
               <w:t>).</w:t>
@@ -1935,7 +2308,6 @@
         <w:jc w:val="both"/>
       </w:pPr>
       <w:r>
-        <w:lastRenderedPageBreak/>
         <w:t>First, confirm that you have the correct template for your paper size. This template has been tailored for output on the A4 paper size. If you are using US letter-sized paper, please close thi</w:t>
       </w:r>
       <w:r>
@@ -2308,6 +2680,7 @@
         <w:jc w:val="both"/>
       </w:pPr>
       <w:r>
+        <w:lastRenderedPageBreak/>
         <w:t xml:space="preserve">Use a zero before decimal points: </w:t>
       </w:r>
       <w:r>
@@ -2486,7 +2859,6 @@
         <w:jc w:val="both"/>
       </w:pPr>
       <w:r>
-        <w:lastRenderedPageBreak/>
         <w:tab/>
       </w:r>
       <w:r>
@@ -3183,7 +3555,11 @@
         <w:tab/>
       </w:r>
       <w:r>
-        <w:t>The template is designed so that author affiliations are not repeated each time for multiple authors of the same affiliation. Please keep your affiliations as succinct as possible (for example, do not differentiate among departments of the same organization). This template was designed for two affiliations.</w:t>
+        <w:t xml:space="preserve">The template is designed so that author affiliations are not repeated each time for multiple authors of the same affiliation. Please keep your affiliations as succinct as possible (for example, </w:t>
+      </w:r>
+      <w:r>
+        <w:lastRenderedPageBreak/>
+        <w:t>do not differentiate among departments of the same organization). This template was designed for two affiliations.</w:t>
       </w:r>
     </w:p>
     <w:p>
@@ -3437,7 +3813,6 @@
         <w:rPr>
           <w:i/>
         </w:rPr>
-        <w:lastRenderedPageBreak/>
         <w:t>Highlight author and affiliation lines of affiliation 1 and copy this selection.</w:t>
       </w:r>
     </w:p>
@@ -4268,11 +4643,7 @@
         <w:tab/>
       </w:r>
       <w:r>
-        <w:t xml:space="preserve">Figure Labels: Use 8 point Times New Roman for Figure labels. Use words rather than symbols or abbreviations when writing Figure axis labels to avoid confusing the reader. As an </w:t>
-      </w:r>
-      <w:r>
-        <w:lastRenderedPageBreak/>
-        <w:t xml:space="preserve">example, write the quantity </w:t>
+        <w:t xml:space="preserve">Figure Labels: Use 8 point Times New Roman for Figure labels. Use words rather than symbols or abbreviations when writing Figure axis labels to avoid confusing the reader. As an example, write the quantity </w:t>
       </w:r>
       <w:r>
         <w:t>“</w:t>
@@ -4959,6 +5330,7 @@
         <w:rPr>
           <w:rFonts w:eastAsia="MS Mincho"/>
         </w:rPr>
+        <w:lastRenderedPageBreak/>
         <w:t>M. Young, The Technical Writer</w:t>
       </w:r>
       <w:r>

--- a/artifacts/report_nckh.docx
+++ b/artifacts/report_nckh.docx
@@ -3271,13 +3271,7 @@
           <w:rPr>
             <w:rFonts w:ascii="Cambria Math" w:hAnsi="Cambria Math"/>
           </w:rPr>
-          <m:t>and</m:t>
-        </m:r>
-        <m:r>
-          <w:rPr>
-            <w:rFonts w:ascii="Cambria Math" w:hAnsi="Cambria Math"/>
-          </w:rPr>
-          <m:t>y</m:t>
+          <m:t>andy</m:t>
         </m:r>
         <m:d>
           <m:dPr>
@@ -4449,7 +4443,24 @@
         </m:r>
       </m:oMath>
       <w:r>
-        <w:t>) with a configured stride $s$ is integrated to compress the trend sequence prior to the execution of the matrix multiplication:</w:t>
+        <w:t>) with a configured stride</w:t>
+      </w:r>
+      <w:r>
+        <w:t xml:space="preserve"> </w:t>
+      </w:r>
+      <m:oMath>
+        <m:r>
+          <w:rPr>
+            <w:rFonts w:ascii="Cambria Math" w:hAnsi="Cambria Math"/>
+          </w:rPr>
+          <m:t>s</m:t>
+        </m:r>
+      </m:oMath>
+      <w:r>
+        <w:t xml:space="preserve"> </w:t>
+      </w:r>
+      <w:r>
+        <w:t>is integrated to compress the trend sequence prior to the execution of the matrix multiplication:</w:t>
       </w:r>
     </w:p>
     <w:p>
@@ -9161,7 +9172,21 @@
         </m:acc>
       </m:oMath>
       <w:r>
-        <w:t xml:space="preserve">) which enforces fixed, non-adjustable contribution ratios between components, the proposed framework implements a learnable dual-stream mixing module governed by a dynamic weighting parameter $\alpha$ optimized independently per sensor channel </w:t>
+        <w:t xml:space="preserve">) which enforces fixed, non-adjustable contribution ratios between components, the proposed framework implements a learnable dual-stream mixing module governed by a dynamic weighting parameter </w:t>
+      </w:r>
+      <m:oMath>
+        <m:r>
+          <m:rPr>
+            <m:sty m:val="p"/>
+          </m:rPr>
+          <w:rPr>
+            <w:rFonts w:ascii="Cambria Math" w:hAnsi="Cambria Math"/>
+          </w:rPr>
+          <m:t>α</m:t>
+        </m:r>
+      </m:oMath>
+      <w:r>
+        <w:t xml:space="preserve"> optimized independently per sensor channel </w:t>
       </w:r>
       <m:oMath>
         <m:r>
@@ -9798,7 +9823,18 @@
         </m:acc>
       </m:oMath>
       <w:r>
-        <w:t>, the Anomaly Score at each time window $t$ is formally defined via the Mean Squared Error (MSE) computed across all sensor dimensions and steps within the horizon:</w:t>
+        <w:t xml:space="preserve">, the Anomaly Score at each time window </w:t>
+      </w:r>
+      <m:oMath>
+        <m:r>
+          <w:rPr>
+            <w:rFonts w:ascii="Cambria Math" w:hAnsi="Cambria Math"/>
+          </w:rPr>
+          <m:t>t</m:t>
+        </m:r>
+      </m:oMath>
+      <w:r>
+        <w:t xml:space="preserve"> is formally defined via the Mean Squared Error (MSE) computed across all sensor dimensions and steps within the horizon:</w:t>
       </w:r>
     </w:p>
     <w:p>
@@ -10179,7 +10215,18 @@
         <w:jc w:val="both"/>
       </w:pPr>
       <w:r>
-        <w:t>An initial baseline anchor threshold $t$ is established by computing a high-percentile marker (e.g., 98%) from the anomaly score sequence generated across the healthy training baseline.</w:t>
+        <w:t xml:space="preserve">An initial baseline anchor threshold </w:t>
+      </w:r>
+      <m:oMath>
+        <m:r>
+          <w:rPr>
+            <w:rFonts w:ascii="Cambria Math" w:hAnsi="Cambria Math"/>
+          </w:rPr>
+          <m:t>t</m:t>
+        </m:r>
+      </m:oMath>
+      <w:r>
+        <w:t xml:space="preserve"> is established by computing a high-percentile marker (e.g., 98%) from the anomaly score sequence generated across the healthy training baseline.</w:t>
       </w:r>
     </w:p>
     <w:p>
@@ -10280,7 +10327,38 @@
         <w:jc w:val="both"/>
       </w:pPr>
       <w:r>
-        <w:t>The set of excess values $E_i$ is fitted to a Generalized Pareto Distribution (GPD) to mathematically bound the asymptotic behavior of the distribution tail:</w:t>
+        <w:t xml:space="preserve">The set of excess values </w:t>
+      </w:r>
+      <m:oMath>
+        <m:sSub>
+          <m:sSubPr>
+            <m:ctrlPr>
+              <w:rPr>
+                <w:rFonts w:ascii="Cambria Math" w:hAnsi="Cambria Math"/>
+                <w:i/>
+              </w:rPr>
+            </m:ctrlPr>
+          </m:sSubPr>
+          <m:e>
+            <m:r>
+              <w:rPr>
+                <w:rFonts w:ascii="Cambria Math" w:hAnsi="Cambria Math"/>
+              </w:rPr>
+              <m:t>E</m:t>
+            </m:r>
+          </m:e>
+          <m:sub>
+            <m:r>
+              <w:rPr>
+                <w:rFonts w:ascii="Cambria Math" w:hAnsi="Cambria Math"/>
+              </w:rPr>
+              <m:t>i</m:t>
+            </m:r>
+          </m:sub>
+        </m:sSub>
+      </m:oMath>
+      <w:r>
+        <w:t xml:space="preserve"> is fitted to a Generalized Pareto Distribution (GPD) to mathematically bound the asymptotic behavior of the distribution tail:</w:t>
       </w:r>
     </w:p>
     <w:p>
@@ -12633,14 +12711,11 @@
         <w:jc w:val="both"/>
       </w:pPr>
       <w:r>
+        <w:lastRenderedPageBreak/>
         <w:tab/>
       </w:r>
       <w:r>
-        <w:t xml:space="preserve">Component heads identify the different components of your paper and are not topically subordinate to each other. Examples include ACKNOWLEDGMENTS and REFERENCES, and </w:t>
-      </w:r>
-      <w:r>
-        <w:lastRenderedPageBreak/>
-        <w:t xml:space="preserve">for these, the correct style to use is </w:t>
+        <w:t xml:space="preserve">Component heads identify the different components of your paper and are not topically subordinate to each other. Examples include ACKNOWLEDGMENTS and REFERENCES, and for these, the correct style to use is </w:t>
       </w:r>
       <w:r>
         <w:t>“</w:t>
@@ -13618,6 +13693,7 @@
         <w:t xml:space="preserve">do not use </w:t>
       </w:r>
       <w:r>
+        <w:lastRenderedPageBreak/>
         <w:t>“</w:t>
       </w:r>
       <w:r>
@@ -13660,7 +13736,6 @@
         <w:jc w:val="both"/>
       </w:pPr>
       <w:r>
-        <w:lastRenderedPageBreak/>
         <w:t>Number footnotes separately in superscripts. Place the actual footnote at the bottom of the column in which it was cited. Do not put footnotes in the reference list. Use letters for table footnotes.</w:t>
       </w:r>
     </w:p>
@@ -19113,6 +19188,7 @@
   <w:style w:type="character" w:default="1" w:styleId="DefaultParagraphFont">
     <w:name w:val="Default Paragraph Font"/>
     <w:uiPriority w:val="1"/>
+    <w:semiHidden/>
     <w:unhideWhenUsed/>
   </w:style>
   <w:style w:type="table" w:default="1" w:styleId="TableNormal">

--- a/artifacts/report_nckh.docx
+++ b/artifacts/report_nckh.docx
@@ -9925,7 +9925,7 @@
         <w:pStyle w:val="Heading1"/>
       </w:pPr>
       <w:r>
-        <w:t>Experimental Design</w:t>
+        <w:t>Results</w:t>
       </w:r>
     </w:p>
     <w:p>
@@ -13649,11 +13649,7 @@
         <w:tab/>
       </w:r>
       <w:r>
-        <w:t xml:space="preserve">Figure Labels: Use 8 point Times New Roman for Figure labels. Use words rather than symbols or abbreviations when writing Figure axis labels to avoid confusing the reader. As an </w:t>
-      </w:r>
-      <w:r>
-        <w:lastRenderedPageBreak/>
-        <w:t xml:space="preserve">example, write the quantity </w:t>
+        <w:t xml:space="preserve">Figure Labels: Use 8 point Times New Roman for Figure labels. Use words rather than symbols or abbreviations when writing Figure axis labels to avoid confusing the reader. As an example, write the quantity </w:t>
       </w:r>
       <w:r>
         <w:t>“</w:t>
@@ -19874,6 +19870,7 @@
   <w:style w:type="character" w:default="1" w:styleId="DefaultParagraphFont">
     <w:name w:val="Default Paragraph Font"/>
     <w:uiPriority w:val="1"/>
+    <w:semiHidden/>
     <w:unhideWhenUsed/>
   </w:style>
   <w:style w:type="table" w:default="1" w:styleId="TableNormal">

--- a/artifacts/report_nckh.docx
+++ b/artifacts/report_nckh.docx
@@ -9925,6 +9925,1706 @@
         <w:pStyle w:val="Heading1"/>
       </w:pPr>
       <w:r>
+        <w:t>Experiments Design</w:t>
+      </w:r>
+    </w:p>
+    <w:p>
+      <w:pPr>
+        <w:pStyle w:val="Heading2"/>
+      </w:pPr>
+      <w:r>
+        <w:t>Dataset Description and Temporal Partitioning Workflow</w:t>
+      </w:r>
+    </w:p>
+    <w:p>
+      <w:pPr>
+        <w:tabs>
+          <w:tab w:val="left" w:pos="284"/>
+        </w:tabs>
+        <w:jc w:val="both"/>
+      </w:pPr>
+      <w:r>
+        <w:tab/>
+      </w:r>
+      <w:r>
+        <w:t>The empirical validation of the proposed framework is executed utilizing the Paderborn University (UPB) run-to-failure ball bearing dataset, which represents a specialized industrial benchmark for rolling element bearing prognostic monitoring under time-varying operating conditions. The experimental setup utilizes type 61806-2RS ball bearings, which feature an inner diameter of 30 mm, an outer diameter of 42 mm, a width of 7 mm, and are equipped with 19 rolling elements. During the run-to-failure experiments, the test bearing assembly is subjected to highly dynamic operating conditions where the shaft rotating speed, static pre-loads, and superimposed dynamic load amplitudes are randomly drawn from stationary uniform distributions within predefined boundaries to simulate rigorous real-world mechanical environments. To thoroughly map the directional mechanics of structural degradation without cross-channel leakage, physical telemetry is captured synchronously via two one-directional accelerometers mounted on the bearing housing, tracking the horizontal rear direction (Channel A) and frontal direction (Channel C). Raw vibration data streams are sampled at an ultra-high acquisition rate of 128 kHz for early experimental runs and 64 kHz for subsequent extended lifecycles. Prior to sequence generation, a causal Butterworth high-pass filter is implemented with a configured cutoff frequency of 2000 Hz to isolate structural transient shock impacts from low-frequency shaft rotation modulations and environmental background noise.</w:t>
+      </w:r>
+    </w:p>
+    <w:p>
+      <w:pPr>
+        <w:tabs>
+          <w:tab w:val="left" w:pos="284"/>
+        </w:tabs>
+        <w:jc w:val="both"/>
+      </w:pPr>
+      <w:r>
+        <w:tab/>
+      </w:r>
+      <w:r>
+        <w:t xml:space="preserve">To ensure a strict, leakage-free verification protocol that aligns with actual industrial monitoring constraints, a dedicated subset consisting of exactly 10 distinct bearings out of the 17 total experimental lifecycles is isolated. The training matrix ingests data streams compiled across bearings B02, B05, B08, B10, B11, and B17. Generalization bounds and unsupervised fault detection accuracy are validated on an independent testing cohort consisting of bearings B01, B03, B04, B08, B10, B12, and B17. For each operational trajectory, a precise temporal partitioning protocol is enforced: the first 5% of the sequence is discarded to eliminate initial </w:t>
+      </w:r>
+      <w:r>
+        <w:lastRenderedPageBreak/>
+        <w:t>transient data anomalies. The unsupervised network training window is confined exclusively to the early-stage healthy operational segment spanning from the 5% index up to 40% of the total recorded lifespan, where the condition variable is flagged as strictly healthy (</w:t>
+      </w:r>
+      <m:oMath>
+        <m:r>
+          <m:rPr>
+            <m:nor/>
+          </m:rPr>
+          <w:rPr>
+            <w:rFonts w:ascii="Cambria Math" w:hAnsi="Cambria Math"/>
+            <w:iCs/>
+          </w:rPr>
+          <m:t>condition</m:t>
+        </m:r>
+        <m:r>
+          <w:rPr>
+            <w:rFonts w:ascii="Cambria Math" w:hAnsi="Cambria Math"/>
+          </w:rPr>
+          <m:t>=0</m:t>
+        </m:r>
+      </m:oMath>
+      <w:r>
+        <w:t>), preventing failure profiles from corrupting the latent space. The remaining segment from the 40% milestone until final catastrophic degradation is reserved for testing and unsupervised threshold calibration. Continuous monitoring sequences are structured using a sliding window protocol configured with a lookback history window (</w:t>
+      </w:r>
+      <m:oMath>
+        <m:r>
+          <w:rPr>
+            <w:rFonts w:ascii="Cambria Math" w:hAnsi="Cambria Math"/>
+          </w:rPr>
+          <m:t>L</m:t>
+        </m:r>
+      </m:oMath>
+      <w:r>
+        <w:t>) of 4096 points, a forecast horizon (</w:t>
+      </w:r>
+      <m:oMath>
+        <m:r>
+          <w:rPr>
+            <w:rFonts w:ascii="Cambria Math" w:hAnsi="Cambria Math"/>
+          </w:rPr>
+          <m:t>H</m:t>
+        </m:r>
+      </m:oMath>
+      <w:r>
+        <w:t>) of 1024 points, and a sliding window stride of 1024 points.</w:t>
+      </w:r>
+    </w:p>
+    <w:p>
+      <w:pPr>
+        <w:pStyle w:val="Heading2"/>
+      </w:pPr>
+      <w:r>
+        <w:t>Baseline Models and Parameter Budget Synchronization Protocol</w:t>
+      </w:r>
+    </w:p>
+    <w:p>
+      <w:pPr>
+        <w:tabs>
+          <w:tab w:val="left" w:pos="284"/>
+        </w:tabs>
+        <w:jc w:val="both"/>
+      </w:pPr>
+      <w:r>
+        <w:t>To verify the structural superiority of the hybrid Mamba-CNN architecture, the evaluation is benchmarked against five representative deep sequence models representing recurrent, convolutional, attention-based, and selective state-space paradigms:</w:t>
+      </w:r>
+    </w:p>
+    <w:p>
+      <w:pPr>
+        <w:pStyle w:val="ListParagraph"/>
+        <w:numPr>
+          <w:ilvl w:val="0"/>
+          <w:numId w:val="47"/>
+        </w:numPr>
+        <w:tabs>
+          <w:tab w:val="left" w:pos="284"/>
+        </w:tabs>
+        <w:jc w:val="both"/>
+      </w:pPr>
+      <w:r>
+        <w:rPr>
+          <w:b/>
+          <w:bCs/>
+        </w:rPr>
+        <w:t>Long Short-Term Memory (LSTM):</w:t>
+      </w:r>
+      <w:r>
+        <w:t xml:space="preserve"> Implemented as a classical recurrent architecture to track sequential temporal transitions.</w:t>
+      </w:r>
+    </w:p>
+    <w:p>
+      <w:pPr>
+        <w:pStyle w:val="ListParagraph"/>
+        <w:numPr>
+          <w:ilvl w:val="0"/>
+          <w:numId w:val="47"/>
+        </w:numPr>
+        <w:tabs>
+          <w:tab w:val="left" w:pos="284"/>
+        </w:tabs>
+        <w:jc w:val="both"/>
+      </w:pPr>
+      <w:r>
+        <w:rPr>
+          <w:b/>
+          <w:bCs/>
+        </w:rPr>
+        <w:t>Temporal Convolutional Network (TCN):</w:t>
+      </w:r>
+      <w:r>
+        <w:t xml:space="preserve"> Configured with dilated convolutions to assess parallelized localized receptive fields.</w:t>
+      </w:r>
+    </w:p>
+    <w:p>
+      <w:pPr>
+        <w:pStyle w:val="ListParagraph"/>
+        <w:numPr>
+          <w:ilvl w:val="0"/>
+          <w:numId w:val="47"/>
+        </w:numPr>
+        <w:tabs>
+          <w:tab w:val="left" w:pos="284"/>
+        </w:tabs>
+        <w:jc w:val="both"/>
+      </w:pPr>
+      <w:r>
+        <w:rPr>
+          <w:b/>
+          <w:bCs/>
+        </w:rPr>
+        <w:t>ModernTCN:</w:t>
+      </w:r>
+      <w:r>
+        <w:t xml:space="preserve"> A modernized convolutional time-series backbone separating depth-wise and point-wise decompositions to maximize representation capacity.</w:t>
+      </w:r>
+    </w:p>
+    <w:p>
+      <w:pPr>
+        <w:pStyle w:val="ListParagraph"/>
+        <w:numPr>
+          <w:ilvl w:val="0"/>
+          <w:numId w:val="47"/>
+        </w:numPr>
+        <w:tabs>
+          <w:tab w:val="left" w:pos="284"/>
+        </w:tabs>
+        <w:jc w:val="both"/>
+      </w:pPr>
+      <w:r>
+        <w:rPr>
+          <w:b/>
+          <w:bCs/>
+        </w:rPr>
+        <w:t>PatchTST:</w:t>
+      </w:r>
+      <w:r>
+        <w:t xml:space="preserve"> A state-of-the-art attention mechanism operating via channel-independent patching to achieve linear-scale transformer mapping.</w:t>
+      </w:r>
+    </w:p>
+    <w:p>
+      <w:pPr>
+        <w:pStyle w:val="ListParagraph"/>
+        <w:numPr>
+          <w:ilvl w:val="0"/>
+          <w:numId w:val="47"/>
+        </w:numPr>
+        <w:tabs>
+          <w:tab w:val="left" w:pos="284"/>
+        </w:tabs>
+        <w:jc w:val="both"/>
+      </w:pPr>
+      <w:r>
+        <w:rPr>
+          <w:b/>
+          <w:bCs/>
+        </w:rPr>
+        <w:t>SimpleMamba:</w:t>
+      </w:r>
+      <w:r>
+        <w:t xml:space="preserve"> A standard selective state space architecture operating in isolation, completely decoupled from convolutional operations or physical statistical descriptors, serving as a baseline ablation.</w:t>
+      </w:r>
+    </w:p>
+    <w:p>
+      <w:pPr>
+        <w:tabs>
+          <w:tab w:val="left" w:pos="284"/>
+        </w:tabs>
+        <w:jc w:val="both"/>
+      </w:pPr>
+      <w:r>
+        <w:tab/>
+      </w:r>
+      <w:r>
+        <w:t>A prominent flaw in traditional deep learning benchmarks is the unfair allocation of model capacities, where a proposed network often outperforms baselines simply due to an inflated parameter volume. To enforce rigorous academic fairness, an automated baseline parameter scaling protocol is activated (auto_scale_baselines: true). Under this constraint, the hidden dimensions and layer counts of all five benchmarking models are dynamically scaled to synchronize their global volume of trainable parameters with that of the proposed HybridMambaCNN. Consequently, any observed performance variance is isolated entirely to structural and architectural efficiency rather than raw capacity imbalances.</w:t>
+      </w:r>
+    </w:p>
+    <w:p>
+      <w:pPr>
+        <w:pStyle w:val="Heading2"/>
+      </w:pPr>
+      <w:r>
+        <w:t>Training Infrastructure and Optimization Pipeline</w:t>
+      </w:r>
+    </w:p>
+    <w:p>
+      <w:pPr>
+        <w:tabs>
+          <w:tab w:val="left" w:pos="284"/>
+        </w:tabs>
+        <w:jc w:val="both"/>
+      </w:pPr>
+      <w:r>
+        <w:t>`</w:t>
+      </w:r>
+      <w:r>
+        <w:t xml:space="preserve">The optimization of the deep sequence networks is executed over a strict 10-epoch execution horizon utilizing a mini-batch size of 128 samples on a dedicated hardware acceleration platform powered by the CUDA execution engine. The global learning rate is fixed at a constant value of </w:t>
+      </w:r>
+      <m:oMath>
+        <m:r>
+          <w:rPr>
+            <w:rFonts w:ascii="Cambria Math" w:hAnsi="Cambria Math"/>
+          </w:rPr>
+          <m:t>5</m:t>
+        </m:r>
+        <m:r>
+          <m:rPr>
+            <m:sty m:val="p"/>
+          </m:rPr>
+          <w:rPr>
+            <w:rFonts w:ascii="Cambria Math" w:hAnsi="Cambria Math"/>
+          </w:rPr>
+          <m:t>×</m:t>
+        </m:r>
+        <m:sSup>
+          <m:sSupPr>
+            <m:ctrlPr>
+              <w:rPr>
+                <w:rFonts w:ascii="Cambria Math" w:hAnsi="Cambria Math"/>
+                <w:i/>
+                <w:iCs/>
+              </w:rPr>
+            </m:ctrlPr>
+          </m:sSupPr>
+          <m:e>
+            <m:r>
+              <w:rPr>
+                <w:rFonts w:ascii="Cambria Math" w:hAnsi="Cambria Math"/>
+              </w:rPr>
+              <m:t>10</m:t>
+            </m:r>
+            <m:ctrlPr>
+              <w:rPr>
+                <w:rFonts w:ascii="Cambria Math" w:hAnsi="Cambria Math"/>
+                <w:iCs/>
+              </w:rPr>
+            </m:ctrlPr>
+          </m:e>
+          <m:sup>
+            <m:r>
+              <w:rPr>
+                <w:rFonts w:ascii="Cambria Math" w:hAnsi="Cambria Math"/>
+              </w:rPr>
+              <m:t>-4</m:t>
+            </m:r>
+          </m:sup>
+        </m:sSup>
+      </m:oMath>
+      <w:r>
+        <w:t xml:space="preserve">. Rather than relying on standard Mean Squared Error (MSE) optimization during the gradient update loop, the global loss function is formulated utilizing the Huber loss paradigm. For absolute prediction errors bounded within the threshold parameter </w:t>
+      </w:r>
+      <m:oMath>
+        <m:r>
+          <m:rPr>
+            <m:sty m:val="p"/>
+          </m:rPr>
+          <w:rPr>
+            <w:rFonts w:ascii="Cambria Math" w:hAnsi="Cambria Math"/>
+          </w:rPr>
+          <m:t>δ</m:t>
+        </m:r>
+      </m:oMath>
+      <w:r>
+        <w:t xml:space="preserve"> where </w:t>
+      </w:r>
+      <m:oMath>
+        <m:d>
+          <m:dPr>
+            <m:begChr m:val="|"/>
+            <m:endChr m:val="|"/>
+            <m:ctrlPr>
+              <w:rPr>
+                <w:rFonts w:ascii="Cambria Math" w:hAnsi="Cambria Math"/>
+                <w:i/>
+                <w:iCs/>
+              </w:rPr>
+            </m:ctrlPr>
+          </m:dPr>
+          <m:e>
+            <m:sSub>
+              <m:sSubPr>
+                <m:ctrlPr>
+                  <w:rPr>
+                    <w:rFonts w:ascii="Cambria Math" w:hAnsi="Cambria Math"/>
+                    <w:i/>
+                    <w:iCs/>
+                  </w:rPr>
+                </m:ctrlPr>
+              </m:sSubPr>
+              <m:e>
+                <m:r>
+                  <w:rPr>
+                    <w:rFonts w:ascii="Cambria Math" w:hAnsi="Cambria Math"/>
+                  </w:rPr>
+                  <m:t>Y</m:t>
+                </m:r>
+              </m:e>
+              <m:sub>
+                <m:r>
+                  <w:rPr>
+                    <w:rFonts w:ascii="Cambria Math" w:hAnsi="Cambria Math"/>
+                  </w:rPr>
+                  <m:t>t</m:t>
+                </m:r>
+              </m:sub>
+            </m:sSub>
+            <m:r>
+              <w:rPr>
+                <w:rFonts w:ascii="Cambria Math" w:hAnsi="Cambria Math"/>
+              </w:rPr>
+              <m:t>-</m:t>
+            </m:r>
+            <m:acc>
+              <m:accPr>
+                <m:ctrlPr>
+                  <w:rPr>
+                    <w:rFonts w:ascii="Cambria Math" w:hAnsi="Cambria Math"/>
+                    <w:iCs/>
+                  </w:rPr>
+                </m:ctrlPr>
+              </m:accPr>
+              <m:e>
+                <m:sSub>
+                  <m:sSubPr>
+                    <m:ctrlPr>
+                      <w:rPr>
+                        <w:rFonts w:ascii="Cambria Math" w:hAnsi="Cambria Math"/>
+                        <w:i/>
+                        <w:iCs/>
+                      </w:rPr>
+                    </m:ctrlPr>
+                  </m:sSubPr>
+                  <m:e>
+                    <m:r>
+                      <w:rPr>
+                        <w:rFonts w:ascii="Cambria Math" w:hAnsi="Cambria Math"/>
+                      </w:rPr>
+                      <m:t>Y</m:t>
+                    </m:r>
+                    <m:ctrlPr>
+                      <w:rPr>
+                        <w:rFonts w:ascii="Cambria Math" w:hAnsi="Cambria Math"/>
+                        <w:iCs/>
+                      </w:rPr>
+                    </m:ctrlPr>
+                  </m:e>
+                  <m:sub>
+                    <m:r>
+                      <w:rPr>
+                        <w:rFonts w:ascii="Cambria Math" w:hAnsi="Cambria Math"/>
+                      </w:rPr>
+                      <m:t>t</m:t>
+                    </m:r>
+                  </m:sub>
+                </m:sSub>
+              </m:e>
+            </m:acc>
+          </m:e>
+        </m:d>
+        <m:r>
+          <m:rPr>
+            <m:sty m:val="p"/>
+          </m:rPr>
+          <w:rPr>
+            <w:rFonts w:ascii="Cambria Math" w:hAnsi="Cambria Math"/>
+          </w:rPr>
+          <m:t>≤</m:t>
+        </m:r>
+      </m:oMath>
+      <w:r>
+        <w:t>, the mathematical penalty is defined as:</w:t>
+      </w:r>
+    </w:p>
+    <w:p>
+      <w:pPr>
+        <w:tabs>
+          <w:tab w:val="left" w:pos="284"/>
+        </w:tabs>
+        <w:jc w:val="both"/>
+      </w:pPr>
+      <m:oMathPara>
+        <m:oMath>
+          <m:sSub>
+            <m:sSubPr>
+              <m:ctrlPr>
+                <w:rPr>
+                  <w:rFonts w:ascii="Cambria Math" w:hAnsi="Cambria Math"/>
+                  <w:i/>
+                </w:rPr>
+              </m:ctrlPr>
+            </m:sSubPr>
+            <m:e>
+              <m:r>
+                <w:rPr>
+                  <w:rFonts w:ascii="Cambria Math" w:hAnsi="Cambria Math"/>
+                </w:rPr>
+                <m:t>L</m:t>
+              </m:r>
+            </m:e>
+            <m:sub>
+              <m:r>
+                <m:rPr>
+                  <m:sty m:val="p"/>
+                </m:rPr>
+                <w:rPr>
+                  <w:rFonts w:ascii="Cambria Math" w:hAnsi="Cambria Math"/>
+                </w:rPr>
+                <m:t>δ</m:t>
+              </m:r>
+            </m:sub>
+          </m:sSub>
+          <m:d>
+            <m:dPr>
+              <m:ctrlPr>
+                <w:rPr>
+                  <w:rFonts w:ascii="Cambria Math" w:hAnsi="Cambria Math"/>
+                  <w:i/>
+                </w:rPr>
+              </m:ctrlPr>
+            </m:dPr>
+            <m:e>
+              <m:sSub>
+                <m:sSubPr>
+                  <m:ctrlPr>
+                    <w:rPr>
+                      <w:rFonts w:ascii="Cambria Math" w:hAnsi="Cambria Math"/>
+                      <w:i/>
+                    </w:rPr>
+                  </m:ctrlPr>
+                </m:sSubPr>
+                <m:e>
+                  <m:r>
+                    <w:rPr>
+                      <w:rFonts w:ascii="Cambria Math" w:hAnsi="Cambria Math"/>
+                    </w:rPr>
+                    <m:t>Y</m:t>
+                  </m:r>
+                </m:e>
+                <m:sub>
+                  <m:r>
+                    <w:rPr>
+                      <w:rFonts w:ascii="Cambria Math" w:hAnsi="Cambria Math"/>
+                    </w:rPr>
+                    <m:t>t</m:t>
+                  </m:r>
+                </m:sub>
+              </m:sSub>
+              <m:r>
+                <w:rPr>
+                  <w:rFonts w:ascii="Cambria Math" w:hAnsi="Cambria Math"/>
+                </w:rPr>
+                <m:t>,</m:t>
+              </m:r>
+              <m:acc>
+                <m:accPr>
+                  <m:ctrlPr>
+                    <w:rPr>
+                      <w:rFonts w:ascii="Cambria Math" w:hAnsi="Cambria Math"/>
+                    </w:rPr>
+                  </m:ctrlPr>
+                </m:accPr>
+                <m:e>
+                  <m:sSub>
+                    <m:sSubPr>
+                      <m:ctrlPr>
+                        <w:rPr>
+                          <w:rFonts w:ascii="Cambria Math" w:hAnsi="Cambria Math"/>
+                          <w:i/>
+                        </w:rPr>
+                      </m:ctrlPr>
+                    </m:sSubPr>
+                    <m:e>
+                      <m:r>
+                        <w:rPr>
+                          <w:rFonts w:ascii="Cambria Math" w:hAnsi="Cambria Math"/>
+                        </w:rPr>
+                        <m:t>Y</m:t>
+                      </m:r>
+                      <m:ctrlPr>
+                        <w:rPr>
+                          <w:rFonts w:ascii="Cambria Math" w:hAnsi="Cambria Math"/>
+                        </w:rPr>
+                      </m:ctrlPr>
+                    </m:e>
+                    <m:sub>
+                      <m:r>
+                        <w:rPr>
+                          <w:rFonts w:ascii="Cambria Math" w:hAnsi="Cambria Math"/>
+                        </w:rPr>
+                        <m:t>t</m:t>
+                      </m:r>
+                    </m:sub>
+                  </m:sSub>
+                </m:e>
+              </m:acc>
+            </m:e>
+          </m:d>
+          <m:r>
+            <w:rPr>
+              <w:rFonts w:ascii="Cambria Math" w:hAnsi="Cambria Math"/>
+            </w:rPr>
+            <m:t>=</m:t>
+          </m:r>
+          <m:f>
+            <m:fPr>
+              <m:ctrlPr>
+                <w:rPr>
+                  <w:rFonts w:ascii="Cambria Math" w:hAnsi="Cambria Math"/>
+                </w:rPr>
+              </m:ctrlPr>
+            </m:fPr>
+            <m:num>
+              <m:r>
+                <w:rPr>
+                  <w:rFonts w:ascii="Cambria Math" w:hAnsi="Cambria Math"/>
+                </w:rPr>
+                <m:t>1</m:t>
+              </m:r>
+              <m:ctrlPr>
+                <w:rPr>
+                  <w:rFonts w:ascii="Cambria Math" w:hAnsi="Cambria Math"/>
+                  <w:i/>
+                </w:rPr>
+              </m:ctrlPr>
+            </m:num>
+            <m:den>
+              <m:r>
+                <w:rPr>
+                  <w:rFonts w:ascii="Cambria Math" w:hAnsi="Cambria Math"/>
+                </w:rPr>
+                <m:t>2</m:t>
+              </m:r>
+              <m:ctrlPr>
+                <w:rPr>
+                  <w:rFonts w:ascii="Cambria Math" w:hAnsi="Cambria Math"/>
+                  <w:i/>
+                </w:rPr>
+              </m:ctrlPr>
+            </m:den>
+          </m:f>
+          <m:sSup>
+            <m:sSupPr>
+              <m:ctrlPr>
+                <w:rPr>
+                  <w:rFonts w:ascii="Cambria Math" w:hAnsi="Cambria Math"/>
+                  <w:i/>
+                </w:rPr>
+              </m:ctrlPr>
+            </m:sSupPr>
+            <m:e>
+              <m:d>
+                <m:dPr>
+                  <m:ctrlPr>
+                    <w:rPr>
+                      <w:rFonts w:ascii="Cambria Math" w:hAnsi="Cambria Math"/>
+                      <w:i/>
+                    </w:rPr>
+                  </m:ctrlPr>
+                </m:dPr>
+                <m:e>
+                  <m:sSub>
+                    <m:sSubPr>
+                      <m:ctrlPr>
+                        <w:rPr>
+                          <w:rFonts w:ascii="Cambria Math" w:hAnsi="Cambria Math"/>
+                          <w:i/>
+                        </w:rPr>
+                      </m:ctrlPr>
+                    </m:sSubPr>
+                    <m:e>
+                      <m:r>
+                        <w:rPr>
+                          <w:rFonts w:ascii="Cambria Math" w:hAnsi="Cambria Math"/>
+                        </w:rPr>
+                        <m:t>Y</m:t>
+                      </m:r>
+                    </m:e>
+                    <m:sub>
+                      <m:r>
+                        <w:rPr>
+                          <w:rFonts w:ascii="Cambria Math" w:hAnsi="Cambria Math"/>
+                        </w:rPr>
+                        <m:t>t</m:t>
+                      </m:r>
+                    </m:sub>
+                  </m:sSub>
+                  <m:r>
+                    <w:rPr>
+                      <w:rFonts w:ascii="Cambria Math" w:hAnsi="Cambria Math"/>
+                    </w:rPr>
+                    <m:t>-</m:t>
+                  </m:r>
+                  <m:acc>
+                    <m:accPr>
+                      <m:ctrlPr>
+                        <w:rPr>
+                          <w:rFonts w:ascii="Cambria Math" w:hAnsi="Cambria Math"/>
+                        </w:rPr>
+                      </m:ctrlPr>
+                    </m:accPr>
+                    <m:e>
+                      <m:sSub>
+                        <m:sSubPr>
+                          <m:ctrlPr>
+                            <w:rPr>
+                              <w:rFonts w:ascii="Cambria Math" w:hAnsi="Cambria Math"/>
+                              <w:i/>
+                            </w:rPr>
+                          </m:ctrlPr>
+                        </m:sSubPr>
+                        <m:e>
+                          <m:r>
+                            <w:rPr>
+                              <w:rFonts w:ascii="Cambria Math" w:hAnsi="Cambria Math"/>
+                            </w:rPr>
+                            <m:t>Y</m:t>
+                          </m:r>
+                          <m:ctrlPr>
+                            <w:rPr>
+                              <w:rFonts w:ascii="Cambria Math" w:hAnsi="Cambria Math"/>
+                            </w:rPr>
+                          </m:ctrlPr>
+                        </m:e>
+                        <m:sub>
+                          <m:r>
+                            <w:rPr>
+                              <w:rFonts w:ascii="Cambria Math" w:hAnsi="Cambria Math"/>
+                            </w:rPr>
+                            <m:t>t</m:t>
+                          </m:r>
+                        </m:sub>
+                      </m:sSub>
+                    </m:e>
+                  </m:acc>
+                </m:e>
+              </m:d>
+            </m:e>
+            <m:sup>
+              <m:r>
+                <w:rPr>
+                  <w:rFonts w:ascii="Cambria Math" w:hAnsi="Cambria Math"/>
+                </w:rPr>
+                <m:t>2</m:t>
+              </m:r>
+            </m:sup>
+          </m:sSup>
+        </m:oMath>
+      </m:oMathPara>
+    </w:p>
+    <w:p>
+      <w:pPr>
+        <w:tabs>
+          <w:tab w:val="left" w:pos="284"/>
+        </w:tabs>
+        <w:jc w:val="both"/>
+      </w:pPr>
+      <w:r>
+        <w:tab/>
+      </w:r>
+      <w:r>
+        <w:t xml:space="preserve">Conversely, for large anomalous deviations where </w:t>
+      </w:r>
+      <m:oMath>
+        <m:d>
+          <m:dPr>
+            <m:begChr m:val="|"/>
+            <m:endChr m:val="|"/>
+            <m:ctrlPr>
+              <w:rPr>
+                <w:rFonts w:ascii="Cambria Math" w:hAnsi="Cambria Math"/>
+                <w:i/>
+                <w:iCs/>
+              </w:rPr>
+            </m:ctrlPr>
+          </m:dPr>
+          <m:e>
+            <m:sSub>
+              <m:sSubPr>
+                <m:ctrlPr>
+                  <w:rPr>
+                    <w:rFonts w:ascii="Cambria Math" w:hAnsi="Cambria Math"/>
+                    <w:i/>
+                    <w:iCs/>
+                  </w:rPr>
+                </m:ctrlPr>
+              </m:sSubPr>
+              <m:e>
+                <m:r>
+                  <w:rPr>
+                    <w:rFonts w:ascii="Cambria Math" w:hAnsi="Cambria Math"/>
+                  </w:rPr>
+                  <m:t>Y</m:t>
+                </m:r>
+              </m:e>
+              <m:sub>
+                <m:r>
+                  <w:rPr>
+                    <w:rFonts w:ascii="Cambria Math" w:hAnsi="Cambria Math"/>
+                  </w:rPr>
+                  <m:t>t</m:t>
+                </m:r>
+              </m:sub>
+            </m:sSub>
+            <m:r>
+              <w:rPr>
+                <w:rFonts w:ascii="Cambria Math" w:hAnsi="Cambria Math"/>
+              </w:rPr>
+              <m:t>-</m:t>
+            </m:r>
+            <m:acc>
+              <m:accPr>
+                <m:ctrlPr>
+                  <w:rPr>
+                    <w:rFonts w:ascii="Cambria Math" w:hAnsi="Cambria Math"/>
+                    <w:iCs/>
+                  </w:rPr>
+                </m:ctrlPr>
+              </m:accPr>
+              <m:e>
+                <m:sSub>
+                  <m:sSubPr>
+                    <m:ctrlPr>
+                      <w:rPr>
+                        <w:rFonts w:ascii="Cambria Math" w:hAnsi="Cambria Math"/>
+                        <w:i/>
+                        <w:iCs/>
+                      </w:rPr>
+                    </m:ctrlPr>
+                  </m:sSubPr>
+                  <m:e>
+                    <m:r>
+                      <w:rPr>
+                        <w:rFonts w:ascii="Cambria Math" w:hAnsi="Cambria Math"/>
+                      </w:rPr>
+                      <m:t>Y</m:t>
+                    </m:r>
+                    <m:ctrlPr>
+                      <w:rPr>
+                        <w:rFonts w:ascii="Cambria Math" w:hAnsi="Cambria Math"/>
+                        <w:iCs/>
+                      </w:rPr>
+                    </m:ctrlPr>
+                  </m:e>
+                  <m:sub>
+                    <m:r>
+                      <w:rPr>
+                        <w:rFonts w:ascii="Cambria Math" w:hAnsi="Cambria Math"/>
+                      </w:rPr>
+                      <m:t>t</m:t>
+                    </m:r>
+                  </m:sub>
+                </m:sSub>
+              </m:e>
+            </m:acc>
+          </m:e>
+        </m:d>
+        <m:r>
+          <w:rPr>
+            <w:rFonts w:ascii="Cambria Math" w:hAnsi="Cambria Math"/>
+          </w:rPr>
+          <m:t>&gt;</m:t>
+        </m:r>
+      </m:oMath>
+      <w:r>
+        <w:t>, the linear loss penalty is formulated as follows:</w:t>
+      </w:r>
+    </w:p>
+    <w:p>
+      <w:pPr>
+        <w:tabs>
+          <w:tab w:val="left" w:pos="284"/>
+        </w:tabs>
+        <w:jc w:val="both"/>
+      </w:pPr>
+      <m:oMathPara>
+        <m:oMath>
+          <m:sSub>
+            <m:sSubPr>
+              <m:ctrlPr>
+                <w:rPr>
+                  <w:rFonts w:ascii="Cambria Math" w:hAnsi="Cambria Math"/>
+                  <w:i/>
+                </w:rPr>
+              </m:ctrlPr>
+            </m:sSubPr>
+            <m:e>
+              <m:r>
+                <w:rPr>
+                  <w:rFonts w:ascii="Cambria Math" w:hAnsi="Cambria Math"/>
+                </w:rPr>
+                <m:t>L</m:t>
+              </m:r>
+            </m:e>
+            <m:sub>
+              <m:r>
+                <m:rPr>
+                  <m:sty m:val="p"/>
+                </m:rPr>
+                <w:rPr>
+                  <w:rFonts w:ascii="Cambria Math" w:hAnsi="Cambria Math"/>
+                </w:rPr>
+                <m:t>δ</m:t>
+              </m:r>
+            </m:sub>
+          </m:sSub>
+          <m:d>
+            <m:dPr>
+              <m:ctrlPr>
+                <w:rPr>
+                  <w:rFonts w:ascii="Cambria Math" w:hAnsi="Cambria Math"/>
+                  <w:i/>
+                </w:rPr>
+              </m:ctrlPr>
+            </m:dPr>
+            <m:e>
+              <m:sSub>
+                <m:sSubPr>
+                  <m:ctrlPr>
+                    <w:rPr>
+                      <w:rFonts w:ascii="Cambria Math" w:hAnsi="Cambria Math"/>
+                      <w:i/>
+                    </w:rPr>
+                  </m:ctrlPr>
+                </m:sSubPr>
+                <m:e>
+                  <m:r>
+                    <w:rPr>
+                      <w:rFonts w:ascii="Cambria Math" w:hAnsi="Cambria Math"/>
+                    </w:rPr>
+                    <m:t>Y</m:t>
+                  </m:r>
+                </m:e>
+                <m:sub>
+                  <m:r>
+                    <w:rPr>
+                      <w:rFonts w:ascii="Cambria Math" w:hAnsi="Cambria Math"/>
+                    </w:rPr>
+                    <m:t>t</m:t>
+                  </m:r>
+                </m:sub>
+              </m:sSub>
+              <m:r>
+                <w:rPr>
+                  <w:rFonts w:ascii="Cambria Math" w:hAnsi="Cambria Math"/>
+                </w:rPr>
+                <m:t>,</m:t>
+              </m:r>
+              <m:acc>
+                <m:accPr>
+                  <m:ctrlPr>
+                    <w:rPr>
+                      <w:rFonts w:ascii="Cambria Math" w:hAnsi="Cambria Math"/>
+                    </w:rPr>
+                  </m:ctrlPr>
+                </m:accPr>
+                <m:e>
+                  <m:sSub>
+                    <m:sSubPr>
+                      <m:ctrlPr>
+                        <w:rPr>
+                          <w:rFonts w:ascii="Cambria Math" w:hAnsi="Cambria Math"/>
+                          <w:i/>
+                        </w:rPr>
+                      </m:ctrlPr>
+                    </m:sSubPr>
+                    <m:e>
+                      <m:r>
+                        <w:rPr>
+                          <w:rFonts w:ascii="Cambria Math" w:hAnsi="Cambria Math"/>
+                        </w:rPr>
+                        <m:t>Y</m:t>
+                      </m:r>
+                      <m:ctrlPr>
+                        <w:rPr>
+                          <w:rFonts w:ascii="Cambria Math" w:hAnsi="Cambria Math"/>
+                        </w:rPr>
+                      </m:ctrlPr>
+                    </m:e>
+                    <m:sub>
+                      <m:r>
+                        <w:rPr>
+                          <w:rFonts w:ascii="Cambria Math" w:hAnsi="Cambria Math"/>
+                        </w:rPr>
+                        <m:t>t</m:t>
+                      </m:r>
+                    </m:sub>
+                  </m:sSub>
+                </m:e>
+              </m:acc>
+            </m:e>
+          </m:d>
+          <m:r>
+            <w:rPr>
+              <w:rFonts w:ascii="Cambria Math" w:hAnsi="Cambria Math"/>
+            </w:rPr>
+            <m:t>=</m:t>
+          </m:r>
+          <m:r>
+            <m:rPr>
+              <m:sty m:val="p"/>
+            </m:rPr>
+            <w:rPr>
+              <w:rFonts w:ascii="Cambria Math" w:hAnsi="Cambria Math"/>
+            </w:rPr>
+            <m:t>δ</m:t>
+          </m:r>
+          <m:d>
+            <m:dPr>
+              <m:ctrlPr>
+                <w:rPr>
+                  <w:rFonts w:ascii="Cambria Math" w:hAnsi="Cambria Math"/>
+                </w:rPr>
+              </m:ctrlPr>
+            </m:dPr>
+            <m:e>
+              <m:d>
+                <m:dPr>
+                  <m:begChr m:val="|"/>
+                  <m:endChr m:val="|"/>
+                  <m:ctrlPr>
+                    <w:rPr>
+                      <w:rFonts w:ascii="Cambria Math" w:hAnsi="Cambria Math"/>
+                      <w:i/>
+                    </w:rPr>
+                  </m:ctrlPr>
+                </m:dPr>
+                <m:e>
+                  <m:sSub>
+                    <m:sSubPr>
+                      <m:ctrlPr>
+                        <w:rPr>
+                          <w:rFonts w:ascii="Cambria Math" w:hAnsi="Cambria Math"/>
+                          <w:i/>
+                        </w:rPr>
+                      </m:ctrlPr>
+                    </m:sSubPr>
+                    <m:e>
+                      <m:r>
+                        <w:rPr>
+                          <w:rFonts w:ascii="Cambria Math" w:hAnsi="Cambria Math"/>
+                        </w:rPr>
+                        <m:t>Y</m:t>
+                      </m:r>
+                    </m:e>
+                    <m:sub>
+                      <m:r>
+                        <w:rPr>
+                          <w:rFonts w:ascii="Cambria Math" w:hAnsi="Cambria Math"/>
+                        </w:rPr>
+                        <m:t>t</m:t>
+                      </m:r>
+                    </m:sub>
+                  </m:sSub>
+                  <m:r>
+                    <w:rPr>
+                      <w:rFonts w:ascii="Cambria Math" w:hAnsi="Cambria Math"/>
+                    </w:rPr>
+                    <m:t>-</m:t>
+                  </m:r>
+                  <m:acc>
+                    <m:accPr>
+                      <m:ctrlPr>
+                        <w:rPr>
+                          <w:rFonts w:ascii="Cambria Math" w:hAnsi="Cambria Math"/>
+                        </w:rPr>
+                      </m:ctrlPr>
+                    </m:accPr>
+                    <m:e>
+                      <m:sSub>
+                        <m:sSubPr>
+                          <m:ctrlPr>
+                            <w:rPr>
+                              <w:rFonts w:ascii="Cambria Math" w:hAnsi="Cambria Math"/>
+                              <w:i/>
+                            </w:rPr>
+                          </m:ctrlPr>
+                        </m:sSubPr>
+                        <m:e>
+                          <m:r>
+                            <w:rPr>
+                              <w:rFonts w:ascii="Cambria Math" w:hAnsi="Cambria Math"/>
+                            </w:rPr>
+                            <m:t>Y</m:t>
+                          </m:r>
+                          <m:ctrlPr>
+                            <w:rPr>
+                              <w:rFonts w:ascii="Cambria Math" w:hAnsi="Cambria Math"/>
+                            </w:rPr>
+                          </m:ctrlPr>
+                        </m:e>
+                        <m:sub>
+                          <m:r>
+                            <w:rPr>
+                              <w:rFonts w:ascii="Cambria Math" w:hAnsi="Cambria Math"/>
+                            </w:rPr>
+                            <m:t>t</m:t>
+                          </m:r>
+                        </m:sub>
+                      </m:sSub>
+                    </m:e>
+                  </m:acc>
+                </m:e>
+              </m:d>
+              <m:r>
+                <w:rPr>
+                  <w:rFonts w:ascii="Cambria Math" w:hAnsi="Cambria Math"/>
+                </w:rPr>
+                <m:t>-</m:t>
+              </m:r>
+              <m:f>
+                <m:fPr>
+                  <m:ctrlPr>
+                    <w:rPr>
+                      <w:rFonts w:ascii="Cambria Math" w:hAnsi="Cambria Math"/>
+                    </w:rPr>
+                  </m:ctrlPr>
+                </m:fPr>
+                <m:num>
+                  <m:r>
+                    <w:rPr>
+                      <w:rFonts w:ascii="Cambria Math" w:hAnsi="Cambria Math"/>
+                    </w:rPr>
+                    <m:t>1</m:t>
+                  </m:r>
+                  <m:ctrlPr>
+                    <w:rPr>
+                      <w:rFonts w:ascii="Cambria Math" w:hAnsi="Cambria Math"/>
+                      <w:i/>
+                    </w:rPr>
+                  </m:ctrlPr>
+                </m:num>
+                <m:den>
+                  <m:r>
+                    <w:rPr>
+                      <w:rFonts w:ascii="Cambria Math" w:hAnsi="Cambria Math"/>
+                    </w:rPr>
+                    <m:t>2</m:t>
+                  </m:r>
+                  <m:ctrlPr>
+                    <w:rPr>
+                      <w:rFonts w:ascii="Cambria Math" w:hAnsi="Cambria Math"/>
+                      <w:i/>
+                    </w:rPr>
+                  </m:ctrlPr>
+                </m:den>
+              </m:f>
+              <m:r>
+                <m:rPr>
+                  <m:sty m:val="p"/>
+                </m:rPr>
+                <w:rPr>
+                  <w:rFonts w:ascii="Cambria Math" w:hAnsi="Cambria Math"/>
+                </w:rPr>
+                <m:t>δ</m:t>
+              </m:r>
+              <m:ctrlPr>
+                <w:rPr>
+                  <w:rFonts w:ascii="Cambria Math" w:hAnsi="Cambria Math"/>
+                  <w:i/>
+                </w:rPr>
+              </m:ctrlPr>
+            </m:e>
+          </m:d>
+        </m:oMath>
+      </m:oMathPara>
+    </w:p>
+    <w:p>
+      <w:pPr>
+        <w:tabs>
+          <w:tab w:val="left" w:pos="284"/>
+        </w:tabs>
+        <w:jc w:val="both"/>
+      </w:pPr>
+      <w:r>
+        <w:tab/>
+      </w:r>
+      <w:r>
+        <w:t xml:space="preserve">The choice of the Huber loss is physically motivated by the nature of raw industrial vibration telemetry. High-frequency industrial data frequently exhibits sudden, catastrophic non-Gaussian outlier spikes caused by external structural impacts or sensor artifacts. Standard MSE loss squares these errors, forcing the gradient descent optimization to over-correct for random anomalies and destabilizing normal healthy representation learning. The Huber loss integrates a linear penalty regime for errors exceeding the threshold parameter $\delta$, ensuring that the </w:t>
+      </w:r>
+      <w:r>
+        <w:lastRenderedPageBreak/>
+        <w:t>framework maintains structural robustness against impulsive noise outliers while retaining smooth quadratic convergence behavior for nominal reconstruction variances.</w:t>
+      </w:r>
+    </w:p>
+    <w:p>
+      <w:pPr>
+        <w:pStyle w:val="Heading2"/>
+      </w:pPr>
+      <w:r>
+        <w:t>Anomaly Scoring and Evaluation Strategy</w:t>
+      </w:r>
+    </w:p>
+    <w:p>
+      <w:pPr>
+        <w:tabs>
+          <w:tab w:val="left" w:pos="284"/>
+        </w:tabs>
+        <w:jc w:val="both"/>
+      </w:pPr>
+      <w:r>
+        <w:tab/>
+      </w:r>
+      <w:r>
+        <w:t xml:space="preserve">The operational state of the target bearing asset is tracked via a next-window forecasting discrepancy metric acting as the definitive unsupervised anomaly proxy. At each evaluation timestep </w:t>
+      </w:r>
+      <m:oMath>
+        <m:r>
+          <w:rPr>
+            <w:rFonts w:ascii="Cambria Math" w:hAnsi="Cambria Math"/>
+          </w:rPr>
+          <m:t>t</m:t>
+        </m:r>
+      </m:oMath>
+      <w:r>
+        <w:t xml:space="preserve">, the anomaly score </w:t>
+      </w:r>
+      <m:oMath>
+        <m:sSub>
+          <m:sSubPr>
+            <m:ctrlPr>
+              <w:rPr>
+                <w:rFonts w:ascii="Cambria Math" w:hAnsi="Cambria Math"/>
+                <w:i/>
+                <w:iCs/>
+              </w:rPr>
+            </m:ctrlPr>
+          </m:sSubPr>
+          <m:e>
+            <m:r>
+              <w:rPr>
+                <w:rFonts w:ascii="Cambria Math" w:hAnsi="Cambria Math"/>
+              </w:rPr>
+              <m:t>S</m:t>
+            </m:r>
+          </m:e>
+          <m:sub>
+            <m:r>
+              <w:rPr>
+                <w:rFonts w:ascii="Cambria Math" w:hAnsi="Cambria Math"/>
+              </w:rPr>
+              <m:t>t</m:t>
+            </m:r>
+          </m:sub>
+        </m:sSub>
+      </m:oMath>
+      <w:r>
+        <w:t xml:space="preserve"> is computed by taking the mathematical Mean Squared Error across all </w:t>
+      </w:r>
+      <m:oMath>
+        <m:r>
+          <w:rPr>
+            <w:rFonts w:ascii="Cambria Math" w:hAnsi="Cambria Math"/>
+          </w:rPr>
+          <m:t>C</m:t>
+        </m:r>
+      </m:oMath>
+      <w:r>
+        <w:t xml:space="preserve"> acceleration channels and the complete forecast horizon length </w:t>
+      </w:r>
+      <m:oMath>
+        <m:r>
+          <w:rPr>
+            <w:rFonts w:ascii="Cambria Math" w:hAnsi="Cambria Math"/>
+          </w:rPr>
+          <m:t>H</m:t>
+        </m:r>
+      </m:oMath>
+      <w:r>
+        <w:t xml:space="preserve"> (</w:t>
+      </w:r>
+      <m:oMath>
+        <m:r>
+          <w:rPr>
+            <w:rFonts w:ascii="Cambria Math" w:hAnsi="Cambria Math"/>
+          </w:rPr>
+          <m:t>H = 1,024</m:t>
+        </m:r>
+      </m:oMath>
+      <w:r>
+        <w:t>):</w:t>
+      </w:r>
+    </w:p>
+    <w:p>
+      <w:pPr>
+        <w:tabs>
+          <w:tab w:val="left" w:pos="284"/>
+        </w:tabs>
+        <w:jc w:val="both"/>
+      </w:pPr>
+      <m:oMathPara>
+        <m:oMath>
+          <m:sSub>
+            <m:sSubPr>
+              <m:ctrlPr>
+                <w:rPr>
+                  <w:rFonts w:ascii="Cambria Math" w:hAnsi="Cambria Math"/>
+                  <w:i/>
+                </w:rPr>
+              </m:ctrlPr>
+            </m:sSubPr>
+            <m:e>
+              <m:r>
+                <w:rPr>
+                  <w:rFonts w:ascii="Cambria Math" w:hAnsi="Cambria Math"/>
+                </w:rPr>
+                <m:t>S</m:t>
+              </m:r>
+            </m:e>
+            <m:sub>
+              <m:r>
+                <w:rPr>
+                  <w:rFonts w:ascii="Cambria Math" w:hAnsi="Cambria Math"/>
+                </w:rPr>
+                <m:t>t</m:t>
+              </m:r>
+            </m:sub>
+          </m:sSub>
+          <m:r>
+            <w:rPr>
+              <w:rFonts w:ascii="Cambria Math" w:hAnsi="Cambria Math"/>
+            </w:rPr>
+            <m:t>=</m:t>
+          </m:r>
+          <m:f>
+            <m:fPr>
+              <m:ctrlPr>
+                <w:rPr>
+                  <w:rFonts w:ascii="Cambria Math" w:hAnsi="Cambria Math"/>
+                </w:rPr>
+              </m:ctrlPr>
+            </m:fPr>
+            <m:num>
+              <m:r>
+                <w:rPr>
+                  <w:rFonts w:ascii="Cambria Math" w:hAnsi="Cambria Math"/>
+                </w:rPr>
+                <m:t>1</m:t>
+              </m:r>
+              <m:ctrlPr>
+                <w:rPr>
+                  <w:rFonts w:ascii="Cambria Math" w:hAnsi="Cambria Math"/>
+                  <w:i/>
+                </w:rPr>
+              </m:ctrlPr>
+            </m:num>
+            <m:den>
+              <m:r>
+                <w:rPr>
+                  <w:rFonts w:ascii="Cambria Math" w:hAnsi="Cambria Math"/>
+                </w:rPr>
+                <m:t>C</m:t>
+              </m:r>
+              <m:r>
+                <m:rPr>
+                  <m:sty m:val="p"/>
+                </m:rPr>
+                <w:rPr>
+                  <w:rFonts w:ascii="Cambria Math" w:hAnsi="Cambria Math"/>
+                </w:rPr>
+                <m:t>×</m:t>
+              </m:r>
+              <m:r>
+                <w:rPr>
+                  <w:rFonts w:ascii="Cambria Math" w:hAnsi="Cambria Math"/>
+                </w:rPr>
+                <m:t>H</m:t>
+              </m:r>
+              <m:ctrlPr>
+                <w:rPr>
+                  <w:rFonts w:ascii="Cambria Math" w:hAnsi="Cambria Math"/>
+                  <w:i/>
+                </w:rPr>
+              </m:ctrlPr>
+            </m:den>
+          </m:f>
+          <m:nary>
+            <m:naryPr>
+              <m:chr m:val="∑"/>
+              <m:ctrlPr>
+                <w:rPr>
+                  <w:rFonts w:ascii="Cambria Math" w:hAnsi="Cambria Math"/>
+                </w:rPr>
+              </m:ctrlPr>
+            </m:naryPr>
+            <m:sub>
+              <m:r>
+                <w:rPr>
+                  <w:rFonts w:ascii="Cambria Math" w:hAnsi="Cambria Math"/>
+                </w:rPr>
+                <m:t>c=1</m:t>
+              </m:r>
+              <m:ctrlPr>
+                <w:rPr>
+                  <w:rFonts w:ascii="Cambria Math" w:hAnsi="Cambria Math"/>
+                  <w:i/>
+                </w:rPr>
+              </m:ctrlPr>
+            </m:sub>
+            <m:sup>
+              <m:r>
+                <w:rPr>
+                  <w:rFonts w:ascii="Cambria Math" w:hAnsi="Cambria Math"/>
+                </w:rPr>
+                <m:t>C</m:t>
+              </m:r>
+              <m:ctrlPr>
+                <w:rPr>
+                  <w:rFonts w:ascii="Cambria Math" w:hAnsi="Cambria Math"/>
+                  <w:i/>
+                </w:rPr>
+              </m:ctrlPr>
+            </m:sup>
+            <m:e>
+              <m:nary>
+                <m:naryPr>
+                  <m:chr m:val="∑"/>
+                  <m:ctrlPr>
+                    <w:rPr>
+                      <w:rFonts w:ascii="Cambria Math" w:hAnsi="Cambria Math"/>
+                    </w:rPr>
+                  </m:ctrlPr>
+                </m:naryPr>
+                <m:sub>
+                  <m:r>
+                    <w:rPr>
+                      <w:rFonts w:ascii="Cambria Math" w:hAnsi="Cambria Math"/>
+                    </w:rPr>
+                    <m:t>h=</m:t>
+                  </m:r>
+                  <m:r>
+                    <w:rPr>
+                      <w:rFonts w:ascii="Cambria Math" w:hAnsi="Cambria Math"/>
+                    </w:rPr>
+                    <m:t>1</m:t>
+                  </m:r>
+                  <m:ctrlPr>
+                    <w:rPr>
+                      <w:rFonts w:ascii="Cambria Math" w:hAnsi="Cambria Math"/>
+                      <w:i/>
+                    </w:rPr>
+                  </m:ctrlPr>
+                </m:sub>
+                <m:sup>
+                  <m:r>
+                    <w:rPr>
+                      <w:rFonts w:ascii="Cambria Math" w:hAnsi="Cambria Math"/>
+                    </w:rPr>
+                    <m:t>H</m:t>
+                  </m:r>
+                  <m:ctrlPr>
+                    <w:rPr>
+                      <w:rFonts w:ascii="Cambria Math" w:hAnsi="Cambria Math"/>
+                      <w:i/>
+                    </w:rPr>
+                  </m:ctrlPr>
+                </m:sup>
+                <m:e>
+                  <m:sSup>
+                    <m:sSupPr>
+                      <m:ctrlPr>
+                        <w:rPr>
+                          <w:rFonts w:ascii="Cambria Math" w:hAnsi="Cambria Math"/>
+                          <w:i/>
+                        </w:rPr>
+                      </m:ctrlPr>
+                    </m:sSupPr>
+                    <m:e>
+                      <m:d>
+                        <m:dPr>
+                          <m:ctrlPr>
+                            <w:rPr>
+                              <w:rFonts w:ascii="Cambria Math" w:hAnsi="Cambria Math"/>
+                              <w:i/>
+                            </w:rPr>
+                          </m:ctrlPr>
+                        </m:dPr>
+                        <m:e>
+                          <m:sSub>
+                            <m:sSubPr>
+                              <m:ctrlPr>
+                                <w:rPr>
+                                  <w:rFonts w:ascii="Cambria Math" w:hAnsi="Cambria Math"/>
+                                  <w:i/>
+                                </w:rPr>
+                              </m:ctrlPr>
+                            </m:sSubPr>
+                            <m:e>
+                              <m:r>
+                                <w:rPr>
+                                  <w:rFonts w:ascii="Cambria Math" w:hAnsi="Cambria Math"/>
+                                </w:rPr>
+                                <m:t>Y</m:t>
+                              </m:r>
+                            </m:e>
+                            <m:sub>
+                              <m:r>
+                                <w:rPr>
+                                  <w:rFonts w:ascii="Cambria Math" w:hAnsi="Cambria Math"/>
+                                </w:rPr>
+                                <m:t>t,c,h</m:t>
+                              </m:r>
+                            </m:sub>
+                          </m:sSub>
+                          <m:r>
+                            <w:rPr>
+                              <w:rFonts w:ascii="Cambria Math" w:hAnsi="Cambria Math"/>
+                            </w:rPr>
+                            <m:t>-</m:t>
+                          </m:r>
+                          <m:acc>
+                            <m:accPr>
+                              <m:ctrlPr>
+                                <w:rPr>
+                                  <w:rFonts w:ascii="Cambria Math" w:hAnsi="Cambria Math"/>
+                                </w:rPr>
+                              </m:ctrlPr>
+                            </m:accPr>
+                            <m:e>
+                              <m:sSub>
+                                <m:sSubPr>
+                                  <m:ctrlPr>
+                                    <w:rPr>
+                                      <w:rFonts w:ascii="Cambria Math" w:hAnsi="Cambria Math"/>
+                                      <w:i/>
+                                    </w:rPr>
+                                  </m:ctrlPr>
+                                </m:sSubPr>
+                                <m:e>
+                                  <m:r>
+                                    <w:rPr>
+                                      <w:rFonts w:ascii="Cambria Math" w:hAnsi="Cambria Math"/>
+                                    </w:rPr>
+                                    <m:t>Y</m:t>
+                                  </m:r>
+                                  <m:ctrlPr>
+                                    <w:rPr>
+                                      <w:rFonts w:ascii="Cambria Math" w:hAnsi="Cambria Math"/>
+                                    </w:rPr>
+                                  </m:ctrlPr>
+                                </m:e>
+                                <m:sub>
+                                  <m:r>
+                                    <w:rPr>
+                                      <w:rFonts w:ascii="Cambria Math" w:hAnsi="Cambria Math"/>
+                                    </w:rPr>
+                                    <m:t>t,c,h</m:t>
+                                  </m:r>
+                                </m:sub>
+                              </m:sSub>
+                            </m:e>
+                          </m:acc>
+                        </m:e>
+                      </m:d>
+                    </m:e>
+                    <m:sup>
+                      <m:r>
+                        <w:rPr>
+                          <w:rFonts w:ascii="Cambria Math" w:hAnsi="Cambria Math"/>
+                        </w:rPr>
+                        <m:t>2</m:t>
+                      </m:r>
+                    </m:sup>
+                  </m:sSup>
+                  <m:ctrlPr>
+                    <w:rPr>
+                      <w:rFonts w:ascii="Cambria Math" w:hAnsi="Cambria Math"/>
+                      <w:i/>
+                    </w:rPr>
+                  </m:ctrlPr>
+                </m:e>
+              </m:nary>
+              <m:ctrlPr>
+                <w:rPr>
+                  <w:rFonts w:ascii="Cambria Math" w:hAnsi="Cambria Math"/>
+                  <w:i/>
+                </w:rPr>
+              </m:ctrlPr>
+            </m:e>
+          </m:nary>
+        </m:oMath>
+      </m:oMathPara>
+    </w:p>
+    <w:p>
+      <w:pPr>
+        <w:tabs>
+          <w:tab w:val="left" w:pos="284"/>
+        </w:tabs>
+        <w:jc w:val="both"/>
+      </w:pPr>
+      <w:r>
+        <w:tab/>
+      </w:r>
+      <w:r>
+        <w:t xml:space="preserve">When the physical rolling elements operate within a stable, nominal envelope, the learned normal dynamics within the hybrid Mamba-CNN layers yield minimal forecasting deviations, keeping the anomaly score bounded. Upon the initialization of structural flaws, the forecasting capability drops abruptly, causing a distinct surge in </w:t>
+      </w:r>
+      <m:oMath>
+        <m:sSub>
+          <m:sSubPr>
+            <m:ctrlPr>
+              <w:rPr>
+                <w:rFonts w:ascii="Cambria Math" w:hAnsi="Cambria Math"/>
+                <w:i/>
+                <w:iCs/>
+              </w:rPr>
+            </m:ctrlPr>
+          </m:sSubPr>
+          <m:e>
+            <m:r>
+              <w:rPr>
+                <w:rFonts w:ascii="Cambria Math" w:hAnsi="Cambria Math"/>
+              </w:rPr>
+              <m:t>S</m:t>
+            </m:r>
+          </m:e>
+          <m:sub>
+            <m:r>
+              <w:rPr>
+                <w:rFonts w:ascii="Cambria Math" w:hAnsi="Cambria Math"/>
+              </w:rPr>
+              <m:t>t</m:t>
+            </m:r>
+          </m:sub>
+        </m:sSub>
+      </m:oMath>
+      <w:r>
+        <w:t>.</w:t>
+      </w:r>
+    </w:p>
+    <w:p>
+      <w:pPr>
+        <w:tabs>
+          <w:tab w:val="left" w:pos="284"/>
+        </w:tabs>
+        <w:jc w:val="both"/>
+      </w:pPr>
+      <w:r>
+        <w:tab/>
+      </w:r>
+      <w:r>
+        <w:t xml:space="preserve">To comprehensively judge the diagnostic efficacy, performance is mapped via standard industrial prognostic metrics. </w:t>
+      </w:r>
+      <w:r>
+        <w:rPr>
+          <w:b/>
+          <w:bCs/>
+        </w:rPr>
+        <w:t>Precision</w:t>
+      </w:r>
+      <w:r>
+        <w:t xml:space="preserve"> computes the proportion of genuine structural degradations within the total generated alarms, minimizing unneeded maintenance interventions. </w:t>
+      </w:r>
+      <w:r>
+        <w:rPr>
+          <w:b/>
+          <w:bCs/>
+        </w:rPr>
+        <w:t>Recall</w:t>
+      </w:r>
+      <w:r>
+        <w:t xml:space="preserve"> measures the true positive rate tracking the model’s sensitivity to capturing early-stage cracks. The </w:t>
+      </w:r>
+      <w:r>
+        <w:rPr>
+          <w:b/>
+          <w:bCs/>
+        </w:rPr>
+        <w:t>F1-score</w:t>
+      </w:r>
+      <w:r>
+        <w:t xml:space="preserve"> establishes the harmonic mean to summarize the global trade-off balance. The Area Under the Receiver Operating Characteristic curve (</w:t>
+      </w:r>
+      <w:r>
+        <w:rPr>
+          <w:b/>
+          <w:bCs/>
+        </w:rPr>
+        <w:t>AUROC</w:t>
+      </w:r>
+      <w:r>
+        <w:t>) and Area Under the Precision-Recall Curve (</w:t>
+      </w:r>
+      <w:r>
+        <w:rPr>
+          <w:b/>
+          <w:bCs/>
+        </w:rPr>
+        <w:t>AUPRC</w:t>
+      </w:r>
+      <w:r>
+        <w:t>) evaluate performance independent of specific threshold values, with AUPRC serving as the definitive gold standard due to the severe class imbalance inherently characterized by rare anomaly events in prolonged asset life cycles. Finally, the False Alarm Rate (</w:t>
+      </w:r>
+      <w:r>
+        <w:rPr>
+          <w:b/>
+          <w:bCs/>
+        </w:rPr>
+        <w:t>FAR</w:t>
+      </w:r>
+      <w:r>
+        <w:t>) calculates the metric frequency of incorrect warnings, serving as a critical operational cost indicator.</w:t>
+      </w:r>
+    </w:p>
+    <w:p>
+      <w:pPr>
+        <w:tabs>
+          <w:tab w:val="left" w:pos="284"/>
+        </w:tabs>
+        <w:jc w:val="both"/>
+      </w:pPr>
+      <w:r>
+        <w:rPr>
+          <w:rFonts w:ascii="Segoe UI Emoji" w:hAnsi="Segoe UI Emoji" w:cs="Segoe UI Emoji"/>
+        </w:rPr>
+        <w:tab/>
+      </w:r>
+      <w:r>
+        <w:rPr>
+          <w:rFonts w:ascii="Segoe UI Emoji" w:hAnsi="Segoe UI Emoji" w:cs="Segoe UI Emoji"/>
+          <w:b/>
+          <w:bCs/>
+        </w:rPr>
+        <w:t>*</w:t>
+      </w:r>
+      <w:r>
+        <w:rPr>
+          <w:b/>
+          <w:bCs/>
+        </w:rPr>
+        <w:t>Note</w:t>
+      </w:r>
+      <w:r>
+        <w:t>: D</w:t>
+      </w:r>
+      <w:r>
+        <w:t>ue to local high-performance hardware computing constraints and data repository access protocols, a compact, representative subset of the complete Paderborn University bearing dataset is utilized across the evaluation runs. This structural boundary is explicitly introduced to establish a localized, high-density benchmarking baseline, ensuring perfect execution reproducibility under restricted parameter footprints.</w:t>
+      </w:r>
+    </w:p>
+    <w:p>
+      <w:pPr>
+        <w:pStyle w:val="Heading1"/>
+      </w:pPr>
+      <w:r>
+        <w:lastRenderedPageBreak/>
         <w:t>Results</w:t>
       </w:r>
     </w:p>
@@ -10027,11 +11727,7 @@
         <w:tab/>
       </w:r>
       <w:r>
-        <w:t xml:space="preserve">Discrete vibration signal decomposition via the adaptive temporal series decomposition module is visually evaluated across three representative stages of the bearing B03 operational </w:t>
-      </w:r>
-      <w:r>
-        <w:lastRenderedPageBreak/>
-        <w:t xml:space="preserve">lifecycle: the initial healthy state (Healthy — M0001), the mid-life stage (Mid-life — M0308), and the fault onset phase (Fault Onset — M0558). As demonstrated in Fig. 1, configuring an extended moving average kernel size of </w:t>
+        <w:t xml:space="preserve">Discrete vibration signal decomposition via the adaptive temporal series decomposition module is visually evaluated across three representative stages of the bearing B03 operational lifecycle: the initial healthy state (Healthy — M0001), the mid-life stage (Mid-life — M0308), and the fault onset phase (Fault Onset — M0558). As demonstrated in Fig. 1, configuring an extended moving average kernel size of </w:t>
       </w:r>
       <m:oMath>
         <m:r>
@@ -10160,6 +11856,7 @@
         <w:pStyle w:val="Heading2"/>
       </w:pPr>
       <w:r>
+        <w:lastRenderedPageBreak/>
         <w:t>Frequency-Domain Verification</w:t>
       </w:r>
     </w:p>
@@ -10276,7 +11973,6 @@
         <w:pStyle w:val="Heading2"/>
       </w:pPr>
       <w:r>
-        <w:lastRenderedPageBreak/>
         <w:t>Longitudinal Evolution and Dimensionality Analysis</w:t>
       </w:r>
     </w:p>
@@ -10362,6 +12058,7 @@
         <w:rPr>
           <w:noProof/>
         </w:rPr>
+        <w:lastRenderedPageBreak/>
         <w:drawing>
           <wp:inline distT="0" distB="0" distL="0" distR="0" wp14:anchorId="2C612343" wp14:editId="25927E42">
             <wp:extent cx="4860290" cy="2675890"/>
@@ -10519,25 +12216,28 @@
         <w:jc w:val="both"/>
       </w:pPr>
       <w:r>
+        <w:tab/>
+      </w:r>
+      <w:r>
+        <w:t>The degradation progression across the complete run-to-failure lifecycle of bearing B03, encompassing 614 sequential data points, is continuously tracked via time-domain energy metrics. As displayed in Fig. 3, the seasonal RMS profile maintains absolute statistical stability during the first 89% of the operational lifespan and exhibits a sharp spike precisely at milestone M0547, continuously oscillating within an elevated amplitude band between 0.15 V and 0.35 V to reflect severe structural fatigue propagation. The trajectory of the raw signal shows synchronous alignment with the seasonal branch, while the trend RMS profile hovers near 0 V across the vast majority of the lifecycle. This structural behavior justifies the deployment of a parsimonious linear forecasting branch for the trend component to minimize computational resource overhead.</w:t>
+      </w:r>
+    </w:p>
+    <w:p>
+      <w:pPr>
+        <w:tabs>
+          <w:tab w:val="left" w:pos="284"/>
+        </w:tabs>
+        <w:jc w:val="both"/>
+      </w:pPr>
+      <w:r>
+        <w:tab/>
+      </w:r>
+      <w:r>
+        <w:t xml:space="preserve">The necessity of the parallel dual-stream hybrid Mamba-CNN framework is mathematically validated via the cumulative explained variance analysis illustrated in Fig. 4. The trend component reaches a 90% explained variance threshold using only 2 principal components (PCs), demonstrating a nearly planar, lower-dimensional manifold. In sharp contrast, the seasonal component exhibits highly complex, multi-dimensional non-linear dynamics, where the utilization of 30 distinct principal components only manages to explain approximately 83% of the total variance. The dimensionality expansion ratio between the two streams reaches 15.5×. </w:t>
+      </w:r>
+      <w:r>
         <w:lastRenderedPageBreak/>
-        <w:tab/>
-      </w:r>
-      <w:r>
-        <w:t>The degradation progression across the complete run-to-failure lifecycle of bearing B03, encompassing 614 sequential data points, is continuously tracked via time-domain energy metrics. As displayed in Fig. 3, the seasonal RMS profile maintains absolute statistical stability during the first 89% of the operational lifespan and exhibits a sharp spike precisely at milestone M0547, continuously oscillating within an elevated amplitude band between 0.15 V and 0.35 V to reflect severe structural fatigue propagation. The trajectory of the raw signal shows synchronous alignment with the seasonal branch, while the trend RMS profile hovers near 0 V across the vast majority of the lifecycle. This structural behavior justifies the deployment of a parsimonious linear forecasting branch for the trend component to minimize computational resource overhead.</w:t>
-      </w:r>
-    </w:p>
-    <w:p>
-      <w:pPr>
-        <w:tabs>
-          <w:tab w:val="left" w:pos="284"/>
-        </w:tabs>
-        <w:jc w:val="both"/>
-      </w:pPr>
-      <w:r>
-        <w:tab/>
-      </w:r>
-      <w:r>
-        <w:t>The necessity of the parallel dual-stream hybrid Mamba-CNN framework is mathematically validated via the cumulative explained variance analysis illustrated in Fig. 4. The trend component reaches a 90% explained variance threshold using only 2 principal components (PCs), demonstrating a nearly planar, lower-dimensional manifold. In sharp contrast, the seasonal component exhibits highly complex, multi-dimensional non-linear dynamics, where the utilization of 30 distinct principal components only manages to explain approximately 83% of the total variance. The dimensionality expansion ratio between the two streams reaches 15.5×. As empirically demonstrated on the B03 run-to-failure dataset, the trend component requires only 2 principal components to explain 90% of its variance, while the seasonal component requires more than 30 components to reach 83% (dimensionality ratio: 15.5×). This disparity directly motivates the proposed dual-stream architecture.</w:t>
+        <w:t>As empirically demonstrated on the B03 run-to-failure dataset, the trend component requires only 2 principal components to explain 90% of its variance, while the seasonal component requires more than 30 components to reach 83% (dimensionality ratio: 15.5×). This disparity directly motivates the proposed dual-stream architecture.</w:t>
       </w:r>
     </w:p>
     <w:p>
@@ -10931,11 +12631,7 @@
               <w:jc w:val="left"/>
             </w:pPr>
             <w:r>
-              <w:t xml:space="preserve">Perfect alignment with the theoretical </w:t>
-            </w:r>
-            <w:r>
-              <w:lastRenderedPageBreak/>
-              <w:t>Ball Pass Frequency Inner Ring (BPFI).</w:t>
+              <w:t>Perfect alignment with the theoretical Ball Pass Frequency Inner Ring (BPFI).</w:t>
             </w:r>
           </w:p>
         </w:tc>
@@ -11135,6 +12831,7 @@
               <w:jc w:val="left"/>
             </w:pPr>
             <w:r>
+              <w:lastRenderedPageBreak/>
               <w:t>Low-Frequency Spectral Overlap (Fig. 2 — Below 200 Hz Region)</w:t>
             </w:r>
           </w:p>
@@ -11316,7 +13013,6 @@
         <w:jc w:val="both"/>
       </w:pPr>
       <w:r>
-        <w:lastRenderedPageBreak/>
         <w:t>First, confirm that you have the correct template for your paper size. This template has been tailored for output on the A4 paper size. If you are using US letter-sized paper, please close thi</w:t>
       </w:r>
       <w:r>
@@ -11443,6 +13139,7 @@
         <w:jc w:val="both"/>
       </w:pPr>
       <w:r>
+        <w:lastRenderedPageBreak/>
         <w:tab/>
       </w:r>
       <w:r>
@@ -11867,7 +13564,6 @@
         <w:jc w:val="both"/>
       </w:pPr>
       <w:r>
-        <w:lastRenderedPageBreak/>
         <w:tab/>
       </w:r>
       <w:r>
@@ -12157,6 +13853,7 @@
         <w:jc w:val="both"/>
       </w:pPr>
       <w:r>
+        <w:lastRenderedPageBreak/>
         <w:t xml:space="preserve">In your paper title, if the words </w:t>
       </w:r>
       <w:r>
@@ -12818,7 +14515,6 @@
         <w:rPr>
           <w:i/>
         </w:rPr>
-        <w:lastRenderedPageBreak/>
         <w:t>Highlight author and affiliation lines of affiliation 1 and copy this selection.</w:t>
       </w:r>
     </w:p>
@@ -13000,7 +14696,11 @@
         <w:t>”</w:t>
       </w:r>
       <w:r>
-        <w:t xml:space="preserve"> will require you to apply a style (in this case, italic) in addition to the style provided by the drop down menu to differentiate the head from the text.</w:t>
+        <w:t xml:space="preserve"> will require you to apply </w:t>
+      </w:r>
+      <w:r>
+        <w:lastRenderedPageBreak/>
+        <w:t>a style (in this case, italic) in addition to the style provided by the drop down menu to differentiate the head from the text.</w:t>
       </w:r>
     </w:p>
     <w:p>
@@ -13972,6 +15672,7 @@
         <w:jc w:val="both"/>
       </w:pPr>
       <w:r>
+        <w:lastRenderedPageBreak/>
         <w:t>Number footnotes separately in superscripts. Place the actual footnote at the bottom of the column in which it was cited. Do not put footnotes in the reference list. Use letters for table footnotes.</w:t>
       </w:r>
     </w:p>
@@ -17209,6 +18910,155 @@
     </w:lvl>
   </w:abstractNum>
   <w:abstractNum w:abstractNumId="23" w15:restartNumberingAfterBreak="0">
+    <w:nsid w:val="4E334BC7"/>
+    <w:multiLevelType w:val="multilevel"/>
+    <w:tmpl w:val="C9DC8044"/>
+    <w:lvl w:ilvl="0">
+      <w:start w:val="1"/>
+      <w:numFmt w:val="bullet"/>
+      <w:lvlText w:val=""/>
+      <w:lvlJc w:val="left"/>
+      <w:pPr>
+        <w:tabs>
+          <w:tab w:val="num" w:pos="720"/>
+        </w:tabs>
+        <w:ind w:left="720" w:hanging="360"/>
+      </w:pPr>
+      <w:rPr>
+        <w:rFonts w:ascii="Symbol" w:hAnsi="Symbol" w:hint="default"/>
+        <w:sz w:val="20"/>
+      </w:rPr>
+    </w:lvl>
+    <w:lvl w:ilvl="1" w:tentative="1">
+      <w:start w:val="1"/>
+      <w:numFmt w:val="bullet"/>
+      <w:lvlText w:val="o"/>
+      <w:lvlJc w:val="left"/>
+      <w:pPr>
+        <w:tabs>
+          <w:tab w:val="num" w:pos="1440"/>
+        </w:tabs>
+        <w:ind w:left="1440" w:hanging="360"/>
+      </w:pPr>
+      <w:rPr>
+        <w:rFonts w:ascii="Courier New" w:hAnsi="Courier New" w:hint="default"/>
+        <w:sz w:val="20"/>
+      </w:rPr>
+    </w:lvl>
+    <w:lvl w:ilvl="2" w:tentative="1">
+      <w:start w:val="1"/>
+      <w:numFmt w:val="bullet"/>
+      <w:lvlText w:val=""/>
+      <w:lvlJc w:val="left"/>
+      <w:pPr>
+        <w:tabs>
+          <w:tab w:val="num" w:pos="2160"/>
+        </w:tabs>
+        <w:ind w:left="2160" w:hanging="360"/>
+      </w:pPr>
+      <w:rPr>
+        <w:rFonts w:ascii="Wingdings" w:hAnsi="Wingdings" w:hint="default"/>
+        <w:sz w:val="20"/>
+      </w:rPr>
+    </w:lvl>
+    <w:lvl w:ilvl="3" w:tentative="1">
+      <w:start w:val="1"/>
+      <w:numFmt w:val="bullet"/>
+      <w:lvlText w:val=""/>
+      <w:lvlJc w:val="left"/>
+      <w:pPr>
+        <w:tabs>
+          <w:tab w:val="num" w:pos="2880"/>
+        </w:tabs>
+        <w:ind w:left="2880" w:hanging="360"/>
+      </w:pPr>
+      <w:rPr>
+        <w:rFonts w:ascii="Wingdings" w:hAnsi="Wingdings" w:hint="default"/>
+        <w:sz w:val="20"/>
+      </w:rPr>
+    </w:lvl>
+    <w:lvl w:ilvl="4" w:tentative="1">
+      <w:start w:val="1"/>
+      <w:numFmt w:val="bullet"/>
+      <w:lvlText w:val=""/>
+      <w:lvlJc w:val="left"/>
+      <w:pPr>
+        <w:tabs>
+          <w:tab w:val="num" w:pos="3600"/>
+        </w:tabs>
+        <w:ind w:left="3600" w:hanging="360"/>
+      </w:pPr>
+      <w:rPr>
+        <w:rFonts w:ascii="Wingdings" w:hAnsi="Wingdings" w:hint="default"/>
+        <w:sz w:val="20"/>
+      </w:rPr>
+    </w:lvl>
+    <w:lvl w:ilvl="5" w:tentative="1">
+      <w:start w:val="1"/>
+      <w:numFmt w:val="bullet"/>
+      <w:lvlText w:val=""/>
+      <w:lvlJc w:val="left"/>
+      <w:pPr>
+        <w:tabs>
+          <w:tab w:val="num" w:pos="4320"/>
+        </w:tabs>
+        <w:ind w:left="4320" w:hanging="360"/>
+      </w:pPr>
+      <w:rPr>
+        <w:rFonts w:ascii="Wingdings" w:hAnsi="Wingdings" w:hint="default"/>
+        <w:sz w:val="20"/>
+      </w:rPr>
+    </w:lvl>
+    <w:lvl w:ilvl="6" w:tentative="1">
+      <w:start w:val="1"/>
+      <w:numFmt w:val="bullet"/>
+      <w:lvlText w:val=""/>
+      <w:lvlJc w:val="left"/>
+      <w:pPr>
+        <w:tabs>
+          <w:tab w:val="num" w:pos="5040"/>
+        </w:tabs>
+        <w:ind w:left="5040" w:hanging="360"/>
+      </w:pPr>
+      <w:rPr>
+        <w:rFonts w:ascii="Wingdings" w:hAnsi="Wingdings" w:hint="default"/>
+        <w:sz w:val="20"/>
+      </w:rPr>
+    </w:lvl>
+    <w:lvl w:ilvl="7" w:tentative="1">
+      <w:start w:val="1"/>
+      <w:numFmt w:val="bullet"/>
+      <w:lvlText w:val=""/>
+      <w:lvlJc w:val="left"/>
+      <w:pPr>
+        <w:tabs>
+          <w:tab w:val="num" w:pos="5760"/>
+        </w:tabs>
+        <w:ind w:left="5760" w:hanging="360"/>
+      </w:pPr>
+      <w:rPr>
+        <w:rFonts w:ascii="Wingdings" w:hAnsi="Wingdings" w:hint="default"/>
+        <w:sz w:val="20"/>
+      </w:rPr>
+    </w:lvl>
+    <w:lvl w:ilvl="8" w:tentative="1">
+      <w:start w:val="1"/>
+      <w:numFmt w:val="bullet"/>
+      <w:lvlText w:val=""/>
+      <w:lvlJc w:val="left"/>
+      <w:pPr>
+        <w:tabs>
+          <w:tab w:val="num" w:pos="6480"/>
+        </w:tabs>
+        <w:ind w:left="6480" w:hanging="360"/>
+      </w:pPr>
+      <w:rPr>
+        <w:rFonts w:ascii="Wingdings" w:hAnsi="Wingdings" w:hint="default"/>
+        <w:sz w:val="20"/>
+      </w:rPr>
+    </w:lvl>
+  </w:abstractNum>
+  <w:abstractNum w:abstractNumId="24" w15:restartNumberingAfterBreak="0">
     <w:nsid w:val="52CA544A"/>
     <w:multiLevelType w:val="singleLevel"/>
     <w:tmpl w:val="987C499A"/>
@@ -17235,7 +19085,7 @@
       </w:rPr>
     </w:lvl>
   </w:abstractNum>
-  <w:abstractNum w:abstractNumId="24" w15:restartNumberingAfterBreak="0">
+  <w:abstractNum w:abstractNumId="25" w15:restartNumberingAfterBreak="0">
     <w:nsid w:val="56F83F6F"/>
     <w:multiLevelType w:val="hybridMultilevel"/>
     <w:tmpl w:val="D172AFEA"/>
@@ -17321,7 +19171,7 @@
       </w:pPr>
     </w:lvl>
   </w:abstractNum>
-  <w:abstractNum w:abstractNumId="25" w15:restartNumberingAfterBreak="0">
+  <w:abstractNum w:abstractNumId="26" w15:restartNumberingAfterBreak="0">
     <w:nsid w:val="5D71044B"/>
     <w:multiLevelType w:val="multilevel"/>
     <w:tmpl w:val="B4885D58"/>
@@ -17434,7 +19284,7 @@
       </w:pPr>
     </w:lvl>
   </w:abstractNum>
-  <w:abstractNum w:abstractNumId="26" w15:restartNumberingAfterBreak="0">
+  <w:abstractNum w:abstractNumId="27" w15:restartNumberingAfterBreak="0">
     <w:nsid w:val="5DCC237E"/>
     <w:multiLevelType w:val="hybridMultilevel"/>
     <w:tmpl w:val="C540E144"/>
@@ -17547,7 +19397,7 @@
       </w:rPr>
     </w:lvl>
   </w:abstractNum>
-  <w:abstractNum w:abstractNumId="27" w15:restartNumberingAfterBreak="0">
+  <w:abstractNum w:abstractNumId="28" w15:restartNumberingAfterBreak="0">
     <w:nsid w:val="5E273A3B"/>
     <w:multiLevelType w:val="multilevel"/>
     <w:tmpl w:val="67269E4C"/>
@@ -17660,7 +19510,7 @@
       </w:pPr>
     </w:lvl>
   </w:abstractNum>
-  <w:abstractNum w:abstractNumId="28" w15:restartNumberingAfterBreak="0">
+  <w:abstractNum w:abstractNumId="29" w15:restartNumberingAfterBreak="0">
     <w:nsid w:val="63242BE8"/>
     <w:multiLevelType w:val="hybridMultilevel"/>
     <w:tmpl w:val="D172AFEA"/>
@@ -17746,7 +19596,7 @@
       </w:pPr>
     </w:lvl>
   </w:abstractNum>
-  <w:abstractNum w:abstractNumId="29" w15:restartNumberingAfterBreak="0">
+  <w:abstractNum w:abstractNumId="30" w15:restartNumberingAfterBreak="0">
     <w:nsid w:val="6A463EF2"/>
     <w:multiLevelType w:val="multilevel"/>
     <w:tmpl w:val="06A2F44A"/>
@@ -17895,7 +19745,7 @@
       </w:rPr>
     </w:lvl>
   </w:abstractNum>
-  <w:abstractNum w:abstractNumId="30" w15:restartNumberingAfterBreak="0">
+  <w:abstractNum w:abstractNumId="31" w15:restartNumberingAfterBreak="0">
     <w:nsid w:val="6A534467"/>
     <w:multiLevelType w:val="multilevel"/>
     <w:tmpl w:val="E53269CC"/>
@@ -18008,7 +19858,7 @@
       </w:pPr>
     </w:lvl>
   </w:abstractNum>
-  <w:abstractNum w:abstractNumId="31" w15:restartNumberingAfterBreak="0">
+  <w:abstractNum w:abstractNumId="32" w15:restartNumberingAfterBreak="0">
     <w:nsid w:val="6AF62AFE"/>
     <w:multiLevelType w:val="hybridMultilevel"/>
     <w:tmpl w:val="A65C8718"/>
@@ -18094,7 +19944,7 @@
       </w:pPr>
     </w:lvl>
   </w:abstractNum>
-  <w:abstractNum w:abstractNumId="32" w15:restartNumberingAfterBreak="0">
+  <w:abstractNum w:abstractNumId="33" w15:restartNumberingAfterBreak="0">
     <w:nsid w:val="6B5F5E7B"/>
     <w:multiLevelType w:val="multilevel"/>
     <w:tmpl w:val="CE089984"/>
@@ -18207,7 +20057,7 @@
       </w:pPr>
     </w:lvl>
   </w:abstractNum>
-  <w:abstractNum w:abstractNumId="33" w15:restartNumberingAfterBreak="0">
+  <w:abstractNum w:abstractNumId="34" w15:restartNumberingAfterBreak="0">
     <w:nsid w:val="6C402C58"/>
     <w:multiLevelType w:val="hybridMultilevel"/>
     <w:tmpl w:val="3C0611EA"/>
@@ -18352,7 +20202,7 @@
       </w:rPr>
     </w:lvl>
   </w:abstractNum>
-  <w:abstractNum w:abstractNumId="34" w15:restartNumberingAfterBreak="0">
+  <w:abstractNum w:abstractNumId="35" w15:restartNumberingAfterBreak="0">
     <w:nsid w:val="6CD32DA8"/>
     <w:multiLevelType w:val="singleLevel"/>
     <w:tmpl w:val="166470C2"/>
@@ -18378,7 +20228,7 @@
       </w:rPr>
     </w:lvl>
   </w:abstractNum>
-  <w:abstractNum w:abstractNumId="35" w15:restartNumberingAfterBreak="0">
+  <w:abstractNum w:abstractNumId="36" w15:restartNumberingAfterBreak="0">
     <w:nsid w:val="6CFE20B6"/>
     <w:multiLevelType w:val="multilevel"/>
     <w:tmpl w:val="50D0D198"/>
@@ -18527,7 +20377,7 @@
       </w:rPr>
     </w:lvl>
   </w:abstractNum>
-  <w:abstractNum w:abstractNumId="36" w15:restartNumberingAfterBreak="0">
+  <w:abstractNum w:abstractNumId="37" w15:restartNumberingAfterBreak="0">
     <w:nsid w:val="707578C1"/>
     <w:multiLevelType w:val="hybridMultilevel"/>
     <w:tmpl w:val="032AC27C"/>
@@ -18616,7 +20466,7 @@
       </w:pPr>
     </w:lvl>
   </w:abstractNum>
-  <w:abstractNum w:abstractNumId="37" w15:restartNumberingAfterBreak="0">
+  <w:abstractNum w:abstractNumId="38" w15:restartNumberingAfterBreak="0">
     <w:nsid w:val="70A40EF6"/>
     <w:multiLevelType w:val="hybridMultilevel"/>
     <w:tmpl w:val="438A5BA0"/>
@@ -18702,7 +20552,7 @@
       </w:pPr>
     </w:lvl>
   </w:abstractNum>
-  <w:abstractNum w:abstractNumId="38" w15:restartNumberingAfterBreak="0">
+  <w:abstractNum w:abstractNumId="39" w15:restartNumberingAfterBreak="0">
     <w:nsid w:val="748447D8"/>
     <w:multiLevelType w:val="multilevel"/>
     <w:tmpl w:val="C8AA9BCA"/>
@@ -18851,7 +20701,7 @@
       </w:rPr>
     </w:lvl>
   </w:abstractNum>
-  <w:abstractNum w:abstractNumId="39" w15:restartNumberingAfterBreak="0">
+  <w:abstractNum w:abstractNumId="40" w15:restartNumberingAfterBreak="0">
     <w:nsid w:val="7514421B"/>
     <w:multiLevelType w:val="multilevel"/>
     <w:tmpl w:val="A41AEA56"/>
@@ -19000,7 +20850,120 @@
       </w:rPr>
     </w:lvl>
   </w:abstractNum>
-  <w:abstractNum w:abstractNumId="40" w15:restartNumberingAfterBreak="0">
+  <w:abstractNum w:abstractNumId="41" w15:restartNumberingAfterBreak="0">
+    <w:nsid w:val="79981922"/>
+    <w:multiLevelType w:val="hybridMultilevel"/>
+    <w:tmpl w:val="A148EF34"/>
+    <w:lvl w:ilvl="0" w:tplc="04090001">
+      <w:start w:val="1"/>
+      <w:numFmt w:val="bullet"/>
+      <w:lvlText w:val=""/>
+      <w:lvlJc w:val="left"/>
+      <w:pPr>
+        <w:ind w:left="720" w:hanging="360"/>
+      </w:pPr>
+      <w:rPr>
+        <w:rFonts w:ascii="Symbol" w:hAnsi="Symbol" w:hint="default"/>
+      </w:rPr>
+    </w:lvl>
+    <w:lvl w:ilvl="1" w:tplc="04090003" w:tentative="1">
+      <w:start w:val="1"/>
+      <w:numFmt w:val="bullet"/>
+      <w:lvlText w:val="o"/>
+      <w:lvlJc w:val="left"/>
+      <w:pPr>
+        <w:ind w:left="1440" w:hanging="360"/>
+      </w:pPr>
+      <w:rPr>
+        <w:rFonts w:ascii="Courier New" w:hAnsi="Courier New" w:cs="Courier New" w:hint="default"/>
+      </w:rPr>
+    </w:lvl>
+    <w:lvl w:ilvl="2" w:tplc="04090005" w:tentative="1">
+      <w:start w:val="1"/>
+      <w:numFmt w:val="bullet"/>
+      <w:lvlText w:val=""/>
+      <w:lvlJc w:val="left"/>
+      <w:pPr>
+        <w:ind w:left="2160" w:hanging="360"/>
+      </w:pPr>
+      <w:rPr>
+        <w:rFonts w:ascii="Wingdings" w:hAnsi="Wingdings" w:hint="default"/>
+      </w:rPr>
+    </w:lvl>
+    <w:lvl w:ilvl="3" w:tplc="04090001" w:tentative="1">
+      <w:start w:val="1"/>
+      <w:numFmt w:val="bullet"/>
+      <w:lvlText w:val=""/>
+      <w:lvlJc w:val="left"/>
+      <w:pPr>
+        <w:ind w:left="2880" w:hanging="360"/>
+      </w:pPr>
+      <w:rPr>
+        <w:rFonts w:ascii="Symbol" w:hAnsi="Symbol" w:hint="default"/>
+      </w:rPr>
+    </w:lvl>
+    <w:lvl w:ilvl="4" w:tplc="04090003" w:tentative="1">
+      <w:start w:val="1"/>
+      <w:numFmt w:val="bullet"/>
+      <w:lvlText w:val="o"/>
+      <w:lvlJc w:val="left"/>
+      <w:pPr>
+        <w:ind w:left="3600" w:hanging="360"/>
+      </w:pPr>
+      <w:rPr>
+        <w:rFonts w:ascii="Courier New" w:hAnsi="Courier New" w:cs="Courier New" w:hint="default"/>
+      </w:rPr>
+    </w:lvl>
+    <w:lvl w:ilvl="5" w:tplc="04090005" w:tentative="1">
+      <w:start w:val="1"/>
+      <w:numFmt w:val="bullet"/>
+      <w:lvlText w:val=""/>
+      <w:lvlJc w:val="left"/>
+      <w:pPr>
+        <w:ind w:left="4320" w:hanging="360"/>
+      </w:pPr>
+      <w:rPr>
+        <w:rFonts w:ascii="Wingdings" w:hAnsi="Wingdings" w:hint="default"/>
+      </w:rPr>
+    </w:lvl>
+    <w:lvl w:ilvl="6" w:tplc="04090001" w:tentative="1">
+      <w:start w:val="1"/>
+      <w:numFmt w:val="bullet"/>
+      <w:lvlText w:val=""/>
+      <w:lvlJc w:val="left"/>
+      <w:pPr>
+        <w:ind w:left="5040" w:hanging="360"/>
+      </w:pPr>
+      <w:rPr>
+        <w:rFonts w:ascii="Symbol" w:hAnsi="Symbol" w:hint="default"/>
+      </w:rPr>
+    </w:lvl>
+    <w:lvl w:ilvl="7" w:tplc="04090003" w:tentative="1">
+      <w:start w:val="1"/>
+      <w:numFmt w:val="bullet"/>
+      <w:lvlText w:val="o"/>
+      <w:lvlJc w:val="left"/>
+      <w:pPr>
+        <w:ind w:left="5760" w:hanging="360"/>
+      </w:pPr>
+      <w:rPr>
+        <w:rFonts w:ascii="Courier New" w:hAnsi="Courier New" w:cs="Courier New" w:hint="default"/>
+      </w:rPr>
+    </w:lvl>
+    <w:lvl w:ilvl="8" w:tplc="04090005" w:tentative="1">
+      <w:start w:val="1"/>
+      <w:numFmt w:val="bullet"/>
+      <w:lvlText w:val=""/>
+      <w:lvlJc w:val="left"/>
+      <w:pPr>
+        <w:ind w:left="6480" w:hanging="360"/>
+      </w:pPr>
+      <w:rPr>
+        <w:rFonts w:ascii="Wingdings" w:hAnsi="Wingdings" w:hint="default"/>
+      </w:rPr>
+    </w:lvl>
+  </w:abstractNum>
+  <w:abstractNum w:abstractNumId="42" w15:restartNumberingAfterBreak="0">
     <w:nsid w:val="7BA3704B"/>
     <w:multiLevelType w:val="hybridMultilevel"/>
     <w:tmpl w:val="A8847706"/>
@@ -19089,7 +21052,7 @@
       </w:pPr>
     </w:lvl>
   </w:abstractNum>
-  <w:abstractNum w:abstractNumId="41" w15:restartNumberingAfterBreak="0">
+  <w:abstractNum w:abstractNumId="43" w15:restartNumberingAfterBreak="0">
     <w:nsid w:val="7CD255F0"/>
     <w:multiLevelType w:val="hybridMultilevel"/>
     <w:tmpl w:val="1BBC66D6"/>
@@ -19204,7 +21167,7 @@
     <w:abstractNumId w:val="13"/>
   </w:num>
   <w:num w:numId="2" w16cid:durableId="1449470529">
-    <w:abstractNumId w:val="33"/>
+    <w:abstractNumId w:val="34"/>
   </w:num>
   <w:num w:numId="3" w16cid:durableId="1045133689">
     <w:abstractNumId w:val="12"/>
@@ -19222,10 +21185,10 @@
     <w:abstractNumId w:val="20"/>
   </w:num>
   <w:num w:numId="8" w16cid:durableId="1531725785">
-    <w:abstractNumId w:val="23"/>
+    <w:abstractNumId w:val="24"/>
   </w:num>
   <w:num w:numId="9" w16cid:durableId="35785412">
-    <w:abstractNumId w:val="34"/>
+    <w:abstractNumId w:val="35"/>
   </w:num>
   <w:num w:numId="10" w16cid:durableId="1064526829">
     <w:abstractNumId w:val="15"/>
@@ -19234,13 +21197,13 @@
     <w:abstractNumId w:val="10"/>
   </w:num>
   <w:num w:numId="12" w16cid:durableId="464086574">
-    <w:abstractNumId w:val="41"/>
+    <w:abstractNumId w:val="43"/>
   </w:num>
   <w:num w:numId="13" w16cid:durableId="894005068">
     <w:abstractNumId w:val="16"/>
   </w:num>
   <w:num w:numId="14" w16cid:durableId="383991816">
-    <w:abstractNumId w:val="36"/>
+    <w:abstractNumId w:val="37"/>
   </w:num>
   <w:num w:numId="15" w16cid:durableId="939797551">
     <w:abstractNumId w:val="22"/>
@@ -19249,7 +21212,7 @@
     <w:abstractNumId w:val="8"/>
   </w:num>
   <w:num w:numId="17" w16cid:durableId="563031543">
-    <w:abstractNumId w:val="40"/>
+    <w:abstractNumId w:val="42"/>
   </w:num>
   <w:num w:numId="18" w16cid:durableId="558857126">
     <w:abstractNumId w:val="19"/>
@@ -19264,16 +21227,16 @@
     <w:abstractNumId w:val="11"/>
   </w:num>
   <w:num w:numId="22" w16cid:durableId="504397569">
-    <w:abstractNumId w:val="29"/>
+    <w:abstractNumId w:val="30"/>
   </w:num>
   <w:num w:numId="23" w16cid:durableId="675231771">
-    <w:abstractNumId w:val="35"/>
+    <w:abstractNumId w:val="36"/>
   </w:num>
   <w:num w:numId="24" w16cid:durableId="1742605455">
-    <w:abstractNumId w:val="32"/>
+    <w:abstractNumId w:val="33"/>
   </w:num>
   <w:num w:numId="25" w16cid:durableId="669019588">
-    <w:abstractNumId w:val="27"/>
+    <w:abstractNumId w:val="28"/>
   </w:num>
   <w:num w:numId="26" w16cid:durableId="1102921395">
     <w:abstractNumId w:val="9"/>
@@ -19288,22 +21251,22 @@
     <w:abstractNumId w:val="1"/>
   </w:num>
   <w:num w:numId="30" w16cid:durableId="1400903186">
-    <w:abstractNumId w:val="31"/>
+    <w:abstractNumId w:val="32"/>
   </w:num>
   <w:num w:numId="31" w16cid:durableId="760415426">
     <w:abstractNumId w:val="5"/>
   </w:num>
   <w:num w:numId="32" w16cid:durableId="1700856223">
-    <w:abstractNumId w:val="37"/>
+    <w:abstractNumId w:val="38"/>
   </w:num>
   <w:num w:numId="33" w16cid:durableId="567113283">
-    <w:abstractNumId w:val="38"/>
+    <w:abstractNumId w:val="39"/>
   </w:num>
   <w:num w:numId="34" w16cid:durableId="1407875068">
-    <w:abstractNumId w:val="39"/>
+    <w:abstractNumId w:val="40"/>
   </w:num>
   <w:num w:numId="35" w16cid:durableId="798835725">
-    <w:abstractNumId w:val="25"/>
+    <w:abstractNumId w:val="26"/>
   </w:num>
   <w:num w:numId="36" w16cid:durableId="1302081834">
     <w:abstractNumId w:val="17"/>
@@ -19315,7 +21278,7 @@
     <w:abstractNumId w:val="21"/>
   </w:num>
   <w:num w:numId="39" w16cid:durableId="703402260">
-    <w:abstractNumId w:val="26"/>
+    <w:abstractNumId w:val="27"/>
   </w:num>
   <w:num w:numId="40" w16cid:durableId="1354576443">
     <w:abstractNumId w:val="18"/>
@@ -19327,13 +21290,19 @@
     <w:abstractNumId w:val="7"/>
   </w:num>
   <w:num w:numId="43" w16cid:durableId="78600653">
-    <w:abstractNumId w:val="24"/>
+    <w:abstractNumId w:val="25"/>
   </w:num>
   <w:num w:numId="44" w16cid:durableId="710496300">
-    <w:abstractNumId w:val="30"/>
+    <w:abstractNumId w:val="31"/>
   </w:num>
   <w:num w:numId="45" w16cid:durableId="450713521">
-    <w:abstractNumId w:val="28"/>
+    <w:abstractNumId w:val="29"/>
+  </w:num>
+  <w:num w:numId="46" w16cid:durableId="661935969">
+    <w:abstractNumId w:val="23"/>
+  </w:num>
+  <w:num w:numId="47" w16cid:durableId="411701358">
+    <w:abstractNumId w:val="41"/>
   </w:num>
 </w:numbering>
 </file>
@@ -19870,7 +21839,6 @@
   <w:style w:type="character" w:default="1" w:styleId="DefaultParagraphFont">
     <w:name w:val="Default Paragraph Font"/>
     <w:uiPriority w:val="1"/>
-    <w:semiHidden/>
     <w:unhideWhenUsed/>
   </w:style>
   <w:style w:type="table" w:default="1" w:styleId="TableNormal">

--- a/artifacts/report_nckh.docx
+++ b/artifacts/report_nckh.docx
@@ -3940,7 +3940,54 @@
         </m:sSub>
       </m:oMath>
       <w:r>
-        <w:t xml:space="preserve"> models smooth, monotonic mechanical degradation trajectories. Routing this low-complexity stream through highly parameterized attention layers or selective state space scanning matrices is structurally redundant, frequently inducing severe overfitting behaviors and unnecessary computational inflation. Consequently, a direct linear projection layer is structured to forecast the future trend profile $\hat{Y}_{trend}$ across the target horizon:</w:t>
+        <w:t xml:space="preserve"> models smooth, monotonic mechanical degradation trajectories. Routing this low-complexity stream through highly parameterized attention layers or selective state space scanning matrices is structurally redundant, frequently inducing severe overfitting behaviors and unnecessary computational inflation. Consequently, a direct linear projection layer is structured to forecast the future trend profile </w:t>
+      </w:r>
+      <m:oMath>
+        <m:acc>
+          <m:accPr>
+            <m:ctrlPr>
+              <w:rPr>
+                <w:rFonts w:ascii="Cambria Math" w:hAnsi="Cambria Math"/>
+              </w:rPr>
+            </m:ctrlPr>
+          </m:accPr>
+          <m:e>
+            <m:sSub>
+              <m:sSubPr>
+                <m:ctrlPr>
+                  <w:rPr>
+                    <w:rFonts w:ascii="Cambria Math" w:hAnsi="Cambria Math"/>
+                    <w:i/>
+                  </w:rPr>
+                </m:ctrlPr>
+              </m:sSubPr>
+              <m:e>
+                <m:r>
+                  <w:rPr>
+                    <w:rFonts w:ascii="Cambria Math" w:hAnsi="Cambria Math"/>
+                  </w:rPr>
+                  <m:t>Y</m:t>
+                </m:r>
+                <m:ctrlPr>
+                  <w:rPr>
+                    <w:rFonts w:ascii="Cambria Math" w:hAnsi="Cambria Math"/>
+                  </w:rPr>
+                </m:ctrlPr>
+              </m:e>
+              <m:sub>
+                <m:r>
+                  <w:rPr>
+                    <w:rFonts w:ascii="Cambria Math" w:hAnsi="Cambria Math"/>
+                  </w:rPr>
+                  <m:t>trend</m:t>
+                </m:r>
+              </m:sub>
+            </m:sSub>
+          </m:e>
+        </m:acc>
+      </m:oMath>
+      <w:r>
+        <w:t xml:space="preserve"> across the target horizon:</w:t>
       </w:r>
     </w:p>
     <w:p>
@@ -11059,7 +11106,21 @@
         <w:tab/>
       </w:r>
       <w:r>
-        <w:t xml:space="preserve">The choice of the Huber loss is physically motivated by the nature of raw industrial vibration telemetry. High-frequency industrial data frequently exhibits sudden, catastrophic non-Gaussian outlier spikes caused by external structural impacts or sensor artifacts. Standard MSE loss squares these errors, forcing the gradient descent optimization to over-correct for random anomalies and destabilizing normal healthy representation learning. The Huber loss integrates a linear penalty regime for errors exceeding the threshold parameter $\delta$, ensuring that the </w:t>
+        <w:t xml:space="preserve">The choice of the Huber loss is physically motivated by the nature of raw industrial vibration telemetry. High-frequency industrial data frequently exhibits sudden, catastrophic non-Gaussian outlier spikes caused by external structural impacts or sensor artifacts. Standard MSE loss squares these errors, forcing the gradient descent optimization to over-correct for random anomalies and destabilizing normal healthy representation learning. The Huber loss integrates a linear penalty regime for errors exceeding the threshold parameter </w:t>
+      </w:r>
+      <m:oMath>
+        <m:r>
+          <m:rPr>
+            <m:sty m:val="p"/>
+          </m:rPr>
+          <w:rPr>
+            <w:rFonts w:ascii="Cambria Math" w:hAnsi="Cambria Math"/>
+          </w:rPr>
+          <m:t>δ</m:t>
+        </m:r>
+      </m:oMath>
+      <w:r>
+        <w:t xml:space="preserve">, ensuring that the </w:t>
       </w:r>
       <w:r>
         <w:lastRenderedPageBreak/>
@@ -21839,6 +21900,7 @@
   <w:style w:type="character" w:default="1" w:styleId="DefaultParagraphFont">
     <w:name w:val="Default Paragraph Font"/>
     <w:uiPriority w:val="1"/>
+    <w:semiHidden/>
     <w:unhideWhenUsed/>
   </w:style>
   <w:style w:type="table" w:default="1" w:styleId="TableNormal">
